--- a/docs/02-analisis-funcional/Analisis_Funcional_Acelerador_Consolidacion_BPC_CM_Consulting.docx
+++ b/docs/02-analisis-funcional/Analisis_Funcional_Acelerador_Consolidacion_BPC_CM_Consulting.docx
@@ -520,6 +520,112 @@
                 <w:szCs w:val="21"/>
               </w:rPr>
               <w:t xml:space="preserve">Versión para aprobación: incorpora las respuestas 7 y 8 de CM; sin preguntas críticas abiertas.</w:t>
+            </w:r>
+          </w:p>
+        </w:tc>
+      </w:tr>
+      <w:tr>
+        <w:tc>
+          <w:tcPr>
+            <w:tcW w:w="1200" w:type="dxa"/>
+            <w:tcMar>
+              <w:top w:w="80" w:type="dxa"/>
+              <w:left w:w="120" w:type="dxa"/>
+              <w:bottom w:w="80" w:type="dxa"/>
+              <w:right w:w="120" w:type="dxa"/>
+            </w:tcMar>
+            <w:vAlign w:val="center"/>
+          </w:tcPr>
+          <w:p>
+            <w:pPr>
+              <w:spacing w:after="0"/>
+              <w:jc w:val="both"/>
+            </w:pPr>
+            <w:r>
+              <w:rPr>
+                <w:rFonts w:ascii="Ubuntu" w:hAnsi="Ubuntu" w:cs="Ubuntu"/>
+                <w:sz w:val="21"/>
+                <w:szCs w:val="21"/>
+              </w:rPr>
+              <w:t xml:space="preserve">1.1</w:t>
+            </w:r>
+          </w:p>
+        </w:tc>
+        <w:tc>
+          <w:tcPr>
+            <w:tcW w:w="2200" w:type="dxa"/>
+            <w:tcMar>
+              <w:top w:w="80" w:type="dxa"/>
+              <w:left w:w="120" w:type="dxa"/>
+              <w:bottom w:w="80" w:type="dxa"/>
+              <w:right w:w="120" w:type="dxa"/>
+            </w:tcMar>
+            <w:vAlign w:val="center"/>
+          </w:tcPr>
+          <w:p>
+            <w:pPr>
+              <w:spacing w:after="0"/>
+              <w:jc w:val="both"/>
+            </w:pPr>
+            <w:r>
+              <w:rPr>
+                <w:rFonts w:ascii="Ubuntu" w:hAnsi="Ubuntu" w:cs="Ubuntu"/>
+                <w:sz w:val="21"/>
+                <w:szCs w:val="21"/>
+              </w:rPr>
+              <w:t xml:space="preserve">CM Consulting</w:t>
+            </w:r>
+          </w:p>
+        </w:tc>
+        <w:tc>
+          <w:tcPr>
+            <w:tcW w:w="1500" w:type="dxa"/>
+            <w:tcMar>
+              <w:top w:w="80" w:type="dxa"/>
+              <w:left w:w="120" w:type="dxa"/>
+              <w:bottom w:w="80" w:type="dxa"/>
+              <w:right w:w="120" w:type="dxa"/>
+            </w:tcMar>
+            <w:vAlign w:val="center"/>
+          </w:tcPr>
+          <w:p>
+            <w:pPr>
+              <w:spacing w:after="0"/>
+              <w:jc w:val="both"/>
+            </w:pPr>
+            <w:r>
+              <w:rPr>
+                <w:rFonts w:ascii="Ubuntu" w:hAnsi="Ubuntu" w:cs="Ubuntu"/>
+                <w:sz w:val="21"/>
+                <w:szCs w:val="21"/>
+              </w:rPr>
+              <w:t xml:space="preserve">16-Oct-26</w:t>
+            </w:r>
+          </w:p>
+        </w:tc>
+        <w:tc>
+          <w:tcPr>
+            <w:tcW w:w="3938" w:type="dxa"/>
+            <w:tcMar>
+              <w:top w:w="80" w:type="dxa"/>
+              <w:left w:w="120" w:type="dxa"/>
+              <w:bottom w:w="80" w:type="dxa"/>
+              <w:right w:w="120" w:type="dxa"/>
+            </w:tcMar>
+            <w:vAlign w:val="center"/>
+          </w:tcPr>
+          <w:p>
+            <w:pPr>
+              <w:spacing w:after="0"/>
+              <w:jc w:val="both"/>
+            </w:pPr>
+            <w:r>
+              <w:rPr>
+                <w:rFonts w:ascii="Ubuntu" w:hAnsi="Ubuntu" w:cs="Ubuntu"/>
+                <w:sz w:val="21"/>
+                <w:szCs w:val="21"/>
+              </w:rPr>
+              <w:t xml:space="preserve">Amplía las reglas de consolidación y el control del cierre (RF-31 a RF-39, RN-13 a RN-18, RNF-Comp-05, RNF-Aud-02, reportes C01 a C04) y agrega la variante BW/4HANA con BPC 2021. Sin preguntas críticas abiertas.</w:t>
             </w:r>
           </w:p>
         </w:tc>
@@ -1060,6 +1166,114 @@
                 <w:sz w:val="21"/>
                 <w:szCs w:val="21"/>
               </w:rPr>
+              <w:t xml:space="preserve">Sesión interna CM 16-Oct-26 (ampliación v1.1)</w:t>
+            </w:r>
+          </w:p>
+        </w:tc>
+        <w:tc>
+          <w:tcPr>
+            <w:tcW w:w="5838" w:type="dxa"/>
+            <w:tcMar>
+              <w:top w:w="80" w:type="dxa"/>
+              <w:left w:w="120" w:type="dxa"/>
+              <w:bottom w:w="80" w:type="dxa"/>
+              <w:right w:w="120" w:type="dxa"/>
+            </w:tcMar>
+            <w:vAlign w:val="center"/>
+          </w:tcPr>
+          <w:p>
+            <w:pPr>
+              <w:spacing w:after="0"/>
+              <w:jc w:val="both"/>
+            </w:pPr>
+            <w:r>
+              <w:rPr>
+                <w:rFonts w:ascii="Ubuntu" w:hAnsi="Ubuntu" w:cs="Ubuntu"/>
+                <w:sz w:val="21"/>
+                <w:szCs w:val="21"/>
+              </w:rPr>
+              <w:t xml:space="preserve">Decisión de CM Consulting de ampliar la línea base con las reglas de consolidación y el control del cierre, y de agregar la variante BW/4HANA con BPC 2021, tras revisar el caso de referencia.</w:t>
+            </w:r>
+          </w:p>
+        </w:tc>
+      </w:tr>
+      <w:tr>
+        <w:tc>
+          <w:tcPr>
+            <w:tcW w:w="3000" w:type="dxa"/>
+            <w:tcMar>
+              <w:top w:w="80" w:type="dxa"/>
+              <w:left w:w="120" w:type="dxa"/>
+              <w:bottom w:w="80" w:type="dxa"/>
+              <w:right w:w="120" w:type="dxa"/>
+            </w:tcMar>
+            <w:vAlign w:val="center"/>
+          </w:tcPr>
+          <w:p>
+            <w:pPr>
+              <w:spacing w:after="0"/>
+              <w:jc w:val="both"/>
+            </w:pPr>
+            <w:r>
+              <w:rPr>
+                <w:rFonts w:ascii="Ubuntu" w:hAnsi="Ubuntu" w:cs="Ubuntu"/>
+                <w:sz w:val="21"/>
+                <w:szCs w:val="21"/>
+              </w:rPr>
+              <w:t xml:space="preserve">Caso de referencia BW 7.5/BPC 10.1</w:t>
+            </w:r>
+          </w:p>
+        </w:tc>
+        <w:tc>
+          <w:tcPr>
+            <w:tcW w:w="5838" w:type="dxa"/>
+            <w:tcMar>
+              <w:top w:w="80" w:type="dxa"/>
+              <w:left w:w="120" w:type="dxa"/>
+              <w:bottom w:w="80" w:type="dxa"/>
+              <w:right w:w="120" w:type="dxa"/>
+            </w:tcMar>
+            <w:vAlign w:val="center"/>
+          </w:tcPr>
+          <w:p>
+            <w:pPr>
+              <w:spacing w:after="0"/>
+              <w:jc w:val="both"/>
+            </w:pPr>
+            <w:r>
+              <w:rPr>
+                <w:rFonts w:ascii="Ubuntu" w:hAnsi="Ubuntu" w:cs="Ubuntu"/>
+                <w:sz w:val="21"/>
+                <w:szCs w:val="21"/>
+              </w:rPr>
+              <w:t xml:space="preserve">Diagnóstico técnico y propuesta de mejora de un grupo empresarial multinacional que consolida en BW 7.5 y BPC 10.1, revisados por CM Consulting el 16-Oct-26. Son documentos confidenciales de terceros: no se incluyen y solo se cita el hallazgo entre paréntesis.</w:t>
+            </w:r>
+          </w:p>
+        </w:tc>
+      </w:tr>
+      <w:tr>
+        <w:tc>
+          <w:tcPr>
+            <w:tcW w:w="3000" w:type="dxa"/>
+            <w:tcMar>
+              <w:top w:w="80" w:type="dxa"/>
+              <w:left w:w="120" w:type="dxa"/>
+              <w:bottom w:w="80" w:type="dxa"/>
+              <w:right w:w="120" w:type="dxa"/>
+            </w:tcMar>
+            <w:vAlign w:val="center"/>
+          </w:tcPr>
+          <w:p>
+            <w:pPr>
+              <w:spacing w:after="0"/>
+              <w:jc w:val="both"/>
+            </w:pPr>
+            <w:r>
+              <w:rPr>
+                <w:rFonts w:ascii="Ubuntu" w:hAnsi="Ubuntu" w:cs="Ubuntu"/>
+                <w:sz w:val="21"/>
+                <w:szCs w:val="21"/>
+              </w:rPr>
               <w:t xml:space="preserve">Borrador de solución v3</w:t>
             </w:r>
           </w:p>
@@ -1359,7 +1573,7 @@
           <w:sz w:val="22"/>
           <w:szCs w:val="22"/>
         </w:rPr>
-        <w:t xml:space="preserve">30 reportes iniciales en Excel con EPM add-in: 20 de consolidación (tabla 5.6.1) y 10 de presupuesto, activos fijos y deterioros (tabla 5.8.1).</w:t>
+        <w:t xml:space="preserve">Reglas de consolidación: participaciones y métodos por periodo, eliminación de inversión, interés minoritario, diferencia en conversión, conciliación intercompañía y asientos de ajuste.</w:t>
       </w:r>
     </w:p>
     <w:p>
@@ -1384,7 +1598,57 @@
           <w:sz w:val="22"/>
           <w:szCs w:val="22"/>
         </w:rPr>
-        <w:t xml:space="preserve">Soporte de dos arquitecturas: A (BW 7.5 con BPC modelo estándar) y B (ERP, BW y BPC integrados, con BPC modelo embebido; varias versiones por arquitectura, RNF-Comp-04).</w:t>
+        <w:t xml:space="preserve">Control del cierre: validación de cuadre antes de importar, bloqueo por sociedad y flujo de cierre con su estado.</w:t>
+      </w:r>
+    </w:p>
+    <w:p>
+      <w:pPr>
+        <w:pStyle w:val="ListParagraph"/>
+        <w:numPr>
+          <w:ilvl w:val="0"/>
+          <w:numId w:val="1"/>
+        </w:numPr>
+        <w:spacing w:before="0" w:after="80" w:line="288" w:lineRule="auto"/>
+        <w:ind w:left="720" w:hanging="360"/>
+        <w:contextualSpacing/>
+        <w:jc w:val="both"/>
+        <w:rPr>
+          <w:color w:val="000000"/>
+          <w:sz w:val="22"/>
+        </w:rPr>
+      </w:pPr>
+      <w:r>
+        <w:rPr>
+          <w:rFonts w:ascii="Ubuntu" w:hAnsi="Ubuntu" w:cs="Ubuntu"/>
+          <w:sz w:val="22"/>
+          <w:szCs w:val="22"/>
+        </w:rPr>
+        <w:t xml:space="preserve">34 reportes y plantillas iniciales en Excel con EPM add-in: 20 de consolidación (tabla 5.6.1), 10 de presupuesto, activos fijos y deterioros (tabla 5.8.1) y 4 de control de consolidación (tabla 5.9.1).</w:t>
+      </w:r>
+    </w:p>
+    <w:p>
+      <w:pPr>
+        <w:pStyle w:val="ListParagraph"/>
+        <w:numPr>
+          <w:ilvl w:val="0"/>
+          <w:numId w:val="1"/>
+        </w:numPr>
+        <w:spacing w:before="0" w:after="80" w:line="288" w:lineRule="auto"/>
+        <w:ind w:left="720" w:hanging="360"/>
+        <w:contextualSpacing/>
+        <w:jc w:val="both"/>
+        <w:rPr>
+          <w:color w:val="000000"/>
+          <w:sz w:val="22"/>
+        </w:rPr>
+      </w:pPr>
+      <w:r>
+        <w:rPr>
+          <w:rFonts w:ascii="Ubuntu" w:hAnsi="Ubuntu" w:cs="Ubuntu"/>
+          <w:sz w:val="22"/>
+          <w:szCs w:val="22"/>
+        </w:rPr>
+        <w:t xml:space="preserve">Soporte de dos arquitecturas: A (BW 7.5 o BW/4HANA con BPC modelo estándar) y B (ERP, BW y BPC integrados, con BPC modelo embebido; varias versiones por arquitectura, RNF-Comp-04).</w:t>
       </w:r>
     </w:p>
     <w:p>
@@ -1428,6 +1692,31 @@
           <w:szCs w:val="22"/>
         </w:rPr>
         <w:t xml:space="preserve">Reportes en Analysis for Office.</w:t>
+      </w:r>
+    </w:p>
+    <w:p>
+      <w:pPr>
+        <w:pStyle w:val="ListParagraph"/>
+        <w:numPr>
+          <w:ilvl w:val="0"/>
+          <w:numId w:val="1"/>
+        </w:numPr>
+        <w:spacing w:before="0" w:after="80" w:line="288" w:lineRule="auto"/>
+        <w:ind w:left="720" w:hanging="360"/>
+        <w:contextualSpacing/>
+        <w:jc w:val="both"/>
+        <w:rPr>
+          <w:color w:val="000000"/>
+          <w:sz w:val="22"/>
+        </w:rPr>
+      </w:pPr>
+      <w:r>
+        <w:rPr>
+          <w:rFonts w:ascii="Ubuntu" w:hAnsi="Ubuntu" w:cs="Ubuntu"/>
+          <w:sz w:val="22"/>
+          <w:szCs w:val="22"/>
+        </w:rPr>
+        <w:t xml:space="preserve">Mejorar, migrar u optimizar un modelo BW/BPC existente del cliente (cadenas, código ABAP, migración de base de datos a HANA): el acelerador parte de lo existente (RN-03) pero no lo corrige.</w:t>
       </w:r>
     </w:p>
     <w:p>
@@ -3367,7 +3656,7 @@
                 <w:sz w:val="21"/>
                 <w:szCs w:val="21"/>
               </w:rPr>
-              <w:t xml:space="preserve">El sistema identifica si el cliente opera la arquitectura A (ERP, BW 7.5 y BPC modelo estándar en sistemas separados) o la B (ERP, BW y BPC integrados en el mismo sistema, p. ej. S/4HANA con BW embebido y BPC embebido), y usa la variante de generación de esa arquitectura en los pasos siguientes.</w:t>
+              <w:t xml:space="preserve">El sistema identifica si el cliente opera la arquitectura A (ERP, BW 7.5 o BW/4HANA y BPC modelo estándar en sistemas separados) o la B (ERP, BW y BPC integrados en el mismo sistema, p. ej. S/4HANA con BW embebido y BPC embebido), y usa la variante de generación de esa arquitectura en los pasos siguientes.</w:t>
             </w:r>
           </w:p>
         </w:tc>
@@ -6665,7 +6954,7 @@
                 <w:sz w:val="21"/>
                 <w:szCs w:val="21"/>
               </w:rPr>
-              <w:t xml:space="preserve">El sistema ejecuta la consolidación del grupo eliminando las transacciones entre sociedades del grupo, y deja el resultado consultable en el modelo BPC.</w:t>
+              <w:t xml:space="preserve">El sistema ejecuta la consolidación del grupo eliminando las transacciones entre sociedades del grupo, aplica según el método de cada sociedad las reglas de RF-32 y RF-33, y deja el resultado consultable en el modelo BPC.</w:t>
             </w:r>
           </w:p>
         </w:tc>
@@ -6691,7 +6980,7 @@
                 <w:sz w:val="21"/>
                 <w:szCs w:val="21"/>
               </w:rPr>
-              <w:t xml:space="preserve">RN-06, RN-07</w:t>
+              <w:t xml:space="preserve">RN-06, RN-07, RN-13</w:t>
             </w:r>
           </w:p>
         </w:tc>
@@ -13289,6 +13578,2403 @@
     </w:p>
     <w:p>
       <w:pPr>
+        <w:pStyle w:val="Heading2"/>
+        <w:spacing w:before="240" w:after="120"/>
+        <w:jc w:val="left"/>
+      </w:pPr>
+      <w:r>
+        <w:rPr>
+          <w:rFonts w:ascii="Ubuntu" w:hAnsi="Ubuntu" w:cs="Ubuntu"/>
+          <w:b/>
+          <w:bCs/>
+          <w:color w:val="365F91"/>
+          <w:sz w:val="28"/>
+          <w:szCs w:val="28"/>
+        </w:rPr>
+        <w:t xml:space="preserve">5.9 Reglas de consolidación y control del cierre</w:t>
+      </w:r>
+    </w:p>
+    <w:tbl>
+      <w:tblPr>
+        <w:tblW w:w="8838" w:type="dxa"/>
+        <w:jc w:val="center"/>
+        <w:tblBorders>
+          <w:top w:val="single" w:sz="4" w:space="0" w:color="BFBFBF"/>
+          <w:left w:val="single" w:sz="4" w:space="0" w:color="BFBFBF"/>
+          <w:bottom w:val="single" w:sz="4" w:space="0" w:color="BFBFBF"/>
+          <w:right w:val="single" w:sz="4" w:space="0" w:color="BFBFBF"/>
+          <w:insideH w:val="single" w:sz="4" w:space="0" w:color="BFBFBF"/>
+          <w:insideV w:val="single" w:sz="4" w:space="0" w:color="BFBFBF"/>
+        </w:tblBorders>
+        <w:tblLayout w:type="fixed"/>
+        <w:tblLook w:val="04A0"/>
+      </w:tblPr>
+      <w:tblGrid>
+        <w:gridCol w:w="900"/>
+        <w:gridCol w:w="1500"/>
+        <w:gridCol w:w="3238"/>
+        <w:gridCol w:w="900"/>
+        <w:gridCol w:w="900"/>
+        <w:gridCol w:w="1400"/>
+      </w:tblGrid>
+      <w:tr>
+        <w:trPr>
+          <w:tblHeader/>
+        </w:trPr>
+        <w:tc>
+          <w:tcPr>
+            <w:tcW w:w="900" w:type="dxa"/>
+            <w:shd w:val="clear" w:color="auto" w:fill="144E8C"/>
+            <w:tcMar>
+              <w:top w:w="80" w:type="dxa"/>
+              <w:left w:w="120" w:type="dxa"/>
+              <w:bottom w:w="80" w:type="dxa"/>
+              <w:right w:w="120" w:type="dxa"/>
+            </w:tcMar>
+            <w:vAlign w:val="center"/>
+          </w:tcPr>
+          <w:p>
+            <w:pPr>
+              <w:spacing w:after="0"/>
+              <w:jc w:val="center"/>
+            </w:pPr>
+            <w:r>
+              <w:rPr>
+                <w:rFonts w:ascii="Ubuntu" w:hAnsi="Ubuntu" w:cs="Ubuntu"/>
+                <w:b/>
+                <w:bCs/>
+                <w:color w:val="FFFFFF"/>
+                <w:sz w:val="21"/>
+                <w:szCs w:val="21"/>
+              </w:rPr>
+              <w:t xml:space="preserve">Código</w:t>
+            </w:r>
+          </w:p>
+        </w:tc>
+        <w:tc>
+          <w:tcPr>
+            <w:tcW w:w="1500" w:type="dxa"/>
+            <w:shd w:val="clear" w:color="auto" w:fill="144E8C"/>
+            <w:tcMar>
+              <w:top w:w="80" w:type="dxa"/>
+              <w:left w:w="120" w:type="dxa"/>
+              <w:bottom w:w="80" w:type="dxa"/>
+              <w:right w:w="120" w:type="dxa"/>
+            </w:tcMar>
+            <w:vAlign w:val="center"/>
+          </w:tcPr>
+          <w:p>
+            <w:pPr>
+              <w:spacing w:after="0"/>
+              <w:jc w:val="center"/>
+            </w:pPr>
+            <w:r>
+              <w:rPr>
+                <w:rFonts w:ascii="Ubuntu" w:hAnsi="Ubuntu" w:cs="Ubuntu"/>
+                <w:b/>
+                <w:bCs/>
+                <w:color w:val="FFFFFF"/>
+                <w:sz w:val="21"/>
+                <w:szCs w:val="21"/>
+              </w:rPr>
+              <w:t xml:space="preserve">Nombre</w:t>
+            </w:r>
+          </w:p>
+        </w:tc>
+        <w:tc>
+          <w:tcPr>
+            <w:tcW w:w="3238" w:type="dxa"/>
+            <w:shd w:val="clear" w:color="auto" w:fill="144E8C"/>
+            <w:tcMar>
+              <w:top w:w="80" w:type="dxa"/>
+              <w:left w:w="120" w:type="dxa"/>
+              <w:bottom w:w="80" w:type="dxa"/>
+              <w:right w:w="120" w:type="dxa"/>
+            </w:tcMar>
+            <w:vAlign w:val="center"/>
+          </w:tcPr>
+          <w:p>
+            <w:pPr>
+              <w:spacing w:after="0"/>
+              <w:jc w:val="center"/>
+            </w:pPr>
+            <w:r>
+              <w:rPr>
+                <w:rFonts w:ascii="Ubuntu" w:hAnsi="Ubuntu" w:cs="Ubuntu"/>
+                <w:b/>
+                <w:bCs/>
+                <w:color w:val="FFFFFF"/>
+                <w:sz w:val="21"/>
+                <w:szCs w:val="21"/>
+              </w:rPr>
+              <w:t xml:space="preserve">Descripción</w:t>
+            </w:r>
+          </w:p>
+        </w:tc>
+        <w:tc>
+          <w:tcPr>
+            <w:tcW w:w="900" w:type="dxa"/>
+            <w:shd w:val="clear" w:color="auto" w:fill="144E8C"/>
+            <w:tcMar>
+              <w:top w:w="80" w:type="dxa"/>
+              <w:left w:w="120" w:type="dxa"/>
+              <w:bottom w:w="80" w:type="dxa"/>
+              <w:right w:w="120" w:type="dxa"/>
+            </w:tcMar>
+            <w:vAlign w:val="center"/>
+          </w:tcPr>
+          <w:p>
+            <w:pPr>
+              <w:spacing w:after="0"/>
+              <w:jc w:val="center"/>
+            </w:pPr>
+            <w:r>
+              <w:rPr>
+                <w:rFonts w:ascii="Ubuntu" w:hAnsi="Ubuntu" w:cs="Ubuntu"/>
+                <w:b/>
+                <w:bCs/>
+                <w:color w:val="FFFFFF"/>
+                <w:sz w:val="21"/>
+                <w:szCs w:val="21"/>
+              </w:rPr>
+              <w:t xml:space="preserve">Reglas</w:t>
+            </w:r>
+          </w:p>
+        </w:tc>
+        <w:tc>
+          <w:tcPr>
+            <w:tcW w:w="900" w:type="dxa"/>
+            <w:shd w:val="clear" w:color="auto" w:fill="144E8C"/>
+            <w:tcMar>
+              <w:top w:w="80" w:type="dxa"/>
+              <w:left w:w="120" w:type="dxa"/>
+              <w:bottom w:w="80" w:type="dxa"/>
+              <w:right w:w="120" w:type="dxa"/>
+            </w:tcMar>
+            <w:vAlign w:val="center"/>
+          </w:tcPr>
+          <w:p>
+            <w:pPr>
+              <w:spacing w:after="0"/>
+              <w:jc w:val="center"/>
+            </w:pPr>
+            <w:r>
+              <w:rPr>
+                <w:rFonts w:ascii="Ubuntu" w:hAnsi="Ubuntu" w:cs="Ubuntu"/>
+                <w:b/>
+                <w:bCs/>
+                <w:color w:val="FFFFFF"/>
+                <w:sz w:val="21"/>
+                <w:szCs w:val="21"/>
+              </w:rPr>
+              <w:t xml:space="preserve">Prioridad</w:t>
+            </w:r>
+          </w:p>
+        </w:tc>
+        <w:tc>
+          <w:tcPr>
+            <w:tcW w:w="1400" w:type="dxa"/>
+            <w:shd w:val="clear" w:color="auto" w:fill="144E8C"/>
+            <w:tcMar>
+              <w:top w:w="80" w:type="dxa"/>
+              <w:left w:w="120" w:type="dxa"/>
+              <w:bottom w:w="80" w:type="dxa"/>
+              <w:right w:w="120" w:type="dxa"/>
+            </w:tcMar>
+            <w:vAlign w:val="center"/>
+          </w:tcPr>
+          <w:p>
+            <w:pPr>
+              <w:spacing w:after="0"/>
+              <w:jc w:val="center"/>
+            </w:pPr>
+            <w:r>
+              <w:rPr>
+                <w:rFonts w:ascii="Ubuntu" w:hAnsi="Ubuntu" w:cs="Ubuntu"/>
+                <w:b/>
+                <w:bCs/>
+                <w:color w:val="FFFFFF"/>
+                <w:sz w:val="21"/>
+                <w:szCs w:val="21"/>
+              </w:rPr>
+              <w:t xml:space="preserve">Origen</w:t>
+            </w:r>
+          </w:p>
+        </w:tc>
+      </w:tr>
+      <w:tr>
+        <w:tc>
+          <w:tcPr>
+            <w:tcW w:w="900" w:type="dxa"/>
+            <w:tcMar>
+              <w:top w:w="80" w:type="dxa"/>
+              <w:left w:w="120" w:type="dxa"/>
+              <w:bottom w:w="80" w:type="dxa"/>
+              <w:right w:w="120" w:type="dxa"/>
+            </w:tcMar>
+            <w:vAlign w:val="center"/>
+          </w:tcPr>
+          <w:p>
+            <w:pPr>
+              <w:spacing w:after="0"/>
+              <w:jc w:val="both"/>
+            </w:pPr>
+            <w:r>
+              <w:rPr>
+                <w:rFonts w:ascii="Ubuntu" w:hAnsi="Ubuntu" w:cs="Ubuntu"/>
+                <w:sz w:val="21"/>
+                <w:szCs w:val="21"/>
+              </w:rPr>
+              <w:t xml:space="preserve">RF-31</w:t>
+            </w:r>
+          </w:p>
+        </w:tc>
+        <w:tc>
+          <w:tcPr>
+            <w:tcW w:w="1500" w:type="dxa"/>
+            <w:tcMar>
+              <w:top w:w="80" w:type="dxa"/>
+              <w:left w:w="120" w:type="dxa"/>
+              <w:bottom w:w="80" w:type="dxa"/>
+              <w:right w:w="120" w:type="dxa"/>
+            </w:tcMar>
+            <w:vAlign w:val="center"/>
+          </w:tcPr>
+          <w:p>
+            <w:pPr>
+              <w:spacing w:after="0"/>
+              <w:jc w:val="both"/>
+            </w:pPr>
+            <w:r>
+              <w:rPr>
+                <w:rFonts w:ascii="Ubuntu" w:hAnsi="Ubuntu" w:cs="Ubuntu"/>
+                <w:sz w:val="21"/>
+                <w:szCs w:val="21"/>
+              </w:rPr>
+              <w:t xml:space="preserve">Generar el modelo de propiedad</w:t>
+            </w:r>
+          </w:p>
+        </w:tc>
+        <w:tc>
+          <w:tcPr>
+            <w:tcW w:w="3238" w:type="dxa"/>
+            <w:tcMar>
+              <w:top w:w="80" w:type="dxa"/>
+              <w:left w:w="120" w:type="dxa"/>
+              <w:bottom w:w="80" w:type="dxa"/>
+              <w:right w:w="120" w:type="dxa"/>
+            </w:tcMar>
+            <w:vAlign w:val="center"/>
+          </w:tcPr>
+          <w:p>
+            <w:pPr>
+              <w:spacing w:after="0"/>
+              <w:jc w:val="both"/>
+            </w:pPr>
+            <w:r>
+              <w:rPr>
+                <w:rFonts w:ascii="Ubuntu" w:hAnsi="Ubuntu" w:cs="Ubuntu"/>
+                <w:sz w:val="21"/>
+                <w:szCs w:val="21"/>
+              </w:rPr>
+              <w:t xml:space="preserve">El sistema genera en BPC el modelo de propiedad y la plantilla C02, en la que el Usuario financiero registra por periodo, para cada sociedad y grupo, el porcentaje de control, el de consolidación, el de propiedad y el método de consolidación. El Consultor implementador registra la estructura inicial en el configurador.</w:t>
+            </w:r>
+          </w:p>
+        </w:tc>
+        <w:tc>
+          <w:tcPr>
+            <w:tcW w:w="900" w:type="dxa"/>
+            <w:tcMar>
+              <w:top w:w="80" w:type="dxa"/>
+              <w:left w:w="120" w:type="dxa"/>
+              <w:bottom w:w="80" w:type="dxa"/>
+              <w:right w:w="120" w:type="dxa"/>
+            </w:tcMar>
+            <w:vAlign w:val="center"/>
+          </w:tcPr>
+          <w:p>
+            <w:pPr>
+              <w:spacing w:after="0"/>
+              <w:jc w:val="both"/>
+            </w:pPr>
+            <w:r>
+              <w:rPr>
+                <w:rFonts w:ascii="Ubuntu" w:hAnsi="Ubuntu" w:cs="Ubuntu"/>
+                <w:sz w:val="21"/>
+                <w:szCs w:val="21"/>
+              </w:rPr>
+              <w:t xml:space="preserve">RN-13, RN-14</w:t>
+            </w:r>
+          </w:p>
+        </w:tc>
+        <w:tc>
+          <w:tcPr>
+            <w:tcW w:w="900" w:type="dxa"/>
+            <w:tcMar>
+              <w:top w:w="80" w:type="dxa"/>
+              <w:left w:w="120" w:type="dxa"/>
+              <w:bottom w:w="80" w:type="dxa"/>
+              <w:right w:w="120" w:type="dxa"/>
+            </w:tcMar>
+            <w:vAlign w:val="center"/>
+          </w:tcPr>
+          <w:p>
+            <w:pPr>
+              <w:spacing w:after="0"/>
+              <w:jc w:val="both"/>
+            </w:pPr>
+            <w:r>
+              <w:rPr>
+                <w:rFonts w:ascii="Ubuntu" w:hAnsi="Ubuntu" w:cs="Ubuntu"/>
+                <w:sz w:val="21"/>
+                <w:szCs w:val="21"/>
+              </w:rPr>
+              <w:t xml:space="preserve">Alta</w:t>
+            </w:r>
+          </w:p>
+        </w:tc>
+        <w:tc>
+          <w:tcPr>
+            <w:tcW w:w="1400" w:type="dxa"/>
+            <w:tcMar>
+              <w:top w:w="80" w:type="dxa"/>
+              <w:left w:w="120" w:type="dxa"/>
+              <w:bottom w:w="80" w:type="dxa"/>
+              <w:right w:w="120" w:type="dxa"/>
+            </w:tcMar>
+            <w:vAlign w:val="center"/>
+          </w:tcPr>
+          <w:p>
+            <w:pPr>
+              <w:spacing w:after="0"/>
+              <w:jc w:val="both"/>
+            </w:pPr>
+            <w:r>
+              <w:rPr>
+                <w:rFonts w:ascii="Ubuntu" w:hAnsi="Ubuntu" w:cs="Ubuntu"/>
+                <w:sz w:val="21"/>
+                <w:szCs w:val="21"/>
+              </w:rPr>
+              <w:t xml:space="preserve">Sesión interna CM 16-Oct-26 (ampliación v1.1); Caso de referencia BW 7.5/BPC 10.1 (participaciones y métodos)</w:t>
+            </w:r>
+          </w:p>
+        </w:tc>
+      </w:tr>
+      <w:tr>
+        <w:tc>
+          <w:tcPr>
+            <w:tcW w:w="900" w:type="dxa"/>
+            <w:tcMar>
+              <w:top w:w="80" w:type="dxa"/>
+              <w:left w:w="120" w:type="dxa"/>
+              <w:bottom w:w="80" w:type="dxa"/>
+              <w:right w:w="120" w:type="dxa"/>
+            </w:tcMar>
+            <w:vAlign w:val="center"/>
+          </w:tcPr>
+          <w:p>
+            <w:pPr>
+              <w:spacing w:after="0"/>
+              <w:jc w:val="both"/>
+            </w:pPr>
+            <w:r>
+              <w:rPr>
+                <w:rFonts w:ascii="Ubuntu" w:hAnsi="Ubuntu" w:cs="Ubuntu"/>
+                <w:sz w:val="21"/>
+                <w:szCs w:val="21"/>
+              </w:rPr>
+              <w:t xml:space="preserve">RF-32</w:t>
+            </w:r>
+          </w:p>
+        </w:tc>
+        <w:tc>
+          <w:tcPr>
+            <w:tcW w:w="1500" w:type="dxa"/>
+            <w:tcMar>
+              <w:top w:w="80" w:type="dxa"/>
+              <w:left w:w="120" w:type="dxa"/>
+              <w:bottom w:w="80" w:type="dxa"/>
+              <w:right w:w="120" w:type="dxa"/>
+            </w:tcMar>
+            <w:vAlign w:val="center"/>
+          </w:tcPr>
+          <w:p>
+            <w:pPr>
+              <w:spacing w:after="0"/>
+              <w:jc w:val="both"/>
+            </w:pPr>
+            <w:r>
+              <w:rPr>
+                <w:rFonts w:ascii="Ubuntu" w:hAnsi="Ubuntu" w:cs="Ubuntu"/>
+                <w:sz w:val="21"/>
+                <w:szCs w:val="21"/>
+              </w:rPr>
+              <w:t xml:space="preserve">Eliminar inversión y calcular interés minoritario</w:t>
+            </w:r>
+          </w:p>
+        </w:tc>
+        <w:tc>
+          <w:tcPr>
+            <w:tcW w:w="3238" w:type="dxa"/>
+            <w:tcMar>
+              <w:top w:w="80" w:type="dxa"/>
+              <w:left w:w="120" w:type="dxa"/>
+              <w:bottom w:w="80" w:type="dxa"/>
+              <w:right w:w="120" w:type="dxa"/>
+            </w:tcMar>
+            <w:vAlign w:val="center"/>
+          </w:tcPr>
+          <w:p>
+            <w:pPr>
+              <w:spacing w:after="0"/>
+              <w:jc w:val="both"/>
+            </w:pPr>
+            <w:r>
+              <w:rPr>
+                <w:rFonts w:ascii="Ubuntu" w:hAnsi="Ubuntu" w:cs="Ubuntu"/>
+                <w:sz w:val="21"/>
+                <w:szCs w:val="21"/>
+              </w:rPr>
+              <w:t xml:space="preserve">El sistema despliega en BPC las reglas que, para las sociedades con método de integración global, eliminan la inversión de la matriz contra el patrimonio de la subsidiaria y calculan el interés minoritario con los porcentajes del periodo registrados en RF-31.</w:t>
+            </w:r>
+          </w:p>
+        </w:tc>
+        <w:tc>
+          <w:tcPr>
+            <w:tcW w:w="900" w:type="dxa"/>
+            <w:tcMar>
+              <w:top w:w="80" w:type="dxa"/>
+              <w:left w:w="120" w:type="dxa"/>
+              <w:bottom w:w="80" w:type="dxa"/>
+              <w:right w:w="120" w:type="dxa"/>
+            </w:tcMar>
+            <w:vAlign w:val="center"/>
+          </w:tcPr>
+          <w:p>
+            <w:pPr>
+              <w:spacing w:after="0"/>
+              <w:jc w:val="both"/>
+            </w:pPr>
+            <w:r>
+              <w:rPr>
+                <w:rFonts w:ascii="Ubuntu" w:hAnsi="Ubuntu" w:cs="Ubuntu"/>
+                <w:sz w:val="21"/>
+                <w:szCs w:val="21"/>
+              </w:rPr>
+              <w:t xml:space="preserve">RN-13, RN-14</w:t>
+            </w:r>
+          </w:p>
+        </w:tc>
+        <w:tc>
+          <w:tcPr>
+            <w:tcW w:w="900" w:type="dxa"/>
+            <w:tcMar>
+              <w:top w:w="80" w:type="dxa"/>
+              <w:left w:w="120" w:type="dxa"/>
+              <w:bottom w:w="80" w:type="dxa"/>
+              <w:right w:w="120" w:type="dxa"/>
+            </w:tcMar>
+            <w:vAlign w:val="center"/>
+          </w:tcPr>
+          <w:p>
+            <w:pPr>
+              <w:spacing w:after="0"/>
+              <w:jc w:val="both"/>
+            </w:pPr>
+            <w:r>
+              <w:rPr>
+                <w:rFonts w:ascii="Ubuntu" w:hAnsi="Ubuntu" w:cs="Ubuntu"/>
+                <w:sz w:val="21"/>
+                <w:szCs w:val="21"/>
+              </w:rPr>
+              <w:t xml:space="preserve">Alta</w:t>
+            </w:r>
+          </w:p>
+        </w:tc>
+        <w:tc>
+          <w:tcPr>
+            <w:tcW w:w="1400" w:type="dxa"/>
+            <w:tcMar>
+              <w:top w:w="80" w:type="dxa"/>
+              <w:left w:w="120" w:type="dxa"/>
+              <w:bottom w:w="80" w:type="dxa"/>
+              <w:right w:w="120" w:type="dxa"/>
+            </w:tcMar>
+            <w:vAlign w:val="center"/>
+          </w:tcPr>
+          <w:p>
+            <w:pPr>
+              <w:spacing w:after="0"/>
+              <w:jc w:val="both"/>
+            </w:pPr>
+            <w:r>
+              <w:rPr>
+                <w:rFonts w:ascii="Ubuntu" w:hAnsi="Ubuntu" w:cs="Ubuntu"/>
+                <w:sz w:val="21"/>
+                <w:szCs w:val="21"/>
+              </w:rPr>
+              <w:t xml:space="preserve">Sesión interna CM 16-Oct-26 (ampliación v1.1); Caso de referencia BW 7.5/BPC 10.1 (eliminación de inversiones y capital)</w:t>
+            </w:r>
+          </w:p>
+        </w:tc>
+      </w:tr>
+      <w:tr>
+        <w:tc>
+          <w:tcPr>
+            <w:tcW w:w="900" w:type="dxa"/>
+            <w:tcMar>
+              <w:top w:w="80" w:type="dxa"/>
+              <w:left w:w="120" w:type="dxa"/>
+              <w:bottom w:w="80" w:type="dxa"/>
+              <w:right w:w="120" w:type="dxa"/>
+            </w:tcMar>
+            <w:vAlign w:val="center"/>
+          </w:tcPr>
+          <w:p>
+            <w:pPr>
+              <w:spacing w:after="0"/>
+              <w:jc w:val="both"/>
+            </w:pPr>
+            <w:r>
+              <w:rPr>
+                <w:rFonts w:ascii="Ubuntu" w:hAnsi="Ubuntu" w:cs="Ubuntu"/>
+                <w:sz w:val="21"/>
+                <w:szCs w:val="21"/>
+              </w:rPr>
+              <w:t xml:space="preserve">RF-33</w:t>
+            </w:r>
+          </w:p>
+        </w:tc>
+        <w:tc>
+          <w:tcPr>
+            <w:tcW w:w="1500" w:type="dxa"/>
+            <w:tcMar>
+              <w:top w:w="80" w:type="dxa"/>
+              <w:left w:w="120" w:type="dxa"/>
+              <w:bottom w:w="80" w:type="dxa"/>
+              <w:right w:w="120" w:type="dxa"/>
+            </w:tcMar>
+            <w:vAlign w:val="center"/>
+          </w:tcPr>
+          <w:p>
+            <w:pPr>
+              <w:spacing w:after="0"/>
+              <w:jc w:val="both"/>
+            </w:pPr>
+            <w:r>
+              <w:rPr>
+                <w:rFonts w:ascii="Ubuntu" w:hAnsi="Ubuntu" w:cs="Ubuntu"/>
+                <w:sz w:val="21"/>
+                <w:szCs w:val="21"/>
+              </w:rPr>
+              <w:t xml:space="preserve">Registrar diferencia en conversión</w:t>
+            </w:r>
+          </w:p>
+        </w:tc>
+        <w:tc>
+          <w:tcPr>
+            <w:tcW w:w="3238" w:type="dxa"/>
+            <w:tcMar>
+              <w:top w:w="80" w:type="dxa"/>
+              <w:left w:w="120" w:type="dxa"/>
+              <w:bottom w:w="80" w:type="dxa"/>
+              <w:right w:w="120" w:type="dxa"/>
+            </w:tcMar>
+            <w:vAlign w:val="center"/>
+          </w:tcPr>
+          <w:p>
+            <w:pPr>
+              <w:spacing w:after="0"/>
+              <w:jc w:val="both"/>
+            </w:pPr>
+            <w:r>
+              <w:rPr>
+                <w:rFonts w:ascii="Ubuntu" w:hAnsi="Ubuntu" w:cs="Ubuntu"/>
+                <w:sz w:val="21"/>
+                <w:szCs w:val="21"/>
+              </w:rPr>
+              <w:t xml:space="preserve">Al convertir los saldos (RF-26), el sistema calcula la diferencia que resulta de aplicar tasas distintas a balance, resultados y patrimonio, y la registra en la cuenta de patrimonio definida para ello.</w:t>
+            </w:r>
+          </w:p>
+        </w:tc>
+        <w:tc>
+          <w:tcPr>
+            <w:tcW w:w="900" w:type="dxa"/>
+            <w:tcMar>
+              <w:top w:w="80" w:type="dxa"/>
+              <w:left w:w="120" w:type="dxa"/>
+              <w:bottom w:w="80" w:type="dxa"/>
+              <w:right w:w="120" w:type="dxa"/>
+            </w:tcMar>
+            <w:vAlign w:val="center"/>
+          </w:tcPr>
+          <w:p>
+            <w:pPr>
+              <w:spacing w:after="0"/>
+              <w:jc w:val="both"/>
+            </w:pPr>
+            <w:r>
+              <w:rPr>
+                <w:rFonts w:ascii="Ubuntu" w:hAnsi="Ubuntu" w:cs="Ubuntu"/>
+                <w:sz w:val="21"/>
+                <w:szCs w:val="21"/>
+              </w:rPr>
+              <w:t xml:space="preserve">RN-11, RN-18</w:t>
+            </w:r>
+          </w:p>
+        </w:tc>
+        <w:tc>
+          <w:tcPr>
+            <w:tcW w:w="900" w:type="dxa"/>
+            <w:tcMar>
+              <w:top w:w="80" w:type="dxa"/>
+              <w:left w:w="120" w:type="dxa"/>
+              <w:bottom w:w="80" w:type="dxa"/>
+              <w:right w:w="120" w:type="dxa"/>
+            </w:tcMar>
+            <w:vAlign w:val="center"/>
+          </w:tcPr>
+          <w:p>
+            <w:pPr>
+              <w:spacing w:after="0"/>
+              <w:jc w:val="both"/>
+            </w:pPr>
+            <w:r>
+              <w:rPr>
+                <w:rFonts w:ascii="Ubuntu" w:hAnsi="Ubuntu" w:cs="Ubuntu"/>
+                <w:sz w:val="21"/>
+                <w:szCs w:val="21"/>
+              </w:rPr>
+              <w:t xml:space="preserve">Alta</w:t>
+            </w:r>
+          </w:p>
+        </w:tc>
+        <w:tc>
+          <w:tcPr>
+            <w:tcW w:w="1400" w:type="dxa"/>
+            <w:tcMar>
+              <w:top w:w="80" w:type="dxa"/>
+              <w:left w:w="120" w:type="dxa"/>
+              <w:bottom w:w="80" w:type="dxa"/>
+              <w:right w:w="120" w:type="dxa"/>
+            </w:tcMar>
+            <w:vAlign w:val="center"/>
+          </w:tcPr>
+          <w:p>
+            <w:pPr>
+              <w:spacing w:after="0"/>
+              <w:jc w:val="both"/>
+            </w:pPr>
+            <w:r>
+              <w:rPr>
+                <w:rFonts w:ascii="Ubuntu" w:hAnsi="Ubuntu" w:cs="Ubuntu"/>
+                <w:sz w:val="21"/>
+                <w:szCs w:val="21"/>
+              </w:rPr>
+              <w:t xml:space="preserve">Sesión interna CM 16-Oct-26 (ampliación v1.1); Caso de referencia BW 7.5/BPC 10.1 (diferencial cambiario)</w:t>
+            </w:r>
+          </w:p>
+        </w:tc>
+      </w:tr>
+      <w:tr>
+        <w:tc>
+          <w:tcPr>
+            <w:tcW w:w="900" w:type="dxa"/>
+            <w:tcMar>
+              <w:top w:w="80" w:type="dxa"/>
+              <w:left w:w="120" w:type="dxa"/>
+              <w:bottom w:w="80" w:type="dxa"/>
+              <w:right w:w="120" w:type="dxa"/>
+            </w:tcMar>
+            <w:vAlign w:val="center"/>
+          </w:tcPr>
+          <w:p>
+            <w:pPr>
+              <w:spacing w:after="0"/>
+              <w:jc w:val="both"/>
+            </w:pPr>
+            <w:r>
+              <w:rPr>
+                <w:rFonts w:ascii="Ubuntu" w:hAnsi="Ubuntu" w:cs="Ubuntu"/>
+                <w:sz w:val="21"/>
+                <w:szCs w:val="21"/>
+              </w:rPr>
+              <w:t xml:space="preserve">RF-34</w:t>
+            </w:r>
+          </w:p>
+        </w:tc>
+        <w:tc>
+          <w:tcPr>
+            <w:tcW w:w="1500" w:type="dxa"/>
+            <w:tcMar>
+              <w:top w:w="80" w:type="dxa"/>
+              <w:left w:w="120" w:type="dxa"/>
+              <w:bottom w:w="80" w:type="dxa"/>
+              <w:right w:w="120" w:type="dxa"/>
+            </w:tcMar>
+            <w:vAlign w:val="center"/>
+          </w:tcPr>
+          <w:p>
+            <w:pPr>
+              <w:spacing w:after="0"/>
+              <w:jc w:val="both"/>
+            </w:pPr>
+            <w:r>
+              <w:rPr>
+                <w:rFonts w:ascii="Ubuntu" w:hAnsi="Ubuntu" w:cs="Ubuntu"/>
+                <w:sz w:val="21"/>
+                <w:szCs w:val="21"/>
+              </w:rPr>
+              <w:t xml:space="preserve">Conciliar saldos intercompañía</w:t>
+            </w:r>
+          </w:p>
+        </w:tc>
+        <w:tc>
+          <w:tcPr>
+            <w:tcW w:w="3238" w:type="dxa"/>
+            <w:tcMar>
+              <w:top w:w="80" w:type="dxa"/>
+              <w:left w:w="120" w:type="dxa"/>
+              <w:bottom w:w="80" w:type="dxa"/>
+              <w:right w:w="120" w:type="dxa"/>
+            </w:tcMar>
+            <w:vAlign w:val="center"/>
+          </w:tcPr>
+          <w:p>
+            <w:pPr>
+              <w:spacing w:after="0"/>
+              <w:jc w:val="both"/>
+            </w:pPr>
+            <w:r>
+              <w:rPr>
+                <w:rFonts w:ascii="Ubuntu" w:hAnsi="Ubuntu" w:cs="Ubuntu"/>
+                <w:sz w:val="21"/>
+                <w:szCs w:val="21"/>
+              </w:rPr>
+              <w:t xml:space="preserve">El sistema entrega el reporte C01, que compara por pareja de sociedades y cuenta intercompañía los saldos que registra cada parte, muestra la diferencia y marca las parejas que superan el umbral definido, antes de ejecutar la eliminación (RF-19).</w:t>
+            </w:r>
+          </w:p>
+        </w:tc>
+        <w:tc>
+          <w:tcPr>
+            <w:tcW w:w="900" w:type="dxa"/>
+            <w:tcMar>
+              <w:top w:w="80" w:type="dxa"/>
+              <w:left w:w="120" w:type="dxa"/>
+              <w:bottom w:w="80" w:type="dxa"/>
+              <w:right w:w="120" w:type="dxa"/>
+            </w:tcMar>
+            <w:vAlign w:val="center"/>
+          </w:tcPr>
+          <w:p>
+            <w:pPr>
+              <w:spacing w:after="0"/>
+              <w:jc w:val="both"/>
+            </w:pPr>
+            <w:r>
+              <w:rPr>
+                <w:rFonts w:ascii="Ubuntu" w:hAnsi="Ubuntu" w:cs="Ubuntu"/>
+                <w:sz w:val="21"/>
+                <w:szCs w:val="21"/>
+              </w:rPr>
+              <w:t xml:space="preserve">RN-07</w:t>
+            </w:r>
+          </w:p>
+        </w:tc>
+        <w:tc>
+          <w:tcPr>
+            <w:tcW w:w="900" w:type="dxa"/>
+            <w:tcMar>
+              <w:top w:w="80" w:type="dxa"/>
+              <w:left w:w="120" w:type="dxa"/>
+              <w:bottom w:w="80" w:type="dxa"/>
+              <w:right w:w="120" w:type="dxa"/>
+            </w:tcMar>
+            <w:vAlign w:val="center"/>
+          </w:tcPr>
+          <w:p>
+            <w:pPr>
+              <w:spacing w:after="0"/>
+              <w:jc w:val="both"/>
+            </w:pPr>
+            <w:r>
+              <w:rPr>
+                <w:rFonts w:ascii="Ubuntu" w:hAnsi="Ubuntu" w:cs="Ubuntu"/>
+                <w:sz w:val="21"/>
+                <w:szCs w:val="21"/>
+              </w:rPr>
+              <w:t xml:space="preserve">Alta</w:t>
+            </w:r>
+          </w:p>
+        </w:tc>
+        <w:tc>
+          <w:tcPr>
+            <w:tcW w:w="1400" w:type="dxa"/>
+            <w:tcMar>
+              <w:top w:w="80" w:type="dxa"/>
+              <w:left w:w="120" w:type="dxa"/>
+              <w:bottom w:w="80" w:type="dxa"/>
+              <w:right w:w="120" w:type="dxa"/>
+            </w:tcMar>
+            <w:vAlign w:val="center"/>
+          </w:tcPr>
+          <w:p>
+            <w:pPr>
+              <w:spacing w:after="0"/>
+              <w:jc w:val="both"/>
+            </w:pPr>
+            <w:r>
+              <w:rPr>
+                <w:rFonts w:ascii="Ubuntu" w:hAnsi="Ubuntu" w:cs="Ubuntu"/>
+                <w:sz w:val="21"/>
+                <w:szCs w:val="21"/>
+              </w:rPr>
+              <w:t xml:space="preserve">Sesión interna CM 16-Oct-26 (ampliación v1.1); Caso de referencia BW 7.5/BPC 10.1 (modelo de conciliación)</w:t>
+            </w:r>
+          </w:p>
+        </w:tc>
+      </w:tr>
+      <w:tr>
+        <w:tc>
+          <w:tcPr>
+            <w:tcW w:w="900" w:type="dxa"/>
+            <w:tcMar>
+              <w:top w:w="80" w:type="dxa"/>
+              <w:left w:w="120" w:type="dxa"/>
+              <w:bottom w:w="80" w:type="dxa"/>
+              <w:right w:w="120" w:type="dxa"/>
+            </w:tcMar>
+            <w:vAlign w:val="center"/>
+          </w:tcPr>
+          <w:p>
+            <w:pPr>
+              <w:spacing w:after="0"/>
+              <w:jc w:val="both"/>
+            </w:pPr>
+            <w:r>
+              <w:rPr>
+                <w:rFonts w:ascii="Ubuntu" w:hAnsi="Ubuntu" w:cs="Ubuntu"/>
+                <w:sz w:val="21"/>
+                <w:szCs w:val="21"/>
+              </w:rPr>
+              <w:t xml:space="preserve">RF-35</w:t>
+            </w:r>
+          </w:p>
+        </w:tc>
+        <w:tc>
+          <w:tcPr>
+            <w:tcW w:w="1500" w:type="dxa"/>
+            <w:tcMar>
+              <w:top w:w="80" w:type="dxa"/>
+              <w:left w:w="120" w:type="dxa"/>
+              <w:bottom w:w="80" w:type="dxa"/>
+              <w:right w:w="120" w:type="dxa"/>
+            </w:tcMar>
+            <w:vAlign w:val="center"/>
+          </w:tcPr>
+          <w:p>
+            <w:pPr>
+              <w:spacing w:after="0"/>
+              <w:jc w:val="both"/>
+            </w:pPr>
+            <w:r>
+              <w:rPr>
+                <w:rFonts w:ascii="Ubuntu" w:hAnsi="Ubuntu" w:cs="Ubuntu"/>
+                <w:sz w:val="21"/>
+                <w:szCs w:val="21"/>
+              </w:rPr>
+              <w:t xml:space="preserve">Registrar asientos de ajuste</w:t>
+            </w:r>
+          </w:p>
+        </w:tc>
+        <w:tc>
+          <w:tcPr>
+            <w:tcW w:w="3238" w:type="dxa"/>
+            <w:tcMar>
+              <w:top w:w="80" w:type="dxa"/>
+              <w:left w:w="120" w:type="dxa"/>
+              <w:bottom w:w="80" w:type="dxa"/>
+              <w:right w:w="120" w:type="dxa"/>
+            </w:tcMar>
+            <w:vAlign w:val="center"/>
+          </w:tcPr>
+          <w:p>
+            <w:pPr>
+              <w:spacing w:after="0"/>
+              <w:jc w:val="both"/>
+            </w:pPr>
+            <w:r>
+              <w:rPr>
+                <w:rFonts w:ascii="Ubuntu" w:hAnsi="Ubuntu" w:cs="Ubuntu"/>
+                <w:sz w:val="21"/>
+                <w:szCs w:val="21"/>
+              </w:rPr>
+              <w:t xml:space="preserve">El sistema configura en BPC los asientos de ajuste de consolidación, en los que el Usuario financiero registra por grupo, periodo y moneda líneas con sociedad, cuenta, intercompañía, débito, crédito y observación.</w:t>
+            </w:r>
+          </w:p>
+        </w:tc>
+        <w:tc>
+          <w:tcPr>
+            <w:tcW w:w="900" w:type="dxa"/>
+            <w:tcMar>
+              <w:top w:w="80" w:type="dxa"/>
+              <w:left w:w="120" w:type="dxa"/>
+              <w:bottom w:w="80" w:type="dxa"/>
+              <w:right w:w="120" w:type="dxa"/>
+            </w:tcMar>
+            <w:vAlign w:val="center"/>
+          </w:tcPr>
+          <w:p>
+            <w:pPr>
+              <w:spacing w:after="0"/>
+              <w:jc w:val="both"/>
+            </w:pPr>
+            <w:r>
+              <w:rPr>
+                <w:rFonts w:ascii="Ubuntu" w:hAnsi="Ubuntu" w:cs="Ubuntu"/>
+                <w:sz w:val="21"/>
+                <w:szCs w:val="21"/>
+              </w:rPr>
+              <w:t xml:space="preserve">RN-15</w:t>
+            </w:r>
+          </w:p>
+        </w:tc>
+        <w:tc>
+          <w:tcPr>
+            <w:tcW w:w="900" w:type="dxa"/>
+            <w:tcMar>
+              <w:top w:w="80" w:type="dxa"/>
+              <w:left w:w="120" w:type="dxa"/>
+              <w:bottom w:w="80" w:type="dxa"/>
+              <w:right w:w="120" w:type="dxa"/>
+            </w:tcMar>
+            <w:vAlign w:val="center"/>
+          </w:tcPr>
+          <w:p>
+            <w:pPr>
+              <w:spacing w:after="0"/>
+              <w:jc w:val="both"/>
+            </w:pPr>
+            <w:r>
+              <w:rPr>
+                <w:rFonts w:ascii="Ubuntu" w:hAnsi="Ubuntu" w:cs="Ubuntu"/>
+                <w:sz w:val="21"/>
+                <w:szCs w:val="21"/>
+              </w:rPr>
+              <w:t xml:space="preserve">Alta</w:t>
+            </w:r>
+          </w:p>
+        </w:tc>
+        <w:tc>
+          <w:tcPr>
+            <w:tcW w:w="1400" w:type="dxa"/>
+            <w:tcMar>
+              <w:top w:w="80" w:type="dxa"/>
+              <w:left w:w="120" w:type="dxa"/>
+              <w:bottom w:w="80" w:type="dxa"/>
+              <w:right w:w="120" w:type="dxa"/>
+            </w:tcMar>
+            <w:vAlign w:val="center"/>
+          </w:tcPr>
+          <w:p>
+            <w:pPr>
+              <w:spacing w:after="0"/>
+              <w:jc w:val="both"/>
+            </w:pPr>
+            <w:r>
+              <w:rPr>
+                <w:rFonts w:ascii="Ubuntu" w:hAnsi="Ubuntu" w:cs="Ubuntu"/>
+                <w:sz w:val="21"/>
+                <w:szCs w:val="21"/>
+              </w:rPr>
+              <w:t xml:space="preserve">Sesión interna CM 16-Oct-26 (ampliación v1.1); Caso de referencia BW 7.5/BPC 10.1 (asientos de ajuste)</w:t>
+            </w:r>
+          </w:p>
+        </w:tc>
+      </w:tr>
+      <w:tr>
+        <w:tc>
+          <w:tcPr>
+            <w:tcW w:w="900" w:type="dxa"/>
+            <w:tcMar>
+              <w:top w:w="80" w:type="dxa"/>
+              <w:left w:w="120" w:type="dxa"/>
+              <w:bottom w:w="80" w:type="dxa"/>
+              <w:right w:w="120" w:type="dxa"/>
+            </w:tcMar>
+            <w:vAlign w:val="center"/>
+          </w:tcPr>
+          <w:p>
+            <w:pPr>
+              <w:spacing w:after="0"/>
+              <w:jc w:val="both"/>
+            </w:pPr>
+            <w:r>
+              <w:rPr>
+                <w:rFonts w:ascii="Ubuntu" w:hAnsi="Ubuntu" w:cs="Ubuntu"/>
+                <w:sz w:val="21"/>
+                <w:szCs w:val="21"/>
+              </w:rPr>
+              <w:t xml:space="preserve">RF-36</w:t>
+            </w:r>
+          </w:p>
+        </w:tc>
+        <w:tc>
+          <w:tcPr>
+            <w:tcW w:w="1500" w:type="dxa"/>
+            <w:tcMar>
+              <w:top w:w="80" w:type="dxa"/>
+              <w:left w:w="120" w:type="dxa"/>
+              <w:bottom w:w="80" w:type="dxa"/>
+              <w:right w:w="120" w:type="dxa"/>
+            </w:tcMar>
+            <w:vAlign w:val="center"/>
+          </w:tcPr>
+          <w:p>
+            <w:pPr>
+              <w:spacing w:after="0"/>
+              <w:jc w:val="both"/>
+            </w:pPr>
+            <w:r>
+              <w:rPr>
+                <w:rFonts w:ascii="Ubuntu" w:hAnsi="Ubuntu" w:cs="Ubuntu"/>
+                <w:sz w:val="21"/>
+                <w:szCs w:val="21"/>
+              </w:rPr>
+              <w:t xml:space="preserve">Validar cuadre antes de importar</w:t>
+            </w:r>
+          </w:p>
+        </w:tc>
+        <w:tc>
+          <w:tcPr>
+            <w:tcW w:w="3238" w:type="dxa"/>
+            <w:tcMar>
+              <w:top w:w="80" w:type="dxa"/>
+              <w:left w:w="120" w:type="dxa"/>
+              <w:bottom w:w="80" w:type="dxa"/>
+              <w:right w:w="120" w:type="dxa"/>
+            </w:tcMar>
+            <w:vAlign w:val="center"/>
+          </w:tcPr>
+          <w:p>
+            <w:pPr>
+              <w:spacing w:after="0"/>
+              <w:jc w:val="both"/>
+            </w:pPr>
+            <w:r>
+              <w:rPr>
+                <w:rFonts w:ascii="Ubuntu" w:hAnsi="Ubuntu" w:cs="Ubuntu"/>
+                <w:sz w:val="21"/>
+                <w:szCs w:val="21"/>
+              </w:rPr>
+              <w:t xml:space="preserve">Los paquetes de importación que genera el sistema (RF-17) y la carga de sociedades no SAP (RF-15) validan cada sociedad y periodo antes de pasar los datos a BPC; las sociedades que no cumplen no se importan y aparecen en el reporte C03 con la diferencia encontrada.</w:t>
+            </w:r>
+          </w:p>
+        </w:tc>
+        <w:tc>
+          <w:tcPr>
+            <w:tcW w:w="900" w:type="dxa"/>
+            <w:tcMar>
+              <w:top w:w="80" w:type="dxa"/>
+              <w:left w:w="120" w:type="dxa"/>
+              <w:bottom w:w="80" w:type="dxa"/>
+              <w:right w:w="120" w:type="dxa"/>
+            </w:tcMar>
+            <w:vAlign w:val="center"/>
+          </w:tcPr>
+          <w:p>
+            <w:pPr>
+              <w:spacing w:after="0"/>
+              <w:jc w:val="both"/>
+            </w:pPr>
+            <w:r>
+              <w:rPr>
+                <w:rFonts w:ascii="Ubuntu" w:hAnsi="Ubuntu" w:cs="Ubuntu"/>
+                <w:sz w:val="21"/>
+                <w:szCs w:val="21"/>
+              </w:rPr>
+              <w:t xml:space="preserve">RN-16</w:t>
+            </w:r>
+          </w:p>
+        </w:tc>
+        <w:tc>
+          <w:tcPr>
+            <w:tcW w:w="900" w:type="dxa"/>
+            <w:tcMar>
+              <w:top w:w="80" w:type="dxa"/>
+              <w:left w:w="120" w:type="dxa"/>
+              <w:bottom w:w="80" w:type="dxa"/>
+              <w:right w:w="120" w:type="dxa"/>
+            </w:tcMar>
+            <w:vAlign w:val="center"/>
+          </w:tcPr>
+          <w:p>
+            <w:pPr>
+              <w:spacing w:after="0"/>
+              <w:jc w:val="both"/>
+            </w:pPr>
+            <w:r>
+              <w:rPr>
+                <w:rFonts w:ascii="Ubuntu" w:hAnsi="Ubuntu" w:cs="Ubuntu"/>
+                <w:sz w:val="21"/>
+                <w:szCs w:val="21"/>
+              </w:rPr>
+              <w:t xml:space="preserve">Alta</w:t>
+            </w:r>
+          </w:p>
+        </w:tc>
+        <w:tc>
+          <w:tcPr>
+            <w:tcW w:w="1400" w:type="dxa"/>
+            <w:tcMar>
+              <w:top w:w="80" w:type="dxa"/>
+              <w:left w:w="120" w:type="dxa"/>
+              <w:bottom w:w="80" w:type="dxa"/>
+              <w:right w:w="120" w:type="dxa"/>
+            </w:tcMar>
+            <w:vAlign w:val="center"/>
+          </w:tcPr>
+          <w:p>
+            <w:pPr>
+              <w:spacing w:after="0"/>
+              <w:jc w:val="both"/>
+            </w:pPr>
+            <w:r>
+              <w:rPr>
+                <w:rFonts w:ascii="Ubuntu" w:hAnsi="Ubuntu" w:cs="Ubuntu"/>
+                <w:sz w:val="21"/>
+                <w:szCs w:val="21"/>
+              </w:rPr>
+              <w:t xml:space="preserve">Sesión interna CM 16-Oct-26 (ampliación v1.1); Caso de referencia BW 7.5/BPC 10.1 (descuadres en saldos individuales)</w:t>
+            </w:r>
+          </w:p>
+        </w:tc>
+      </w:tr>
+      <w:tr>
+        <w:tc>
+          <w:tcPr>
+            <w:tcW w:w="900" w:type="dxa"/>
+            <w:tcMar>
+              <w:top w:w="80" w:type="dxa"/>
+              <w:left w:w="120" w:type="dxa"/>
+              <w:bottom w:w="80" w:type="dxa"/>
+              <w:right w:w="120" w:type="dxa"/>
+            </w:tcMar>
+            <w:vAlign w:val="center"/>
+          </w:tcPr>
+          <w:p>
+            <w:pPr>
+              <w:spacing w:after="0"/>
+              <w:jc w:val="both"/>
+            </w:pPr>
+            <w:r>
+              <w:rPr>
+                <w:rFonts w:ascii="Ubuntu" w:hAnsi="Ubuntu" w:cs="Ubuntu"/>
+                <w:sz w:val="21"/>
+                <w:szCs w:val="21"/>
+              </w:rPr>
+              <w:t xml:space="preserve">RF-37</w:t>
+            </w:r>
+          </w:p>
+        </w:tc>
+        <w:tc>
+          <w:tcPr>
+            <w:tcW w:w="1500" w:type="dxa"/>
+            <w:tcMar>
+              <w:top w:w="80" w:type="dxa"/>
+              <w:left w:w="120" w:type="dxa"/>
+              <w:bottom w:w="80" w:type="dxa"/>
+              <w:right w:w="120" w:type="dxa"/>
+            </w:tcMar>
+            <w:vAlign w:val="center"/>
+          </w:tcPr>
+          <w:p>
+            <w:pPr>
+              <w:spacing w:after="0"/>
+              <w:jc w:val="both"/>
+            </w:pPr>
+            <w:r>
+              <w:rPr>
+                <w:rFonts w:ascii="Ubuntu" w:hAnsi="Ubuntu" w:cs="Ubuntu"/>
+                <w:sz w:val="21"/>
+                <w:szCs w:val="21"/>
+              </w:rPr>
+              <w:t xml:space="preserve">Bloquear saldos por sociedad</w:t>
+            </w:r>
+          </w:p>
+        </w:tc>
+        <w:tc>
+          <w:tcPr>
+            <w:tcW w:w="3238" w:type="dxa"/>
+            <w:tcMar>
+              <w:top w:w="80" w:type="dxa"/>
+              <w:left w:w="120" w:type="dxa"/>
+              <w:bottom w:w="80" w:type="dxa"/>
+              <w:right w:w="120" w:type="dxa"/>
+            </w:tcMar>
+            <w:vAlign w:val="center"/>
+          </w:tcPr>
+          <w:p>
+            <w:pPr>
+              <w:spacing w:after="0"/>
+              <w:jc w:val="both"/>
+            </w:pPr>
+            <w:r>
+              <w:rPr>
+                <w:rFonts w:ascii="Ubuntu" w:hAnsi="Ubuntu" w:cs="Ubuntu"/>
+                <w:sz w:val="21"/>
+                <w:szCs w:val="21"/>
+              </w:rPr>
+              <w:t xml:space="preserve">El sistema configura en BPC el bloqueo de datos por sociedad y periodo, de modo que el Usuario financiero bloquea o desbloquea una sociedad sin afectar a las demás sociedades del grupo.</w:t>
+            </w:r>
+          </w:p>
+        </w:tc>
+        <w:tc>
+          <w:tcPr>
+            <w:tcW w:w="900" w:type="dxa"/>
+            <w:tcMar>
+              <w:top w:w="80" w:type="dxa"/>
+              <w:left w:w="120" w:type="dxa"/>
+              <w:bottom w:w="80" w:type="dxa"/>
+              <w:right w:w="120" w:type="dxa"/>
+            </w:tcMar>
+            <w:vAlign w:val="center"/>
+          </w:tcPr>
+          <w:p>
+            <w:pPr>
+              <w:spacing w:after="0"/>
+              <w:jc w:val="both"/>
+            </w:pPr>
+            <w:r>
+              <w:rPr>
+                <w:rFonts w:ascii="Ubuntu" w:hAnsi="Ubuntu" w:cs="Ubuntu"/>
+                <w:sz w:val="21"/>
+                <w:szCs w:val="21"/>
+              </w:rPr>
+              <w:t xml:space="preserve">RN-17</w:t>
+            </w:r>
+          </w:p>
+        </w:tc>
+        <w:tc>
+          <w:tcPr>
+            <w:tcW w:w="900" w:type="dxa"/>
+            <w:tcMar>
+              <w:top w:w="80" w:type="dxa"/>
+              <w:left w:w="120" w:type="dxa"/>
+              <w:bottom w:w="80" w:type="dxa"/>
+              <w:right w:w="120" w:type="dxa"/>
+            </w:tcMar>
+            <w:vAlign w:val="center"/>
+          </w:tcPr>
+          <w:p>
+            <w:pPr>
+              <w:spacing w:after="0"/>
+              <w:jc w:val="both"/>
+            </w:pPr>
+            <w:r>
+              <w:rPr>
+                <w:rFonts w:ascii="Ubuntu" w:hAnsi="Ubuntu" w:cs="Ubuntu"/>
+                <w:sz w:val="21"/>
+                <w:szCs w:val="21"/>
+              </w:rPr>
+              <w:t xml:space="preserve">Media</w:t>
+            </w:r>
+          </w:p>
+        </w:tc>
+        <w:tc>
+          <w:tcPr>
+            <w:tcW w:w="1400" w:type="dxa"/>
+            <w:tcMar>
+              <w:top w:w="80" w:type="dxa"/>
+              <w:left w:w="120" w:type="dxa"/>
+              <w:bottom w:w="80" w:type="dxa"/>
+              <w:right w:w="120" w:type="dxa"/>
+            </w:tcMar>
+            <w:vAlign w:val="center"/>
+          </w:tcPr>
+          <w:p>
+            <w:pPr>
+              <w:spacing w:after="0"/>
+              <w:jc w:val="both"/>
+            </w:pPr>
+            <w:r>
+              <w:rPr>
+                <w:rFonts w:ascii="Ubuntu" w:hAnsi="Ubuntu" w:cs="Ubuntu"/>
+                <w:sz w:val="21"/>
+                <w:szCs w:val="21"/>
+              </w:rPr>
+              <w:t xml:space="preserve">Sesión interna CM 16-Oct-26 (ampliación v1.1); Caso de referencia BW 7.5/BPC 10.1 (bloqueo solo por grupo)</w:t>
+            </w:r>
+          </w:p>
+        </w:tc>
+      </w:tr>
+      <w:tr>
+        <w:tc>
+          <w:tcPr>
+            <w:tcW w:w="900" w:type="dxa"/>
+            <w:tcMar>
+              <w:top w:w="80" w:type="dxa"/>
+              <w:left w:w="120" w:type="dxa"/>
+              <w:bottom w:w="80" w:type="dxa"/>
+              <w:right w:w="120" w:type="dxa"/>
+            </w:tcMar>
+            <w:vAlign w:val="center"/>
+          </w:tcPr>
+          <w:p>
+            <w:pPr>
+              <w:spacing w:after="0"/>
+              <w:jc w:val="both"/>
+            </w:pPr>
+            <w:r>
+              <w:rPr>
+                <w:rFonts w:ascii="Ubuntu" w:hAnsi="Ubuntu" w:cs="Ubuntu"/>
+                <w:sz w:val="21"/>
+                <w:szCs w:val="21"/>
+              </w:rPr>
+              <w:t xml:space="preserve">RF-38</w:t>
+            </w:r>
+          </w:p>
+        </w:tc>
+        <w:tc>
+          <w:tcPr>
+            <w:tcW w:w="1500" w:type="dxa"/>
+            <w:tcMar>
+              <w:top w:w="80" w:type="dxa"/>
+              <w:left w:w="120" w:type="dxa"/>
+              <w:bottom w:w="80" w:type="dxa"/>
+              <w:right w:w="120" w:type="dxa"/>
+            </w:tcMar>
+            <w:vAlign w:val="center"/>
+          </w:tcPr>
+          <w:p>
+            <w:pPr>
+              <w:spacing w:after="0"/>
+              <w:jc w:val="both"/>
+            </w:pPr>
+            <w:r>
+              <w:rPr>
+                <w:rFonts w:ascii="Ubuntu" w:hAnsi="Ubuntu" w:cs="Ubuntu"/>
+                <w:sz w:val="21"/>
+                <w:szCs w:val="21"/>
+              </w:rPr>
+              <w:t xml:space="preserve">Generar el flujo de cierre</w:t>
+            </w:r>
+          </w:p>
+        </w:tc>
+        <w:tc>
+          <w:tcPr>
+            <w:tcW w:w="3238" w:type="dxa"/>
+            <w:tcMar>
+              <w:top w:w="80" w:type="dxa"/>
+              <w:left w:w="120" w:type="dxa"/>
+              <w:bottom w:w="80" w:type="dxa"/>
+              <w:right w:w="120" w:type="dxa"/>
+            </w:tcMar>
+            <w:vAlign w:val="center"/>
+          </w:tcPr>
+          <w:p>
+            <w:pPr>
+              <w:spacing w:after="0"/>
+              <w:jc w:val="both"/>
+            </w:pPr>
+            <w:r>
+              <w:rPr>
+                <w:rFonts w:ascii="Ubuntu" w:hAnsi="Ubuntu" w:cs="Ubuntu"/>
+                <w:sz w:val="21"/>
+                <w:szCs w:val="21"/>
+              </w:rPr>
+              <w:t xml:space="preserve">El sistema genera en BPC el flujo del cierre mensual con sus pasos en orden (carga, validación de cuadre, conciliación, conversión, consolidación y reportes) y el reporte C04, que muestra por sociedad y periodo qué pasos están completos, pendientes o con error.</w:t>
+            </w:r>
+          </w:p>
+        </w:tc>
+        <w:tc>
+          <w:tcPr>
+            <w:tcW w:w="900" w:type="dxa"/>
+            <w:tcMar>
+              <w:top w:w="80" w:type="dxa"/>
+              <w:left w:w="120" w:type="dxa"/>
+              <w:bottom w:w="80" w:type="dxa"/>
+              <w:right w:w="120" w:type="dxa"/>
+            </w:tcMar>
+            <w:vAlign w:val="center"/>
+          </w:tcPr>
+          <w:p>
+            <w:pPr>
+              <w:spacing w:after="0"/>
+              <w:jc w:val="both"/>
+            </w:pPr>
+            <w:r>
+              <w:rPr>
+                <w:rFonts w:ascii="Ubuntu" w:hAnsi="Ubuntu" w:cs="Ubuntu"/>
+                <w:sz w:val="21"/>
+                <w:szCs w:val="21"/>
+              </w:rPr>
+              <w:t xml:space="preserve">—</w:t>
+            </w:r>
+          </w:p>
+        </w:tc>
+        <w:tc>
+          <w:tcPr>
+            <w:tcW w:w="900" w:type="dxa"/>
+            <w:tcMar>
+              <w:top w:w="80" w:type="dxa"/>
+              <w:left w:w="120" w:type="dxa"/>
+              <w:bottom w:w="80" w:type="dxa"/>
+              <w:right w:w="120" w:type="dxa"/>
+            </w:tcMar>
+            <w:vAlign w:val="center"/>
+          </w:tcPr>
+          <w:p>
+            <w:pPr>
+              <w:spacing w:after="0"/>
+              <w:jc w:val="both"/>
+            </w:pPr>
+            <w:r>
+              <w:rPr>
+                <w:rFonts w:ascii="Ubuntu" w:hAnsi="Ubuntu" w:cs="Ubuntu"/>
+                <w:sz w:val="21"/>
+                <w:szCs w:val="21"/>
+              </w:rPr>
+              <w:t xml:space="preserve">Media</w:t>
+            </w:r>
+          </w:p>
+        </w:tc>
+        <w:tc>
+          <w:tcPr>
+            <w:tcW w:w="1400" w:type="dxa"/>
+            <w:tcMar>
+              <w:top w:w="80" w:type="dxa"/>
+              <w:left w:w="120" w:type="dxa"/>
+              <w:bottom w:w="80" w:type="dxa"/>
+              <w:right w:w="120" w:type="dxa"/>
+            </w:tcMar>
+            <w:vAlign w:val="center"/>
+          </w:tcPr>
+          <w:p>
+            <w:pPr>
+              <w:spacing w:after="0"/>
+              <w:jc w:val="both"/>
+            </w:pPr>
+            <w:r>
+              <w:rPr>
+                <w:rFonts w:ascii="Ubuntu" w:hAnsi="Ubuntu" w:cs="Ubuntu"/>
+                <w:sz w:val="21"/>
+                <w:szCs w:val="21"/>
+              </w:rPr>
+              <w:t xml:space="preserve">Sesión interna CM 16-Oct-26 (ampliación v1.1); Caso de referencia BW 7.5/BPC 10.1 (sin control del proceso de consolidación)</w:t>
+            </w:r>
+          </w:p>
+        </w:tc>
+      </w:tr>
+      <w:tr>
+        <w:tc>
+          <w:tcPr>
+            <w:tcW w:w="900" w:type="dxa"/>
+            <w:tcMar>
+              <w:top w:w="80" w:type="dxa"/>
+              <w:left w:w="120" w:type="dxa"/>
+              <w:bottom w:w="80" w:type="dxa"/>
+              <w:right w:w="120" w:type="dxa"/>
+            </w:tcMar>
+            <w:vAlign w:val="center"/>
+          </w:tcPr>
+          <w:p>
+            <w:pPr>
+              <w:spacing w:after="0"/>
+              <w:jc w:val="both"/>
+            </w:pPr>
+            <w:r>
+              <w:rPr>
+                <w:rFonts w:ascii="Ubuntu" w:hAnsi="Ubuntu" w:cs="Ubuntu"/>
+                <w:sz w:val="21"/>
+                <w:szCs w:val="21"/>
+              </w:rPr>
+              <w:t xml:space="preserve">RF-39</w:t>
+            </w:r>
+          </w:p>
+        </w:tc>
+        <w:tc>
+          <w:tcPr>
+            <w:tcW w:w="1500" w:type="dxa"/>
+            <w:tcMar>
+              <w:top w:w="80" w:type="dxa"/>
+              <w:left w:w="120" w:type="dxa"/>
+              <w:bottom w:w="80" w:type="dxa"/>
+              <w:right w:w="120" w:type="dxa"/>
+            </w:tcMar>
+            <w:vAlign w:val="center"/>
+          </w:tcPr>
+          <w:p>
+            <w:pPr>
+              <w:spacing w:after="0"/>
+              <w:jc w:val="both"/>
+            </w:pPr>
+            <w:r>
+              <w:rPr>
+                <w:rFonts w:ascii="Ubuntu" w:hAnsi="Ubuntu" w:cs="Ubuntu"/>
+                <w:sz w:val="21"/>
+                <w:szCs w:val="21"/>
+              </w:rPr>
+              <w:t xml:space="preserve">Gestionar versiones de presupuesto</w:t>
+            </w:r>
+          </w:p>
+        </w:tc>
+        <w:tc>
+          <w:tcPr>
+            <w:tcW w:w="3238" w:type="dxa"/>
+            <w:tcMar>
+              <w:top w:w="80" w:type="dxa"/>
+              <w:left w:w="120" w:type="dxa"/>
+              <w:bottom w:w="80" w:type="dxa"/>
+              <w:right w:w="120" w:type="dxa"/>
+            </w:tcMar>
+            <w:vAlign w:val="center"/>
+          </w:tcPr>
+          <w:p>
+            <w:pPr>
+              <w:spacing w:after="0"/>
+              <w:jc w:val="both"/>
+            </w:pPr>
+            <w:r>
+              <w:rPr>
+                <w:rFonts w:ascii="Ubuntu" w:hAnsi="Ubuntu" w:cs="Ubuntu"/>
+                <w:sz w:val="21"/>
+                <w:szCs w:val="21"/>
+              </w:rPr>
+              <w:t xml:space="preserve">Cuando el módulo de presupuesto está seleccionado (RF-05), el Consultor implementador define las versiones del modelo de planeación (presupuesto anual y proyecciones de cierre como 3+9, 6+6 y 9+3), y los reportes P01 a P05 permiten elegir la versión.</w:t>
+            </w:r>
+          </w:p>
+        </w:tc>
+        <w:tc>
+          <w:tcPr>
+            <w:tcW w:w="900" w:type="dxa"/>
+            <w:tcMar>
+              <w:top w:w="80" w:type="dxa"/>
+              <w:left w:w="120" w:type="dxa"/>
+              <w:bottom w:w="80" w:type="dxa"/>
+              <w:right w:w="120" w:type="dxa"/>
+            </w:tcMar>
+            <w:vAlign w:val="center"/>
+          </w:tcPr>
+          <w:p>
+            <w:pPr>
+              <w:spacing w:after="0"/>
+              <w:jc w:val="both"/>
+            </w:pPr>
+            <w:r>
+              <w:rPr>
+                <w:rFonts w:ascii="Ubuntu" w:hAnsi="Ubuntu" w:cs="Ubuntu"/>
+                <w:sz w:val="21"/>
+                <w:szCs w:val="21"/>
+              </w:rPr>
+              <w:t xml:space="preserve">—</w:t>
+            </w:r>
+          </w:p>
+        </w:tc>
+        <w:tc>
+          <w:tcPr>
+            <w:tcW w:w="900" w:type="dxa"/>
+            <w:tcMar>
+              <w:top w:w="80" w:type="dxa"/>
+              <w:left w:w="120" w:type="dxa"/>
+              <w:bottom w:w="80" w:type="dxa"/>
+              <w:right w:w="120" w:type="dxa"/>
+            </w:tcMar>
+            <w:vAlign w:val="center"/>
+          </w:tcPr>
+          <w:p>
+            <w:pPr>
+              <w:spacing w:after="0"/>
+              <w:jc w:val="both"/>
+            </w:pPr>
+            <w:r>
+              <w:rPr>
+                <w:rFonts w:ascii="Ubuntu" w:hAnsi="Ubuntu" w:cs="Ubuntu"/>
+                <w:sz w:val="21"/>
+                <w:szCs w:val="21"/>
+              </w:rPr>
+              <w:t xml:space="preserve">Media</w:t>
+            </w:r>
+          </w:p>
+        </w:tc>
+        <w:tc>
+          <w:tcPr>
+            <w:tcW w:w="1400" w:type="dxa"/>
+            <w:tcMar>
+              <w:top w:w="80" w:type="dxa"/>
+              <w:left w:w="120" w:type="dxa"/>
+              <w:bottom w:w="80" w:type="dxa"/>
+              <w:right w:w="120" w:type="dxa"/>
+            </w:tcMar>
+            <w:vAlign w:val="center"/>
+          </w:tcPr>
+          <w:p>
+            <w:pPr>
+              <w:spacing w:after="0"/>
+              <w:jc w:val="both"/>
+            </w:pPr>
+            <w:r>
+              <w:rPr>
+                <w:rFonts w:ascii="Ubuntu" w:hAnsi="Ubuntu" w:cs="Ubuntu"/>
+                <w:sz w:val="21"/>
+                <w:szCs w:val="21"/>
+              </w:rPr>
+              <w:t xml:space="preserve">Sesión interna CM 16-Oct-26 (ampliación v1.1); Caso de referencia BW 7.5/BPC 10.1 (escenarios de presupuesto y proyección)</w:t>
+            </w:r>
+          </w:p>
+        </w:tc>
+      </w:tr>
+    </w:tbl>
+    <w:p>
+      <w:pPr>
+        <w:spacing w:after="0"/>
+      </w:pPr>
+    </w:p>
+    <w:p>
+      <w:pPr>
+        <w:pStyle w:val="Heading3"/>
+        <w:spacing w:before="240" w:after="120"/>
+        <w:jc w:val="left"/>
+      </w:pPr>
+      <w:r>
+        <w:rPr>
+          <w:rFonts w:ascii="Ubuntu" w:hAnsi="Ubuntu" w:cs="Ubuntu"/>
+          <w:b/>
+          <w:bCs/>
+          <w:color w:val="365F91"/>
+          <w:sz w:val="24"/>
+          <w:szCs w:val="24"/>
+        </w:rPr>
+        <w:t xml:space="preserve">5.9.1 Reportes y plantillas de control de consolidación</w:t>
+      </w:r>
+    </w:p>
+    <w:tbl>
+      <w:tblPr>
+        <w:tblW w:w="8838" w:type="dxa"/>
+        <w:jc w:val="center"/>
+        <w:tblBorders>
+          <w:top w:val="single" w:sz="4" w:space="0" w:color="BFBFBF"/>
+          <w:left w:val="single" w:sz="4" w:space="0" w:color="BFBFBF"/>
+          <w:bottom w:val="single" w:sz="4" w:space="0" w:color="BFBFBF"/>
+          <w:right w:val="single" w:sz="4" w:space="0" w:color="BFBFBF"/>
+          <w:insideH w:val="single" w:sz="4" w:space="0" w:color="BFBFBF"/>
+          <w:insideV w:val="single" w:sz="4" w:space="0" w:color="BFBFBF"/>
+        </w:tblBorders>
+        <w:tblLayout w:type="fixed"/>
+        <w:tblLook w:val="04A0"/>
+      </w:tblPr>
+      <w:tblGrid>
+        <w:gridCol w:w="800"/>
+        <w:gridCol w:w="3838"/>
+        <w:gridCol w:w="1600"/>
+        <w:gridCol w:w="1700"/>
+        <w:gridCol w:w="900"/>
+      </w:tblGrid>
+      <w:tr>
+        <w:trPr>
+          <w:tblHeader/>
+        </w:trPr>
+        <w:tc>
+          <w:tcPr>
+            <w:tcW w:w="800" w:type="dxa"/>
+            <w:shd w:val="clear" w:color="auto" w:fill="144E8C"/>
+            <w:tcMar>
+              <w:top w:w="80" w:type="dxa"/>
+              <w:left w:w="120" w:type="dxa"/>
+              <w:bottom w:w="80" w:type="dxa"/>
+              <w:right w:w="120" w:type="dxa"/>
+            </w:tcMar>
+            <w:vAlign w:val="center"/>
+          </w:tcPr>
+          <w:p>
+            <w:pPr>
+              <w:spacing w:after="0"/>
+              <w:jc w:val="center"/>
+            </w:pPr>
+            <w:r>
+              <w:rPr>
+                <w:rFonts w:ascii="Ubuntu" w:hAnsi="Ubuntu" w:cs="Ubuntu"/>
+                <w:b/>
+                <w:bCs/>
+                <w:color w:val="FFFFFF"/>
+                <w:sz w:val="21"/>
+                <w:szCs w:val="21"/>
+              </w:rPr>
+              <w:t xml:space="preserve">ID</w:t>
+            </w:r>
+          </w:p>
+        </w:tc>
+        <w:tc>
+          <w:tcPr>
+            <w:tcW w:w="3838" w:type="dxa"/>
+            <w:shd w:val="clear" w:color="auto" w:fill="144E8C"/>
+            <w:tcMar>
+              <w:top w:w="80" w:type="dxa"/>
+              <w:left w:w="120" w:type="dxa"/>
+              <w:bottom w:w="80" w:type="dxa"/>
+              <w:right w:w="120" w:type="dxa"/>
+            </w:tcMar>
+            <w:vAlign w:val="center"/>
+          </w:tcPr>
+          <w:p>
+            <w:pPr>
+              <w:spacing w:after="0"/>
+              <w:jc w:val="center"/>
+            </w:pPr>
+            <w:r>
+              <w:rPr>
+                <w:rFonts w:ascii="Ubuntu" w:hAnsi="Ubuntu" w:cs="Ubuntu"/>
+                <w:b/>
+                <w:bCs/>
+                <w:color w:val="FFFFFF"/>
+                <w:sz w:val="21"/>
+                <w:szCs w:val="21"/>
+              </w:rPr>
+              <w:t xml:space="preserve">Reporte o plantilla</w:t>
+            </w:r>
+          </w:p>
+        </w:tc>
+        <w:tc>
+          <w:tcPr>
+            <w:tcW w:w="1600" w:type="dxa"/>
+            <w:shd w:val="clear" w:color="auto" w:fill="144E8C"/>
+            <w:tcMar>
+              <w:top w:w="80" w:type="dxa"/>
+              <w:left w:w="120" w:type="dxa"/>
+              <w:bottom w:w="80" w:type="dxa"/>
+              <w:right w:w="120" w:type="dxa"/>
+            </w:tcMar>
+            <w:vAlign w:val="center"/>
+          </w:tcPr>
+          <w:p>
+            <w:pPr>
+              <w:spacing w:after="0"/>
+              <w:jc w:val="center"/>
+            </w:pPr>
+            <w:r>
+              <w:rPr>
+                <w:rFonts w:ascii="Ubuntu" w:hAnsi="Ubuntu" w:cs="Ubuntu"/>
+                <w:b/>
+                <w:bCs/>
+                <w:color w:val="FFFFFF"/>
+                <w:sz w:val="21"/>
+                <w:szCs w:val="21"/>
+              </w:rPr>
+              <w:t xml:space="preserve">Tipo</w:t>
+            </w:r>
+          </w:p>
+        </w:tc>
+        <w:tc>
+          <w:tcPr>
+            <w:tcW w:w="1700" w:type="dxa"/>
+            <w:shd w:val="clear" w:color="auto" w:fill="144E8C"/>
+            <w:tcMar>
+              <w:top w:w="80" w:type="dxa"/>
+              <w:left w:w="120" w:type="dxa"/>
+              <w:bottom w:w="80" w:type="dxa"/>
+              <w:right w:w="120" w:type="dxa"/>
+            </w:tcMar>
+            <w:vAlign w:val="center"/>
+          </w:tcPr>
+          <w:p>
+            <w:pPr>
+              <w:spacing w:after="0"/>
+              <w:jc w:val="center"/>
+            </w:pPr>
+            <w:r>
+              <w:rPr>
+                <w:rFonts w:ascii="Ubuntu" w:hAnsi="Ubuntu" w:cs="Ubuntu"/>
+                <w:b/>
+                <w:bCs/>
+                <w:color w:val="FFFFFF"/>
+                <w:sz w:val="21"/>
+                <w:szCs w:val="21"/>
+              </w:rPr>
+              <w:t xml:space="preserve">Fuente de datos</w:t>
+            </w:r>
+          </w:p>
+        </w:tc>
+        <w:tc>
+          <w:tcPr>
+            <w:tcW w:w="900" w:type="dxa"/>
+            <w:shd w:val="clear" w:color="auto" w:fill="144E8C"/>
+            <w:tcMar>
+              <w:top w:w="80" w:type="dxa"/>
+              <w:left w:w="120" w:type="dxa"/>
+              <w:bottom w:w="80" w:type="dxa"/>
+              <w:right w:w="120" w:type="dxa"/>
+            </w:tcMar>
+            <w:vAlign w:val="center"/>
+          </w:tcPr>
+          <w:p>
+            <w:pPr>
+              <w:spacing w:after="0"/>
+              <w:jc w:val="center"/>
+            </w:pPr>
+            <w:r>
+              <w:rPr>
+                <w:rFonts w:ascii="Ubuntu" w:hAnsi="Ubuntu" w:cs="Ubuntu"/>
+                <w:b/>
+                <w:bCs/>
+                <w:color w:val="FFFFFF"/>
+                <w:sz w:val="21"/>
+                <w:szCs w:val="21"/>
+              </w:rPr>
+              <w:t xml:space="preserve">RF</w:t>
+            </w:r>
+          </w:p>
+        </w:tc>
+      </w:tr>
+      <w:tr>
+        <w:tc>
+          <w:tcPr>
+            <w:tcW w:w="800" w:type="dxa"/>
+            <w:tcMar>
+              <w:top w:w="80" w:type="dxa"/>
+              <w:left w:w="120" w:type="dxa"/>
+              <w:bottom w:w="80" w:type="dxa"/>
+              <w:right w:w="120" w:type="dxa"/>
+            </w:tcMar>
+            <w:vAlign w:val="center"/>
+          </w:tcPr>
+          <w:p>
+            <w:pPr>
+              <w:spacing w:after="0"/>
+              <w:jc w:val="both"/>
+            </w:pPr>
+            <w:r>
+              <w:rPr>
+                <w:rFonts w:ascii="Ubuntu" w:hAnsi="Ubuntu" w:cs="Ubuntu"/>
+                <w:sz w:val="21"/>
+                <w:szCs w:val="21"/>
+              </w:rPr>
+              <w:t xml:space="preserve">C01</w:t>
+            </w:r>
+          </w:p>
+        </w:tc>
+        <w:tc>
+          <w:tcPr>
+            <w:tcW w:w="3838" w:type="dxa"/>
+            <w:tcMar>
+              <w:top w:w="80" w:type="dxa"/>
+              <w:left w:w="120" w:type="dxa"/>
+              <w:bottom w:w="80" w:type="dxa"/>
+              <w:right w:w="120" w:type="dxa"/>
+            </w:tcMar>
+            <w:vAlign w:val="center"/>
+          </w:tcPr>
+          <w:p>
+            <w:pPr>
+              <w:spacing w:after="0"/>
+              <w:jc w:val="both"/>
+            </w:pPr>
+            <w:r>
+              <w:rPr>
+                <w:rFonts w:ascii="Ubuntu" w:hAnsi="Ubuntu" w:cs="Ubuntu"/>
+                <w:sz w:val="21"/>
+                <w:szCs w:val="21"/>
+              </w:rPr>
+              <w:t xml:space="preserve">Conciliación intercompañía por pareja de sociedades</w:t>
+            </w:r>
+          </w:p>
+        </w:tc>
+        <w:tc>
+          <w:tcPr>
+            <w:tcW w:w="1600" w:type="dxa"/>
+            <w:tcMar>
+              <w:top w:w="80" w:type="dxa"/>
+              <w:left w:w="120" w:type="dxa"/>
+              <w:bottom w:w="80" w:type="dxa"/>
+              <w:right w:w="120" w:type="dxa"/>
+            </w:tcMar>
+            <w:vAlign w:val="center"/>
+          </w:tcPr>
+          <w:p>
+            <w:pPr>
+              <w:spacing w:after="0"/>
+              <w:jc w:val="both"/>
+            </w:pPr>
+            <w:r>
+              <w:rPr>
+                <w:rFonts w:ascii="Ubuntu" w:hAnsi="Ubuntu" w:cs="Ubuntu"/>
+                <w:sz w:val="21"/>
+                <w:szCs w:val="21"/>
+              </w:rPr>
+              <w:t xml:space="preserve">Reporte</w:t>
+            </w:r>
+          </w:p>
+        </w:tc>
+        <w:tc>
+          <w:tcPr>
+            <w:tcW w:w="1700" w:type="dxa"/>
+            <w:tcMar>
+              <w:top w:w="80" w:type="dxa"/>
+              <w:left w:w="120" w:type="dxa"/>
+              <w:bottom w:w="80" w:type="dxa"/>
+              <w:right w:w="120" w:type="dxa"/>
+            </w:tcMar>
+            <w:vAlign w:val="center"/>
+          </w:tcPr>
+          <w:p>
+            <w:pPr>
+              <w:spacing w:after="0"/>
+              <w:jc w:val="both"/>
+            </w:pPr>
+            <w:r>
+              <w:rPr>
+                <w:rFonts w:ascii="Ubuntu" w:hAnsi="Ubuntu" w:cs="Ubuntu"/>
+                <w:sz w:val="21"/>
+                <w:szCs w:val="21"/>
+              </w:rPr>
+              <w:t xml:space="preserve">BPC (consolidación)</w:t>
+            </w:r>
+          </w:p>
+        </w:tc>
+        <w:tc>
+          <w:tcPr>
+            <w:tcW w:w="900" w:type="dxa"/>
+            <w:tcMar>
+              <w:top w:w="80" w:type="dxa"/>
+              <w:left w:w="120" w:type="dxa"/>
+              <w:bottom w:w="80" w:type="dxa"/>
+              <w:right w:w="120" w:type="dxa"/>
+            </w:tcMar>
+            <w:vAlign w:val="center"/>
+          </w:tcPr>
+          <w:p>
+            <w:pPr>
+              <w:spacing w:after="0"/>
+              <w:jc w:val="both"/>
+            </w:pPr>
+            <w:r>
+              <w:rPr>
+                <w:rFonts w:ascii="Ubuntu" w:hAnsi="Ubuntu" w:cs="Ubuntu"/>
+                <w:sz w:val="21"/>
+                <w:szCs w:val="21"/>
+              </w:rPr>
+              <w:t xml:space="preserve">RF-34</w:t>
+            </w:r>
+          </w:p>
+        </w:tc>
+      </w:tr>
+      <w:tr>
+        <w:tc>
+          <w:tcPr>
+            <w:tcW w:w="800" w:type="dxa"/>
+            <w:tcMar>
+              <w:top w:w="80" w:type="dxa"/>
+              <w:left w:w="120" w:type="dxa"/>
+              <w:bottom w:w="80" w:type="dxa"/>
+              <w:right w:w="120" w:type="dxa"/>
+            </w:tcMar>
+            <w:vAlign w:val="center"/>
+          </w:tcPr>
+          <w:p>
+            <w:pPr>
+              <w:spacing w:after="0"/>
+              <w:jc w:val="both"/>
+            </w:pPr>
+            <w:r>
+              <w:rPr>
+                <w:rFonts w:ascii="Ubuntu" w:hAnsi="Ubuntu" w:cs="Ubuntu"/>
+                <w:sz w:val="21"/>
+                <w:szCs w:val="21"/>
+              </w:rPr>
+              <w:t xml:space="preserve">C02</w:t>
+            </w:r>
+          </w:p>
+        </w:tc>
+        <w:tc>
+          <w:tcPr>
+            <w:tcW w:w="3838" w:type="dxa"/>
+            <w:tcMar>
+              <w:top w:w="80" w:type="dxa"/>
+              <w:left w:w="120" w:type="dxa"/>
+              <w:bottom w:w="80" w:type="dxa"/>
+              <w:right w:w="120" w:type="dxa"/>
+            </w:tcMar>
+            <w:vAlign w:val="center"/>
+          </w:tcPr>
+          <w:p>
+            <w:pPr>
+              <w:spacing w:after="0"/>
+              <w:jc w:val="both"/>
+            </w:pPr>
+            <w:r>
+              <w:rPr>
+                <w:rFonts w:ascii="Ubuntu" w:hAnsi="Ubuntu" w:cs="Ubuntu"/>
+                <w:sz w:val="21"/>
+                <w:szCs w:val="21"/>
+              </w:rPr>
+              <w:t xml:space="preserve">Participaciones y métodos de consolidación por periodo</w:t>
+            </w:r>
+          </w:p>
+        </w:tc>
+        <w:tc>
+          <w:tcPr>
+            <w:tcW w:w="1600" w:type="dxa"/>
+            <w:tcMar>
+              <w:top w:w="80" w:type="dxa"/>
+              <w:left w:w="120" w:type="dxa"/>
+              <w:bottom w:w="80" w:type="dxa"/>
+              <w:right w:w="120" w:type="dxa"/>
+            </w:tcMar>
+            <w:vAlign w:val="center"/>
+          </w:tcPr>
+          <w:p>
+            <w:pPr>
+              <w:spacing w:after="0"/>
+              <w:jc w:val="both"/>
+            </w:pPr>
+            <w:r>
+              <w:rPr>
+                <w:rFonts w:ascii="Ubuntu" w:hAnsi="Ubuntu" w:cs="Ubuntu"/>
+                <w:sz w:val="21"/>
+                <w:szCs w:val="21"/>
+              </w:rPr>
+              <w:t xml:space="preserve">Plantilla de captura</w:t>
+            </w:r>
+          </w:p>
+        </w:tc>
+        <w:tc>
+          <w:tcPr>
+            <w:tcW w:w="1700" w:type="dxa"/>
+            <w:tcMar>
+              <w:top w:w="80" w:type="dxa"/>
+              <w:left w:w="120" w:type="dxa"/>
+              <w:bottom w:w="80" w:type="dxa"/>
+              <w:right w:w="120" w:type="dxa"/>
+            </w:tcMar>
+            <w:vAlign w:val="center"/>
+          </w:tcPr>
+          <w:p>
+            <w:pPr>
+              <w:spacing w:after="0"/>
+              <w:jc w:val="both"/>
+            </w:pPr>
+            <w:r>
+              <w:rPr>
+                <w:rFonts w:ascii="Ubuntu" w:hAnsi="Ubuntu" w:cs="Ubuntu"/>
+                <w:sz w:val="21"/>
+                <w:szCs w:val="21"/>
+              </w:rPr>
+              <w:t xml:space="preserve">BPC (propiedad)</w:t>
+            </w:r>
+          </w:p>
+        </w:tc>
+        <w:tc>
+          <w:tcPr>
+            <w:tcW w:w="900" w:type="dxa"/>
+            <w:tcMar>
+              <w:top w:w="80" w:type="dxa"/>
+              <w:left w:w="120" w:type="dxa"/>
+              <w:bottom w:w="80" w:type="dxa"/>
+              <w:right w:w="120" w:type="dxa"/>
+            </w:tcMar>
+            <w:vAlign w:val="center"/>
+          </w:tcPr>
+          <w:p>
+            <w:pPr>
+              <w:spacing w:after="0"/>
+              <w:jc w:val="both"/>
+            </w:pPr>
+            <w:r>
+              <w:rPr>
+                <w:rFonts w:ascii="Ubuntu" w:hAnsi="Ubuntu" w:cs="Ubuntu"/>
+                <w:sz w:val="21"/>
+                <w:szCs w:val="21"/>
+              </w:rPr>
+              <w:t xml:space="preserve">RF-31</w:t>
+            </w:r>
+          </w:p>
+        </w:tc>
+      </w:tr>
+      <w:tr>
+        <w:tc>
+          <w:tcPr>
+            <w:tcW w:w="800" w:type="dxa"/>
+            <w:tcMar>
+              <w:top w:w="80" w:type="dxa"/>
+              <w:left w:w="120" w:type="dxa"/>
+              <w:bottom w:w="80" w:type="dxa"/>
+              <w:right w:w="120" w:type="dxa"/>
+            </w:tcMar>
+            <w:vAlign w:val="center"/>
+          </w:tcPr>
+          <w:p>
+            <w:pPr>
+              <w:spacing w:after="0"/>
+              <w:jc w:val="both"/>
+            </w:pPr>
+            <w:r>
+              <w:rPr>
+                <w:rFonts w:ascii="Ubuntu" w:hAnsi="Ubuntu" w:cs="Ubuntu"/>
+                <w:sz w:val="21"/>
+                <w:szCs w:val="21"/>
+              </w:rPr>
+              <w:t xml:space="preserve">C03</w:t>
+            </w:r>
+          </w:p>
+        </w:tc>
+        <w:tc>
+          <w:tcPr>
+            <w:tcW w:w="3838" w:type="dxa"/>
+            <w:tcMar>
+              <w:top w:w="80" w:type="dxa"/>
+              <w:left w:w="120" w:type="dxa"/>
+              <w:bottom w:w="80" w:type="dxa"/>
+              <w:right w:w="120" w:type="dxa"/>
+            </w:tcMar>
+            <w:vAlign w:val="center"/>
+          </w:tcPr>
+          <w:p>
+            <w:pPr>
+              <w:spacing w:after="0"/>
+              <w:jc w:val="both"/>
+            </w:pPr>
+            <w:r>
+              <w:rPr>
+                <w:rFonts w:ascii="Ubuntu" w:hAnsi="Ubuntu" w:cs="Ubuntu"/>
+                <w:sz w:val="21"/>
+                <w:szCs w:val="21"/>
+              </w:rPr>
+              <w:t xml:space="preserve">Validación de cuadre por sociedad</w:t>
+            </w:r>
+          </w:p>
+        </w:tc>
+        <w:tc>
+          <w:tcPr>
+            <w:tcW w:w="1600" w:type="dxa"/>
+            <w:tcMar>
+              <w:top w:w="80" w:type="dxa"/>
+              <w:left w:w="120" w:type="dxa"/>
+              <w:bottom w:w="80" w:type="dxa"/>
+              <w:right w:w="120" w:type="dxa"/>
+            </w:tcMar>
+            <w:vAlign w:val="center"/>
+          </w:tcPr>
+          <w:p>
+            <w:pPr>
+              <w:spacing w:after="0"/>
+              <w:jc w:val="both"/>
+            </w:pPr>
+            <w:r>
+              <w:rPr>
+                <w:rFonts w:ascii="Ubuntu" w:hAnsi="Ubuntu" w:cs="Ubuntu"/>
+                <w:sz w:val="21"/>
+                <w:szCs w:val="21"/>
+              </w:rPr>
+              <w:t xml:space="preserve">Reporte</w:t>
+            </w:r>
+          </w:p>
+        </w:tc>
+        <w:tc>
+          <w:tcPr>
+            <w:tcW w:w="1700" w:type="dxa"/>
+            <w:tcMar>
+              <w:top w:w="80" w:type="dxa"/>
+              <w:left w:w="120" w:type="dxa"/>
+              <w:bottom w:w="80" w:type="dxa"/>
+              <w:right w:w="120" w:type="dxa"/>
+            </w:tcMar>
+            <w:vAlign w:val="center"/>
+          </w:tcPr>
+          <w:p>
+            <w:pPr>
+              <w:spacing w:after="0"/>
+              <w:jc w:val="both"/>
+            </w:pPr>
+            <w:r>
+              <w:rPr>
+                <w:rFonts w:ascii="Ubuntu" w:hAnsi="Ubuntu" w:cs="Ubuntu"/>
+                <w:sz w:val="21"/>
+                <w:szCs w:val="21"/>
+              </w:rPr>
+              <w:t xml:space="preserve">BPC (consolidación)</w:t>
+            </w:r>
+          </w:p>
+        </w:tc>
+        <w:tc>
+          <w:tcPr>
+            <w:tcW w:w="900" w:type="dxa"/>
+            <w:tcMar>
+              <w:top w:w="80" w:type="dxa"/>
+              <w:left w:w="120" w:type="dxa"/>
+              <w:bottom w:w="80" w:type="dxa"/>
+              <w:right w:w="120" w:type="dxa"/>
+            </w:tcMar>
+            <w:vAlign w:val="center"/>
+          </w:tcPr>
+          <w:p>
+            <w:pPr>
+              <w:spacing w:after="0"/>
+              <w:jc w:val="both"/>
+            </w:pPr>
+            <w:r>
+              <w:rPr>
+                <w:rFonts w:ascii="Ubuntu" w:hAnsi="Ubuntu" w:cs="Ubuntu"/>
+                <w:sz w:val="21"/>
+                <w:szCs w:val="21"/>
+              </w:rPr>
+              <w:t xml:space="preserve">RF-36</w:t>
+            </w:r>
+          </w:p>
+        </w:tc>
+      </w:tr>
+      <w:tr>
+        <w:tc>
+          <w:tcPr>
+            <w:tcW w:w="800" w:type="dxa"/>
+            <w:tcMar>
+              <w:top w:w="80" w:type="dxa"/>
+              <w:left w:w="120" w:type="dxa"/>
+              <w:bottom w:w="80" w:type="dxa"/>
+              <w:right w:w="120" w:type="dxa"/>
+            </w:tcMar>
+            <w:vAlign w:val="center"/>
+          </w:tcPr>
+          <w:p>
+            <w:pPr>
+              <w:spacing w:after="0"/>
+              <w:jc w:val="both"/>
+            </w:pPr>
+            <w:r>
+              <w:rPr>
+                <w:rFonts w:ascii="Ubuntu" w:hAnsi="Ubuntu" w:cs="Ubuntu"/>
+                <w:sz w:val="21"/>
+                <w:szCs w:val="21"/>
+              </w:rPr>
+              <w:t xml:space="preserve">C04</w:t>
+            </w:r>
+          </w:p>
+        </w:tc>
+        <w:tc>
+          <w:tcPr>
+            <w:tcW w:w="3838" w:type="dxa"/>
+            <w:tcMar>
+              <w:top w:w="80" w:type="dxa"/>
+              <w:left w:w="120" w:type="dxa"/>
+              <w:bottom w:w="80" w:type="dxa"/>
+              <w:right w:w="120" w:type="dxa"/>
+            </w:tcMar>
+            <w:vAlign w:val="center"/>
+          </w:tcPr>
+          <w:p>
+            <w:pPr>
+              <w:spacing w:after="0"/>
+              <w:jc w:val="both"/>
+            </w:pPr>
+            <w:r>
+              <w:rPr>
+                <w:rFonts w:ascii="Ubuntu" w:hAnsi="Ubuntu" w:cs="Ubuntu"/>
+                <w:sz w:val="21"/>
+                <w:szCs w:val="21"/>
+              </w:rPr>
+              <w:t xml:space="preserve">Estado del cierre por sociedad y paso</w:t>
+            </w:r>
+          </w:p>
+        </w:tc>
+        <w:tc>
+          <w:tcPr>
+            <w:tcW w:w="1600" w:type="dxa"/>
+            <w:tcMar>
+              <w:top w:w="80" w:type="dxa"/>
+              <w:left w:w="120" w:type="dxa"/>
+              <w:bottom w:w="80" w:type="dxa"/>
+              <w:right w:w="120" w:type="dxa"/>
+            </w:tcMar>
+            <w:vAlign w:val="center"/>
+          </w:tcPr>
+          <w:p>
+            <w:pPr>
+              <w:spacing w:after="0"/>
+              <w:jc w:val="both"/>
+            </w:pPr>
+            <w:r>
+              <w:rPr>
+                <w:rFonts w:ascii="Ubuntu" w:hAnsi="Ubuntu" w:cs="Ubuntu"/>
+                <w:sz w:val="21"/>
+                <w:szCs w:val="21"/>
+              </w:rPr>
+              <w:t xml:space="preserve">Reporte</w:t>
+            </w:r>
+          </w:p>
+        </w:tc>
+        <w:tc>
+          <w:tcPr>
+            <w:tcW w:w="1700" w:type="dxa"/>
+            <w:tcMar>
+              <w:top w:w="80" w:type="dxa"/>
+              <w:left w:w="120" w:type="dxa"/>
+              <w:bottom w:w="80" w:type="dxa"/>
+              <w:right w:w="120" w:type="dxa"/>
+            </w:tcMar>
+            <w:vAlign w:val="center"/>
+          </w:tcPr>
+          <w:p>
+            <w:pPr>
+              <w:spacing w:after="0"/>
+              <w:jc w:val="both"/>
+            </w:pPr>
+            <w:r>
+              <w:rPr>
+                <w:rFonts w:ascii="Ubuntu" w:hAnsi="Ubuntu" w:cs="Ubuntu"/>
+                <w:sz w:val="21"/>
+                <w:szCs w:val="21"/>
+              </w:rPr>
+              <w:t xml:space="preserve">BPC (consolidación)</w:t>
+            </w:r>
+          </w:p>
+        </w:tc>
+        <w:tc>
+          <w:tcPr>
+            <w:tcW w:w="900" w:type="dxa"/>
+            <w:tcMar>
+              <w:top w:w="80" w:type="dxa"/>
+              <w:left w:w="120" w:type="dxa"/>
+              <w:bottom w:w="80" w:type="dxa"/>
+              <w:right w:w="120" w:type="dxa"/>
+            </w:tcMar>
+            <w:vAlign w:val="center"/>
+          </w:tcPr>
+          <w:p>
+            <w:pPr>
+              <w:spacing w:after="0"/>
+              <w:jc w:val="both"/>
+            </w:pPr>
+            <w:r>
+              <w:rPr>
+                <w:rFonts w:ascii="Ubuntu" w:hAnsi="Ubuntu" w:cs="Ubuntu"/>
+                <w:sz w:val="21"/>
+                <w:szCs w:val="21"/>
+              </w:rPr>
+              <w:t xml:space="preserve">RF-38</w:t>
+            </w:r>
+          </w:p>
+        </w:tc>
+      </w:tr>
+    </w:tbl>
+    <w:p>
+      <w:pPr>
+        <w:spacing w:after="0"/>
+      </w:pPr>
+    </w:p>
+    <w:p>
+      <w:pPr>
+        <w:spacing w:before="0" w:after="120" w:line="288" w:lineRule="auto"/>
+        <w:jc w:val="both"/>
+      </w:pPr>
+      <w:r>
+        <w:rPr>
+          <w:rFonts w:ascii="Ubuntu" w:hAnsi="Ubuntu" w:cs="Ubuntu"/>
+          <w:sz w:val="22"/>
+          <w:szCs w:val="22"/>
+        </w:rPr>
+        <w:t xml:space="preserve">Agregados en la versión 1.1 (Sesión interna CM 16-Oct-26, ampliación v1.1).</w:t>
+      </w:r>
+    </w:p>
+    <w:p>
+      <w:pPr>
         <w:pStyle w:val="Heading1"/>
         <w:spacing w:before="360" w:after="160"/>
         <w:jc w:val="left"/>
@@ -13557,7 +16243,7 @@
                 <w:sz w:val="21"/>
                 <w:szCs w:val="21"/>
               </w:rPr>
-              <w:t xml:space="preserve">El acelerador soporta las dos arquitecturas: A (BW 7.5 con BPC modelo estándar) y B (ERP, BW y BPC integrados, con BPC modelo embebido).</w:t>
+              <w:t xml:space="preserve">El acelerador soporta las dos arquitecturas: A (BW 7.5 o BW/4HANA con BPC modelo estándar) y B (ERP, BW y BPC integrados, con BPC modelo embebido).</w:t>
             </w:r>
           </w:p>
         </w:tc>
@@ -13715,7 +16401,7 @@
                 <w:sz w:val="21"/>
                 <w:szCs w:val="21"/>
               </w:rPr>
-              <w:t xml:space="preserve">20 de 20 reportes abren y actualizan datos con EPM add-in.</w:t>
+              <w:t xml:space="preserve">34 de 34 reportes y plantillas (tablas 5.6.1, 5.8.1 y 5.9.1) abren y actualizan datos con EPM add-in.</w:t>
             </w:r>
           </w:p>
         </w:tc>
@@ -14033,7 +16719,7 @@
                 <w:sz w:val="21"/>
                 <w:szCs w:val="21"/>
               </w:rPr>
-              <w:t xml:space="preserve">RNF-Rend-01</w:t>
+              <w:t xml:space="preserve">RNF-Comp-05</w:t>
             </w:r>
           </w:p>
         </w:tc>
@@ -14059,7 +16745,7 @@
                 <w:sz w:val="21"/>
                 <w:szCs w:val="21"/>
               </w:rPr>
-              <w:t xml:space="preserve">Rend</w:t>
+              <w:t xml:space="preserve">Comp</w:t>
             </w:r>
           </w:p>
         </w:tc>
@@ -14085,7 +16771,7 @@
                 <w:sz w:val="21"/>
                 <w:szCs w:val="21"/>
               </w:rPr>
-              <w:t xml:space="preserve">La carga delta deja disponibles en los reportes las transacciones registradas en SAP el día anterior.</w:t>
+              <w:t xml:space="preserve">La matriz de soporte de la arquitectura A incluye, además de BW 7.5, la variante BW/4HANA con BPC 2021 modelo estándar, en la que los InfoProviders se generan como aDSO.</w:t>
             </w:r>
           </w:p>
         </w:tc>
@@ -14111,7 +16797,7 @@
                 <w:sz w:val="21"/>
                 <w:szCs w:val="21"/>
               </w:rPr>
-              <w:t xml:space="preserve">1 ejecución cada 24 horas; antigüedad de los datos ≤ 24 horas al abrir un reporte. Duración máxima de la ventana: pregunta abierta 7.</w:t>
+              <w:t xml:space="preserve">Todos los RF de la arquitectura A se ejecutan completos en un ambiente BW/4HANA con BPC 2021 modelo estándar; 0 InfoCubos generados en esa variante.</w:t>
             </w:r>
           </w:p>
         </w:tc>
@@ -14137,7 +16823,7 @@
                 <w:sz w:val="21"/>
                 <w:szCs w:val="21"/>
               </w:rPr>
-              <w:t xml:space="preserve">Sesión técnica 16-Oct-26, G7 09:51-09:57</w:t>
+              <w:t xml:space="preserve">Sesión interna CM 16-Oct-26 (ampliación v1.1); Caso de referencia BW 7.5/BPC 10.1 (fin de mantenimiento de BW 7.5)</w:t>
             </w:r>
           </w:p>
         </w:tc>
@@ -14165,7 +16851,7 @@
                 <w:sz w:val="21"/>
                 <w:szCs w:val="21"/>
               </w:rPr>
-              <w:t xml:space="preserve">RNF-Seg-01</w:t>
+              <w:t xml:space="preserve">RNF-Rend-01</w:t>
             </w:r>
           </w:p>
         </w:tc>
@@ -14191,7 +16877,7 @@
                 <w:sz w:val="21"/>
                 <w:szCs w:val="21"/>
               </w:rPr>
-              <w:t xml:space="preserve">Seg</w:t>
+              <w:t xml:space="preserve">Rend</w:t>
             </w:r>
           </w:p>
         </w:tc>
@@ -14217,7 +16903,7 @@
                 <w:sz w:val="21"/>
                 <w:szCs w:val="21"/>
               </w:rPr>
-              <w:t xml:space="preserve">La solución se verifica con OWASP ASVS nivel 2, según la clasificación de datos de la sección 9.</w:t>
+              <w:t xml:space="preserve">La carga delta deja disponibles en los reportes las transacciones registradas en SAP el día anterior.</w:t>
             </w:r>
           </w:p>
         </w:tc>
@@ -14243,7 +16929,7 @@
                 <w:sz w:val="21"/>
                 <w:szCs w:val="21"/>
               </w:rPr>
-              <w:t xml:space="preserve">Verificación ASVS nivel 2 sin hallazgos altos abiertos antes de la entrega.</w:t>
+              <w:t xml:space="preserve">1 ejecución cada 24 horas; antigüedad de los datos ≤ 24 horas al abrir un reporte. Duración máxima de la ventana: pregunta abierta 7.</w:t>
             </w:r>
           </w:p>
         </w:tc>
@@ -14269,7 +16955,7 @@
                 <w:sz w:val="21"/>
                 <w:szCs w:val="21"/>
               </w:rPr>
-              <w:t xml:space="preserve">Playbook CM §7.1; sección 9</w:t>
+              <w:t xml:space="preserve">Sesión técnica 16-Oct-26, G7 09:51-09:57</w:t>
             </w:r>
           </w:p>
         </w:tc>
@@ -14297,7 +16983,7 @@
                 <w:sz w:val="21"/>
                 <w:szCs w:val="21"/>
               </w:rPr>
-              <w:t xml:space="preserve">RNF-Seg-02</w:t>
+              <w:t xml:space="preserve">RNF-Seg-01</w:t>
             </w:r>
           </w:p>
         </w:tc>
@@ -14349,7 +17035,7 @@
                 <w:sz w:val="21"/>
                 <w:szCs w:val="21"/>
               </w:rPr>
-              <w:t xml:space="preserve">Las credenciales de conexión a SAP no se guardan en texto plano en el equipo del Consultor implementador.</w:t>
+              <w:t xml:space="preserve">La solución se verifica con OWASP ASVS nivel 2, según la clasificación de datos de la sección 9.</w:t>
             </w:r>
           </w:p>
         </w:tc>
@@ -14375,7 +17061,7 @@
                 <w:sz w:val="21"/>
                 <w:szCs w:val="21"/>
               </w:rPr>
-              <w:t xml:space="preserve">0 credenciales legibles en archivos de configuración o registros.</w:t>
+              <w:t xml:space="preserve">Verificación ASVS nivel 2 sin hallazgos altos abiertos antes de la entrega.</w:t>
             </w:r>
           </w:p>
         </w:tc>
@@ -14429,7 +17115,7 @@
                 <w:sz w:val="21"/>
                 <w:szCs w:val="21"/>
               </w:rPr>
-              <w:t xml:space="preserve">RNF-Seg-03</w:t>
+              <w:t xml:space="preserve">RNF-Seg-02</w:t>
             </w:r>
           </w:p>
         </w:tc>
@@ -14481,7 +17167,7 @@
                 <w:sz w:val="21"/>
                 <w:szCs w:val="21"/>
               </w:rPr>
-              <w:t xml:space="preserve">El usuario técnico de conexión a SAP opera con los permisos mínimos que requiere cada paso.</w:t>
+              <w:t xml:space="preserve">Las credenciales de conexión a SAP no se guardan en texto plano en el equipo del Consultor implementador.</w:t>
             </w:r>
           </w:p>
         </w:tc>
@@ -14507,7 +17193,7 @@
                 <w:sz w:val="21"/>
                 <w:szCs w:val="21"/>
               </w:rPr>
-              <w:t xml:space="preserve">Rol técnico documentado; 0 permisos de administración total (SAP_ALL).</w:t>
+              <w:t xml:space="preserve">0 credenciales legibles en archivos de configuración o registros.</w:t>
             </w:r>
           </w:p>
         </w:tc>
@@ -14533,7 +17219,7 @@
                 <w:sz w:val="21"/>
                 <w:szCs w:val="21"/>
               </w:rPr>
-              <w:t xml:space="preserve">Playbook CM §7.1</w:t>
+              <w:t xml:space="preserve">Playbook CM §7.1; sección 9</w:t>
             </w:r>
           </w:p>
         </w:tc>
@@ -14561,6 +17247,138 @@
                 <w:sz w:val="21"/>
                 <w:szCs w:val="21"/>
               </w:rPr>
+              <w:t xml:space="preserve">RNF-Seg-03</w:t>
+            </w:r>
+          </w:p>
+        </w:tc>
+        <w:tc>
+          <w:tcPr>
+            <w:tcW w:w="1000" w:type="dxa"/>
+            <w:tcMar>
+              <w:top w:w="80" w:type="dxa"/>
+              <w:left w:w="120" w:type="dxa"/>
+              <w:bottom w:w="80" w:type="dxa"/>
+              <w:right w:w="120" w:type="dxa"/>
+            </w:tcMar>
+            <w:vAlign w:val="center"/>
+          </w:tcPr>
+          <w:p>
+            <w:pPr>
+              <w:spacing w:after="0"/>
+              <w:jc w:val="both"/>
+            </w:pPr>
+            <w:r>
+              <w:rPr>
+                <w:rFonts w:ascii="Ubuntu" w:hAnsi="Ubuntu" w:cs="Ubuntu"/>
+                <w:sz w:val="21"/>
+                <w:szCs w:val="21"/>
+              </w:rPr>
+              <w:t xml:space="preserve">Seg</w:t>
+            </w:r>
+          </w:p>
+        </w:tc>
+        <w:tc>
+          <w:tcPr>
+            <w:tcW w:w="2900" w:type="dxa"/>
+            <w:tcMar>
+              <w:top w:w="80" w:type="dxa"/>
+              <w:left w:w="120" w:type="dxa"/>
+              <w:bottom w:w="80" w:type="dxa"/>
+              <w:right w:w="120" w:type="dxa"/>
+            </w:tcMar>
+            <w:vAlign w:val="center"/>
+          </w:tcPr>
+          <w:p>
+            <w:pPr>
+              <w:spacing w:after="0"/>
+              <w:jc w:val="both"/>
+            </w:pPr>
+            <w:r>
+              <w:rPr>
+                <w:rFonts w:ascii="Ubuntu" w:hAnsi="Ubuntu" w:cs="Ubuntu"/>
+                <w:sz w:val="21"/>
+                <w:szCs w:val="21"/>
+              </w:rPr>
+              <w:t xml:space="preserve">El usuario técnico de conexión a SAP opera con los permisos mínimos que requiere cada paso.</w:t>
+            </w:r>
+          </w:p>
+        </w:tc>
+        <w:tc>
+          <w:tcPr>
+            <w:tcW w:w="2238" w:type="dxa"/>
+            <w:tcMar>
+              <w:top w:w="80" w:type="dxa"/>
+              <w:left w:w="120" w:type="dxa"/>
+              <w:bottom w:w="80" w:type="dxa"/>
+              <w:right w:w="120" w:type="dxa"/>
+            </w:tcMar>
+            <w:vAlign w:val="center"/>
+          </w:tcPr>
+          <w:p>
+            <w:pPr>
+              <w:spacing w:after="0"/>
+              <w:jc w:val="both"/>
+            </w:pPr>
+            <w:r>
+              <w:rPr>
+                <w:rFonts w:ascii="Ubuntu" w:hAnsi="Ubuntu" w:cs="Ubuntu"/>
+                <w:sz w:val="21"/>
+                <w:szCs w:val="21"/>
+              </w:rPr>
+              <w:t xml:space="preserve">Rol técnico documentado; 0 permisos de administración total (SAP_ALL).</w:t>
+            </w:r>
+          </w:p>
+        </w:tc>
+        <w:tc>
+          <w:tcPr>
+            <w:tcW w:w="1400" w:type="dxa"/>
+            <w:tcMar>
+              <w:top w:w="80" w:type="dxa"/>
+              <w:left w:w="120" w:type="dxa"/>
+              <w:bottom w:w="80" w:type="dxa"/>
+              <w:right w:w="120" w:type="dxa"/>
+            </w:tcMar>
+            <w:vAlign w:val="center"/>
+          </w:tcPr>
+          <w:p>
+            <w:pPr>
+              <w:spacing w:after="0"/>
+              <w:jc w:val="both"/>
+            </w:pPr>
+            <w:r>
+              <w:rPr>
+                <w:rFonts w:ascii="Ubuntu" w:hAnsi="Ubuntu" w:cs="Ubuntu"/>
+                <w:sz w:val="21"/>
+                <w:szCs w:val="21"/>
+              </w:rPr>
+              <w:t xml:space="preserve">Playbook CM §7.1</w:t>
+            </w:r>
+          </w:p>
+        </w:tc>
+      </w:tr>
+      <w:tr>
+        <w:tc>
+          <w:tcPr>
+            <w:tcW w:w="1300" w:type="dxa"/>
+            <w:tcMar>
+              <w:top w:w="80" w:type="dxa"/>
+              <w:left w:w="120" w:type="dxa"/>
+              <w:bottom w:w="80" w:type="dxa"/>
+              <w:right w:w="120" w:type="dxa"/>
+            </w:tcMar>
+            <w:vAlign w:val="center"/>
+          </w:tcPr>
+          <w:p>
+            <w:pPr>
+              <w:spacing w:after="0"/>
+              <w:jc w:val="both"/>
+            </w:pPr>
+            <w:r>
+              <w:rPr>
+                <w:rFonts w:ascii="Ubuntu" w:hAnsi="Ubuntu" w:cs="Ubuntu"/>
+                <w:sz w:val="21"/>
+                <w:szCs w:val="21"/>
+              </w:rPr>
               <w:t xml:space="preserve">RNF-Aud-01</w:t>
             </w:r>
           </w:p>
@@ -14666,6 +17484,138 @@
                 <w:szCs w:val="21"/>
               </w:rPr>
               <w:t xml:space="preserve">Playbook CM §7.1 (observabilidad)</w:t>
+            </w:r>
+          </w:p>
+        </w:tc>
+      </w:tr>
+      <w:tr>
+        <w:tc>
+          <w:tcPr>
+            <w:tcW w:w="1300" w:type="dxa"/>
+            <w:tcMar>
+              <w:top w:w="80" w:type="dxa"/>
+              <w:left w:w="120" w:type="dxa"/>
+              <w:bottom w:w="80" w:type="dxa"/>
+              <w:right w:w="120" w:type="dxa"/>
+            </w:tcMar>
+            <w:vAlign w:val="center"/>
+          </w:tcPr>
+          <w:p>
+            <w:pPr>
+              <w:spacing w:after="0"/>
+              <w:jc w:val="both"/>
+            </w:pPr>
+            <w:r>
+              <w:rPr>
+                <w:rFonts w:ascii="Ubuntu" w:hAnsi="Ubuntu" w:cs="Ubuntu"/>
+                <w:sz w:val="21"/>
+                <w:szCs w:val="21"/>
+              </w:rPr>
+              <w:t xml:space="preserve">RNF-Aud-02</w:t>
+            </w:r>
+          </w:p>
+        </w:tc>
+        <w:tc>
+          <w:tcPr>
+            <w:tcW w:w="1000" w:type="dxa"/>
+            <w:tcMar>
+              <w:top w:w="80" w:type="dxa"/>
+              <w:left w:w="120" w:type="dxa"/>
+              <w:bottom w:w="80" w:type="dxa"/>
+              <w:right w:w="120" w:type="dxa"/>
+            </w:tcMar>
+            <w:vAlign w:val="center"/>
+          </w:tcPr>
+          <w:p>
+            <w:pPr>
+              <w:spacing w:after="0"/>
+              <w:jc w:val="both"/>
+            </w:pPr>
+            <w:r>
+              <w:rPr>
+                <w:rFonts w:ascii="Ubuntu" w:hAnsi="Ubuntu" w:cs="Ubuntu"/>
+                <w:sz w:val="21"/>
+                <w:szCs w:val="21"/>
+              </w:rPr>
+              <w:t xml:space="preserve">Aud</w:t>
+            </w:r>
+          </w:p>
+        </w:tc>
+        <w:tc>
+          <w:tcPr>
+            <w:tcW w:w="2900" w:type="dxa"/>
+            <w:tcMar>
+              <w:top w:w="80" w:type="dxa"/>
+              <w:left w:w="120" w:type="dxa"/>
+              <w:bottom w:w="80" w:type="dxa"/>
+              <w:right w:w="120" w:type="dxa"/>
+            </w:tcMar>
+            <w:vAlign w:val="center"/>
+          </w:tcPr>
+          <w:p>
+            <w:pPr>
+              <w:spacing w:after="0"/>
+              <w:jc w:val="both"/>
+            </w:pPr>
+            <w:r>
+              <w:rPr>
+                <w:rFonts w:ascii="Ubuntu" w:hAnsi="Ubuntu" w:cs="Ubuntu"/>
+                <w:sz w:val="21"/>
+                <w:szCs w:val="21"/>
+              </w:rPr>
+              <w:t xml:space="preserve">Los cambios en participaciones y métodos (RF-31), asientos de ajuste (RF-35) y bloqueos (RF-37) quedan registrados con usuario, fecha y hora, valor anterior y valor nuevo.</w:t>
+            </w:r>
+          </w:p>
+        </w:tc>
+        <w:tc>
+          <w:tcPr>
+            <w:tcW w:w="2238" w:type="dxa"/>
+            <w:tcMar>
+              <w:top w:w="80" w:type="dxa"/>
+              <w:left w:w="120" w:type="dxa"/>
+              <w:bottom w:w="80" w:type="dxa"/>
+              <w:right w:w="120" w:type="dxa"/>
+            </w:tcMar>
+            <w:vAlign w:val="center"/>
+          </w:tcPr>
+          <w:p>
+            <w:pPr>
+              <w:spacing w:after="0"/>
+              <w:jc w:val="both"/>
+            </w:pPr>
+            <w:r>
+              <w:rPr>
+                <w:rFonts w:ascii="Ubuntu" w:hAnsi="Ubuntu" w:cs="Ubuntu"/>
+                <w:sz w:val="21"/>
+                <w:szCs w:val="21"/>
+              </w:rPr>
+              <w:t xml:space="preserve">100 % de los cambios con registro consultable en BPC; retención mínima de 12 meses.</w:t>
+            </w:r>
+          </w:p>
+        </w:tc>
+        <w:tc>
+          <w:tcPr>
+            <w:tcW w:w="1400" w:type="dxa"/>
+            <w:tcMar>
+              <w:top w:w="80" w:type="dxa"/>
+              <w:left w:w="120" w:type="dxa"/>
+              <w:bottom w:w="80" w:type="dxa"/>
+              <w:right w:w="120" w:type="dxa"/>
+            </w:tcMar>
+            <w:vAlign w:val="center"/>
+          </w:tcPr>
+          <w:p>
+            <w:pPr>
+              <w:spacing w:after="0"/>
+              <w:jc w:val="both"/>
+            </w:pPr>
+            <w:r>
+              <w:rPr>
+                <w:rFonts w:ascii="Ubuntu" w:hAnsi="Ubuntu" w:cs="Ubuntu"/>
+                <w:sz w:val="21"/>
+                <w:szCs w:val="21"/>
+              </w:rPr>
+              <w:t xml:space="preserve">Sesión interna CM 16-Oct-26 (ampliación v1.1); Caso de referencia BW 7.5/BPC 10.1 (sin registro de modificaciones)</w:t>
             </w:r>
           </w:p>
         </w:tc>
@@ -15683,7 +18633,7 @@
                 <w:sz w:val="21"/>
                 <w:szCs w:val="21"/>
               </w:rPr>
-              <w:t xml:space="preserve">RF-06, RF-19</w:t>
+              <w:t xml:space="preserve">RF-06, RF-19, RF-34</w:t>
             </w:r>
           </w:p>
         </w:tc>
@@ -16107,7 +19057,7 @@
                 <w:sz w:val="21"/>
                 <w:szCs w:val="21"/>
               </w:rPr>
-              <w:t xml:space="preserve">RF-26</w:t>
+              <w:t xml:space="preserve">RF-26, RF-33</w:t>
             </w:r>
           </w:p>
         </w:tc>
@@ -16240,6 +19190,642 @@
                 <w:szCs w:val="21"/>
               </w:rPr>
               <w:t xml:space="preserve">Sesión interna CM 16-Oct-26 (respuesta 8)</w:t>
+            </w:r>
+          </w:p>
+        </w:tc>
+      </w:tr>
+      <w:tr>
+        <w:tc>
+          <w:tcPr>
+            <w:tcW w:w="900" w:type="dxa"/>
+            <w:tcMar>
+              <w:top w:w="80" w:type="dxa"/>
+              <w:left w:w="120" w:type="dxa"/>
+              <w:bottom w:w="80" w:type="dxa"/>
+              <w:right w:w="120" w:type="dxa"/>
+            </w:tcMar>
+            <w:vAlign w:val="center"/>
+          </w:tcPr>
+          <w:p>
+            <w:pPr>
+              <w:spacing w:after="0"/>
+              <w:jc w:val="both"/>
+            </w:pPr>
+            <w:r>
+              <w:rPr>
+                <w:rFonts w:ascii="Ubuntu" w:hAnsi="Ubuntu" w:cs="Ubuntu"/>
+                <w:sz w:val="21"/>
+                <w:szCs w:val="21"/>
+              </w:rPr>
+              <w:t xml:space="preserve">RN-13</w:t>
+            </w:r>
+          </w:p>
+        </w:tc>
+        <w:tc>
+          <w:tcPr>
+            <w:tcW w:w="4838" w:type="dxa"/>
+            <w:tcMar>
+              <w:top w:w="80" w:type="dxa"/>
+              <w:left w:w="120" w:type="dxa"/>
+              <w:bottom w:w="80" w:type="dxa"/>
+              <w:right w:w="120" w:type="dxa"/>
+            </w:tcMar>
+            <w:vAlign w:val="center"/>
+          </w:tcPr>
+          <w:p>
+            <w:pPr>
+              <w:spacing w:after="0"/>
+              <w:jc w:val="both"/>
+            </w:pPr>
+            <w:r>
+              <w:rPr>
+                <w:rFonts w:ascii="Ubuntu" w:hAnsi="Ubuntu" w:cs="Ubuntu"/>
+                <w:sz w:val="21"/>
+                <w:szCs w:val="21"/>
+              </w:rPr>
+              <w:t xml:space="preserve">Cada sociedad tiene en cada periodo un método de consolidación: matriz, integración global, participación (coligada) o fuera del perímetro. La integración global elimina inversión y patrimonio y calcula interés minoritario; la participación reconoce la proporción del resultado y no elimina transacciones intercompañía.</w:t>
+            </w:r>
+          </w:p>
+        </w:tc>
+        <w:tc>
+          <w:tcPr>
+            <w:tcW w:w="1500" w:type="dxa"/>
+            <w:tcMar>
+              <w:top w:w="80" w:type="dxa"/>
+              <w:left w:w="120" w:type="dxa"/>
+              <w:bottom w:w="80" w:type="dxa"/>
+              <w:right w:w="120" w:type="dxa"/>
+            </w:tcMar>
+            <w:vAlign w:val="center"/>
+          </w:tcPr>
+          <w:p>
+            <w:pPr>
+              <w:spacing w:after="0"/>
+              <w:jc w:val="both"/>
+            </w:pPr>
+            <w:r>
+              <w:rPr>
+                <w:rFonts w:ascii="Ubuntu" w:hAnsi="Ubuntu" w:cs="Ubuntu"/>
+                <w:sz w:val="21"/>
+                <w:szCs w:val="21"/>
+              </w:rPr>
+              <w:t xml:space="preserve">RF-19, RF-31, RF-32</w:t>
+            </w:r>
+          </w:p>
+        </w:tc>
+        <w:tc>
+          <w:tcPr>
+            <w:tcW w:w="1600" w:type="dxa"/>
+            <w:tcMar>
+              <w:top w:w="80" w:type="dxa"/>
+              <w:left w:w="120" w:type="dxa"/>
+              <w:bottom w:w="80" w:type="dxa"/>
+              <w:right w:w="120" w:type="dxa"/>
+            </w:tcMar>
+            <w:vAlign w:val="center"/>
+          </w:tcPr>
+          <w:p>
+            <w:pPr>
+              <w:spacing w:after="0"/>
+              <w:jc w:val="both"/>
+            </w:pPr>
+            <w:r>
+              <w:rPr>
+                <w:rFonts w:ascii="Ubuntu" w:hAnsi="Ubuntu" w:cs="Ubuntu"/>
+                <w:sz w:val="21"/>
+                <w:szCs w:val="21"/>
+              </w:rPr>
+              <w:t xml:space="preserve">Sesión interna CM 16-Oct-26 (ampliación v1.1); NIIF 10 y NIC 28 (por confirmar en la pregunta abierta 15)</w:t>
+            </w:r>
+          </w:p>
+        </w:tc>
+      </w:tr>
+      <w:tr>
+        <w:tc>
+          <w:tcPr>
+            <w:tcW w:w="900" w:type="dxa"/>
+            <w:tcMar>
+              <w:top w:w="80" w:type="dxa"/>
+              <w:left w:w="120" w:type="dxa"/>
+              <w:bottom w:w="80" w:type="dxa"/>
+              <w:right w:w="120" w:type="dxa"/>
+            </w:tcMar>
+            <w:vAlign w:val="center"/>
+          </w:tcPr>
+          <w:p>
+            <w:pPr>
+              <w:spacing w:after="0"/>
+              <w:jc w:val="both"/>
+            </w:pPr>
+            <w:r>
+              <w:rPr>
+                <w:rFonts w:ascii="Ubuntu" w:hAnsi="Ubuntu" w:cs="Ubuntu"/>
+                <w:sz w:val="21"/>
+                <w:szCs w:val="21"/>
+              </w:rPr>
+              <w:t xml:space="preserve">RN-14</w:t>
+            </w:r>
+          </w:p>
+        </w:tc>
+        <w:tc>
+          <w:tcPr>
+            <w:tcW w:w="4838" w:type="dxa"/>
+            <w:tcMar>
+              <w:top w:w="80" w:type="dxa"/>
+              <w:left w:w="120" w:type="dxa"/>
+              <w:bottom w:w="80" w:type="dxa"/>
+              <w:right w:w="120" w:type="dxa"/>
+            </w:tcMar>
+            <w:vAlign w:val="center"/>
+          </w:tcPr>
+          <w:p>
+            <w:pPr>
+              <w:spacing w:after="0"/>
+              <w:jc w:val="both"/>
+            </w:pPr>
+            <w:r>
+              <w:rPr>
+                <w:rFonts w:ascii="Ubuntu" w:hAnsi="Ubuntu" w:cs="Ubuntu"/>
+                <w:sz w:val="21"/>
+                <w:szCs w:val="21"/>
+              </w:rPr>
+              <w:t xml:space="preserve">Los porcentajes y el método se registran por periodo; un cambio aplica desde el periodo en que se registra y no altera los periodos anteriores.</w:t>
+            </w:r>
+          </w:p>
+        </w:tc>
+        <w:tc>
+          <w:tcPr>
+            <w:tcW w:w="1500" w:type="dxa"/>
+            <w:tcMar>
+              <w:top w:w="80" w:type="dxa"/>
+              <w:left w:w="120" w:type="dxa"/>
+              <w:bottom w:w="80" w:type="dxa"/>
+              <w:right w:w="120" w:type="dxa"/>
+            </w:tcMar>
+            <w:vAlign w:val="center"/>
+          </w:tcPr>
+          <w:p>
+            <w:pPr>
+              <w:spacing w:after="0"/>
+              <w:jc w:val="both"/>
+            </w:pPr>
+            <w:r>
+              <w:rPr>
+                <w:rFonts w:ascii="Ubuntu" w:hAnsi="Ubuntu" w:cs="Ubuntu"/>
+                <w:sz w:val="21"/>
+                <w:szCs w:val="21"/>
+              </w:rPr>
+              <w:t xml:space="preserve">RF-31, RF-32</w:t>
+            </w:r>
+          </w:p>
+        </w:tc>
+        <w:tc>
+          <w:tcPr>
+            <w:tcW w:w="1600" w:type="dxa"/>
+            <w:tcMar>
+              <w:top w:w="80" w:type="dxa"/>
+              <w:left w:w="120" w:type="dxa"/>
+              <w:bottom w:w="80" w:type="dxa"/>
+              <w:right w:w="120" w:type="dxa"/>
+            </w:tcMar>
+            <w:vAlign w:val="center"/>
+          </w:tcPr>
+          <w:p>
+            <w:pPr>
+              <w:spacing w:after="0"/>
+              <w:jc w:val="both"/>
+            </w:pPr>
+            <w:r>
+              <w:rPr>
+                <w:rFonts w:ascii="Ubuntu" w:hAnsi="Ubuntu" w:cs="Ubuntu"/>
+                <w:sz w:val="21"/>
+                <w:szCs w:val="21"/>
+              </w:rPr>
+              <w:t xml:space="preserve">Sesión interna CM 16-Oct-26 (ampliación v1.1); Caso de referencia BW 7.5/BPC 10.1 (pérdida del porcentaje anterior)</w:t>
+            </w:r>
+          </w:p>
+        </w:tc>
+      </w:tr>
+      <w:tr>
+        <w:tc>
+          <w:tcPr>
+            <w:tcW w:w="900" w:type="dxa"/>
+            <w:tcMar>
+              <w:top w:w="80" w:type="dxa"/>
+              <w:left w:w="120" w:type="dxa"/>
+              <w:bottom w:w="80" w:type="dxa"/>
+              <w:right w:w="120" w:type="dxa"/>
+            </w:tcMar>
+            <w:vAlign w:val="center"/>
+          </w:tcPr>
+          <w:p>
+            <w:pPr>
+              <w:spacing w:after="0"/>
+              <w:jc w:val="both"/>
+            </w:pPr>
+            <w:r>
+              <w:rPr>
+                <w:rFonts w:ascii="Ubuntu" w:hAnsi="Ubuntu" w:cs="Ubuntu"/>
+                <w:sz w:val="21"/>
+                <w:szCs w:val="21"/>
+              </w:rPr>
+              <w:t xml:space="preserve">RN-15</w:t>
+            </w:r>
+          </w:p>
+        </w:tc>
+        <w:tc>
+          <w:tcPr>
+            <w:tcW w:w="4838" w:type="dxa"/>
+            <w:tcMar>
+              <w:top w:w="80" w:type="dxa"/>
+              <w:left w:w="120" w:type="dxa"/>
+              <w:bottom w:w="80" w:type="dxa"/>
+              <w:right w:w="120" w:type="dxa"/>
+            </w:tcMar>
+            <w:vAlign w:val="center"/>
+          </w:tcPr>
+          <w:p>
+            <w:pPr>
+              <w:spacing w:after="0"/>
+              <w:jc w:val="both"/>
+            </w:pPr>
+            <w:r>
+              <w:rPr>
+                <w:rFonts w:ascii="Ubuntu" w:hAnsi="Ubuntu" w:cs="Ubuntu"/>
+                <w:sz w:val="21"/>
+                <w:szCs w:val="21"/>
+              </w:rPr>
+              <w:t xml:space="preserve">Un asiento de ajuste solo se guarda si la suma de sus débitos es igual a la suma de sus créditos.</w:t>
+            </w:r>
+          </w:p>
+        </w:tc>
+        <w:tc>
+          <w:tcPr>
+            <w:tcW w:w="1500" w:type="dxa"/>
+            <w:tcMar>
+              <w:top w:w="80" w:type="dxa"/>
+              <w:left w:w="120" w:type="dxa"/>
+              <w:bottom w:w="80" w:type="dxa"/>
+              <w:right w:w="120" w:type="dxa"/>
+            </w:tcMar>
+            <w:vAlign w:val="center"/>
+          </w:tcPr>
+          <w:p>
+            <w:pPr>
+              <w:spacing w:after="0"/>
+              <w:jc w:val="both"/>
+            </w:pPr>
+            <w:r>
+              <w:rPr>
+                <w:rFonts w:ascii="Ubuntu" w:hAnsi="Ubuntu" w:cs="Ubuntu"/>
+                <w:sz w:val="21"/>
+                <w:szCs w:val="21"/>
+              </w:rPr>
+              <w:t xml:space="preserve">RF-35</w:t>
+            </w:r>
+          </w:p>
+        </w:tc>
+        <w:tc>
+          <w:tcPr>
+            <w:tcW w:w="1600" w:type="dxa"/>
+            <w:tcMar>
+              <w:top w:w="80" w:type="dxa"/>
+              <w:left w:w="120" w:type="dxa"/>
+              <w:bottom w:w="80" w:type="dxa"/>
+              <w:right w:w="120" w:type="dxa"/>
+            </w:tcMar>
+            <w:vAlign w:val="center"/>
+          </w:tcPr>
+          <w:p>
+            <w:pPr>
+              <w:spacing w:after="0"/>
+              <w:jc w:val="both"/>
+            </w:pPr>
+            <w:r>
+              <w:rPr>
+                <w:rFonts w:ascii="Ubuntu" w:hAnsi="Ubuntu" w:cs="Ubuntu"/>
+                <w:sz w:val="21"/>
+                <w:szCs w:val="21"/>
+              </w:rPr>
+              <w:t xml:space="preserve">Sesión interna CM 16-Oct-26 (ampliación v1.1)</w:t>
+            </w:r>
+          </w:p>
+        </w:tc>
+      </w:tr>
+      <w:tr>
+        <w:tc>
+          <w:tcPr>
+            <w:tcW w:w="900" w:type="dxa"/>
+            <w:tcMar>
+              <w:top w:w="80" w:type="dxa"/>
+              <w:left w:w="120" w:type="dxa"/>
+              <w:bottom w:w="80" w:type="dxa"/>
+              <w:right w:w="120" w:type="dxa"/>
+            </w:tcMar>
+            <w:vAlign w:val="center"/>
+          </w:tcPr>
+          <w:p>
+            <w:pPr>
+              <w:spacing w:after="0"/>
+              <w:jc w:val="both"/>
+            </w:pPr>
+            <w:r>
+              <w:rPr>
+                <w:rFonts w:ascii="Ubuntu" w:hAnsi="Ubuntu" w:cs="Ubuntu"/>
+                <w:sz w:val="21"/>
+                <w:szCs w:val="21"/>
+              </w:rPr>
+              <w:t xml:space="preserve">RN-16</w:t>
+            </w:r>
+          </w:p>
+        </w:tc>
+        <w:tc>
+          <w:tcPr>
+            <w:tcW w:w="4838" w:type="dxa"/>
+            <w:tcMar>
+              <w:top w:w="80" w:type="dxa"/>
+              <w:left w:w="120" w:type="dxa"/>
+              <w:bottom w:w="80" w:type="dxa"/>
+              <w:right w:w="120" w:type="dxa"/>
+            </w:tcMar>
+            <w:vAlign w:val="center"/>
+          </w:tcPr>
+          <w:p>
+            <w:pPr>
+              <w:spacing w:after="0"/>
+              <w:jc w:val="both"/>
+            </w:pPr>
+            <w:r>
+              <w:rPr>
+                <w:rFonts w:ascii="Ubuntu" w:hAnsi="Ubuntu" w:cs="Ubuntu"/>
+                <w:sz w:val="21"/>
+                <w:szCs w:val="21"/>
+              </w:rPr>
+              <w:t xml:space="preserve">Una sociedad solo se importa a BPC si en el periodo el activo es igual al pasivo más el patrimonio, la utilidad del estado de resultados es igual al resultado del ejercicio del balance y todas sus cuentas con saldo están mapeadas; la tolerancia de redondeo se define en la pregunta abierta 14.</w:t>
+            </w:r>
+          </w:p>
+        </w:tc>
+        <w:tc>
+          <w:tcPr>
+            <w:tcW w:w="1500" w:type="dxa"/>
+            <w:tcMar>
+              <w:top w:w="80" w:type="dxa"/>
+              <w:left w:w="120" w:type="dxa"/>
+              <w:bottom w:w="80" w:type="dxa"/>
+              <w:right w:w="120" w:type="dxa"/>
+            </w:tcMar>
+            <w:vAlign w:val="center"/>
+          </w:tcPr>
+          <w:p>
+            <w:pPr>
+              <w:spacing w:after="0"/>
+              <w:jc w:val="both"/>
+            </w:pPr>
+            <w:r>
+              <w:rPr>
+                <w:rFonts w:ascii="Ubuntu" w:hAnsi="Ubuntu" w:cs="Ubuntu"/>
+                <w:sz w:val="21"/>
+                <w:szCs w:val="21"/>
+              </w:rPr>
+              <w:t xml:space="preserve">RF-36</w:t>
+            </w:r>
+          </w:p>
+        </w:tc>
+        <w:tc>
+          <w:tcPr>
+            <w:tcW w:w="1600" w:type="dxa"/>
+            <w:tcMar>
+              <w:top w:w="80" w:type="dxa"/>
+              <w:left w:w="120" w:type="dxa"/>
+              <w:bottom w:w="80" w:type="dxa"/>
+              <w:right w:w="120" w:type="dxa"/>
+            </w:tcMar>
+            <w:vAlign w:val="center"/>
+          </w:tcPr>
+          <w:p>
+            <w:pPr>
+              <w:spacing w:after="0"/>
+              <w:jc w:val="both"/>
+            </w:pPr>
+            <w:r>
+              <w:rPr>
+                <w:rFonts w:ascii="Ubuntu" w:hAnsi="Ubuntu" w:cs="Ubuntu"/>
+                <w:sz w:val="21"/>
+                <w:szCs w:val="21"/>
+              </w:rPr>
+              <w:t xml:space="preserve">Sesión interna CM 16-Oct-26 (ampliación v1.1); Caso de referencia BW 7.5/BPC 10.1 (validaciones de cuadre)</w:t>
+            </w:r>
+          </w:p>
+        </w:tc>
+      </w:tr>
+      <w:tr>
+        <w:tc>
+          <w:tcPr>
+            <w:tcW w:w="900" w:type="dxa"/>
+            <w:tcMar>
+              <w:top w:w="80" w:type="dxa"/>
+              <w:left w:w="120" w:type="dxa"/>
+              <w:bottom w:w="80" w:type="dxa"/>
+              <w:right w:w="120" w:type="dxa"/>
+            </w:tcMar>
+            <w:vAlign w:val="center"/>
+          </w:tcPr>
+          <w:p>
+            <w:pPr>
+              <w:spacing w:after="0"/>
+              <w:jc w:val="both"/>
+            </w:pPr>
+            <w:r>
+              <w:rPr>
+                <w:rFonts w:ascii="Ubuntu" w:hAnsi="Ubuntu" w:cs="Ubuntu"/>
+                <w:sz w:val="21"/>
+                <w:szCs w:val="21"/>
+              </w:rPr>
+              <w:t xml:space="preserve">RN-17</w:t>
+            </w:r>
+          </w:p>
+        </w:tc>
+        <w:tc>
+          <w:tcPr>
+            <w:tcW w:w="4838" w:type="dxa"/>
+            <w:tcMar>
+              <w:top w:w="80" w:type="dxa"/>
+              <w:left w:w="120" w:type="dxa"/>
+              <w:bottom w:w="80" w:type="dxa"/>
+              <w:right w:w="120" w:type="dxa"/>
+            </w:tcMar>
+            <w:vAlign w:val="center"/>
+          </w:tcPr>
+          <w:p>
+            <w:pPr>
+              <w:spacing w:after="0"/>
+              <w:jc w:val="both"/>
+            </w:pPr>
+            <w:r>
+              <w:rPr>
+                <w:rFonts w:ascii="Ubuntu" w:hAnsi="Ubuntu" w:cs="Ubuntu"/>
+                <w:sz w:val="21"/>
+                <w:szCs w:val="21"/>
+              </w:rPr>
+              <w:t xml:space="preserve">Una sociedad bloqueada en un periodo no admite cargas, asientos de ajuste ni reprocesos de ese periodo hasta que se desbloquee.</w:t>
+            </w:r>
+          </w:p>
+        </w:tc>
+        <w:tc>
+          <w:tcPr>
+            <w:tcW w:w="1500" w:type="dxa"/>
+            <w:tcMar>
+              <w:top w:w="80" w:type="dxa"/>
+              <w:left w:w="120" w:type="dxa"/>
+              <w:bottom w:w="80" w:type="dxa"/>
+              <w:right w:w="120" w:type="dxa"/>
+            </w:tcMar>
+            <w:vAlign w:val="center"/>
+          </w:tcPr>
+          <w:p>
+            <w:pPr>
+              <w:spacing w:after="0"/>
+              <w:jc w:val="both"/>
+            </w:pPr>
+            <w:r>
+              <w:rPr>
+                <w:rFonts w:ascii="Ubuntu" w:hAnsi="Ubuntu" w:cs="Ubuntu"/>
+                <w:sz w:val="21"/>
+                <w:szCs w:val="21"/>
+              </w:rPr>
+              <w:t xml:space="preserve">RF-37</w:t>
+            </w:r>
+          </w:p>
+        </w:tc>
+        <w:tc>
+          <w:tcPr>
+            <w:tcW w:w="1600" w:type="dxa"/>
+            <w:tcMar>
+              <w:top w:w="80" w:type="dxa"/>
+              <w:left w:w="120" w:type="dxa"/>
+              <w:bottom w:w="80" w:type="dxa"/>
+              <w:right w:w="120" w:type="dxa"/>
+            </w:tcMar>
+            <w:vAlign w:val="center"/>
+          </w:tcPr>
+          <w:p>
+            <w:pPr>
+              <w:spacing w:after="0"/>
+              <w:jc w:val="both"/>
+            </w:pPr>
+            <w:r>
+              <w:rPr>
+                <w:rFonts w:ascii="Ubuntu" w:hAnsi="Ubuntu" w:cs="Ubuntu"/>
+                <w:sz w:val="21"/>
+                <w:szCs w:val="21"/>
+              </w:rPr>
+              <w:t xml:space="preserve">Sesión interna CM 16-Oct-26 (ampliación v1.1)</w:t>
+            </w:r>
+          </w:p>
+        </w:tc>
+      </w:tr>
+      <w:tr>
+        <w:tc>
+          <w:tcPr>
+            <w:tcW w:w="900" w:type="dxa"/>
+            <w:tcMar>
+              <w:top w:w="80" w:type="dxa"/>
+              <w:left w:w="120" w:type="dxa"/>
+              <w:bottom w:w="80" w:type="dxa"/>
+              <w:right w:w="120" w:type="dxa"/>
+            </w:tcMar>
+            <w:vAlign w:val="center"/>
+          </w:tcPr>
+          <w:p>
+            <w:pPr>
+              <w:spacing w:after="0"/>
+              <w:jc w:val="both"/>
+            </w:pPr>
+            <w:r>
+              <w:rPr>
+                <w:rFonts w:ascii="Ubuntu" w:hAnsi="Ubuntu" w:cs="Ubuntu"/>
+                <w:sz w:val="21"/>
+                <w:szCs w:val="21"/>
+              </w:rPr>
+              <w:t xml:space="preserve">RN-18</w:t>
+            </w:r>
+          </w:p>
+        </w:tc>
+        <w:tc>
+          <w:tcPr>
+            <w:tcW w:w="4838" w:type="dxa"/>
+            <w:tcMar>
+              <w:top w:w="80" w:type="dxa"/>
+              <w:left w:w="120" w:type="dxa"/>
+              <w:bottom w:w="80" w:type="dxa"/>
+              <w:right w:w="120" w:type="dxa"/>
+            </w:tcMar>
+            <w:vAlign w:val="center"/>
+          </w:tcPr>
+          <w:p>
+            <w:pPr>
+              <w:spacing w:after="0"/>
+              <w:jc w:val="both"/>
+            </w:pPr>
+            <w:r>
+              <w:rPr>
+                <w:rFonts w:ascii="Ubuntu" w:hAnsi="Ubuntu" w:cs="Ubuntu"/>
+                <w:sz w:val="21"/>
+                <w:szCs w:val="21"/>
+              </w:rPr>
+              <w:t xml:space="preserve">La diferencia en conversión se registra en el patrimonio y no en el estado de resultados.</w:t>
+            </w:r>
+          </w:p>
+        </w:tc>
+        <w:tc>
+          <w:tcPr>
+            <w:tcW w:w="1500" w:type="dxa"/>
+            <w:tcMar>
+              <w:top w:w="80" w:type="dxa"/>
+              <w:left w:w="120" w:type="dxa"/>
+              <w:bottom w:w="80" w:type="dxa"/>
+              <w:right w:w="120" w:type="dxa"/>
+            </w:tcMar>
+            <w:vAlign w:val="center"/>
+          </w:tcPr>
+          <w:p>
+            <w:pPr>
+              <w:spacing w:after="0"/>
+              <w:jc w:val="both"/>
+            </w:pPr>
+            <w:r>
+              <w:rPr>
+                <w:rFonts w:ascii="Ubuntu" w:hAnsi="Ubuntu" w:cs="Ubuntu"/>
+                <w:sz w:val="21"/>
+                <w:szCs w:val="21"/>
+              </w:rPr>
+              <w:t xml:space="preserve">RF-33</w:t>
+            </w:r>
+          </w:p>
+        </w:tc>
+        <w:tc>
+          <w:tcPr>
+            <w:tcW w:w="1600" w:type="dxa"/>
+            <w:tcMar>
+              <w:top w:w="80" w:type="dxa"/>
+              <w:left w:w="120" w:type="dxa"/>
+              <w:bottom w:w="80" w:type="dxa"/>
+              <w:right w:w="120" w:type="dxa"/>
+            </w:tcMar>
+            <w:vAlign w:val="center"/>
+          </w:tcPr>
+          <w:p>
+            <w:pPr>
+              <w:spacing w:after="0"/>
+              <w:jc w:val="both"/>
+            </w:pPr>
+            <w:r>
+              <w:rPr>
+                <w:rFonts w:ascii="Ubuntu" w:hAnsi="Ubuntu" w:cs="Ubuntu"/>
+                <w:sz w:val="21"/>
+                <w:szCs w:val="21"/>
+              </w:rPr>
+              <w:t xml:space="preserve">NIC 21 (por confirmar en la pregunta abierta 3)</w:t>
             </w:r>
           </w:p>
         </w:tc>
@@ -17752,7 +21338,7 @@
                 <w:sz w:val="21"/>
                 <w:szCs w:val="21"/>
               </w:rPr>
-              <w:t xml:space="preserve">Información financiera no publicada; base de los 20 reportes.</w:t>
+              <w:t xml:space="preserve">Información financiera no publicada; base de los reportes de consolidación.</w:t>
             </w:r>
           </w:p>
         </w:tc>
@@ -19073,6 +22659,270 @@
                 <w:szCs w:val="21"/>
               </w:rPr>
               <w:t xml:space="preserve">—</w:t>
+            </w:r>
+          </w:p>
+        </w:tc>
+      </w:tr>
+      <w:tr>
+        <w:tc>
+          <w:tcPr>
+            <w:tcW w:w="2000" w:type="dxa"/>
+            <w:tcMar>
+              <w:top w:w="80" w:type="dxa"/>
+              <w:left w:w="120" w:type="dxa"/>
+              <w:bottom w:w="80" w:type="dxa"/>
+              <w:right w:w="120" w:type="dxa"/>
+            </w:tcMar>
+            <w:vAlign w:val="center"/>
+          </w:tcPr>
+          <w:p>
+            <w:pPr>
+              <w:spacing w:after="0"/>
+              <w:jc w:val="both"/>
+            </w:pPr>
+            <w:r>
+              <w:rPr>
+                <w:rFonts w:ascii="Ubuntu" w:hAnsi="Ubuntu" w:cs="Ubuntu"/>
+                <w:sz w:val="21"/>
+                <w:szCs w:val="21"/>
+              </w:rPr>
+              <w:t xml:space="preserve">Participaciones y métodos de consolidación</w:t>
+            </w:r>
+          </w:p>
+        </w:tc>
+        <w:tc>
+          <w:tcPr>
+            <w:tcW w:w="1300" w:type="dxa"/>
+            <w:tcMar>
+              <w:top w:w="80" w:type="dxa"/>
+              <w:left w:w="120" w:type="dxa"/>
+              <w:bottom w:w="80" w:type="dxa"/>
+              <w:right w:w="120" w:type="dxa"/>
+            </w:tcMar>
+            <w:vAlign w:val="center"/>
+          </w:tcPr>
+          <w:p>
+            <w:pPr>
+              <w:spacing w:after="0"/>
+              <w:jc w:val="both"/>
+            </w:pPr>
+            <w:r>
+              <w:rPr>
+                <w:rFonts w:ascii="Ubuntu" w:hAnsi="Ubuntu" w:cs="Ubuntu"/>
+                <w:sz w:val="21"/>
+                <w:szCs w:val="21"/>
+              </w:rPr>
+              <w:t xml:space="preserve">Confidencial</w:t>
+            </w:r>
+          </w:p>
+        </w:tc>
+        <w:tc>
+          <w:tcPr>
+            <w:tcW w:w="1500" w:type="dxa"/>
+            <w:tcMar>
+              <w:top w:w="80" w:type="dxa"/>
+              <w:left w:w="120" w:type="dxa"/>
+              <w:bottom w:w="80" w:type="dxa"/>
+              <w:right w:w="120" w:type="dxa"/>
+            </w:tcMar>
+            <w:vAlign w:val="center"/>
+          </w:tcPr>
+          <w:p>
+            <w:pPr>
+              <w:spacing w:after="0"/>
+              <w:jc w:val="both"/>
+            </w:pPr>
+            <w:r>
+              <w:rPr>
+                <w:rFonts w:ascii="Ubuntu" w:hAnsi="Ubuntu" w:cs="Ubuntu"/>
+                <w:sz w:val="21"/>
+                <w:szCs w:val="21"/>
+              </w:rPr>
+              <w:t xml:space="preserve">Usuario financiero (C02); configuración</w:t>
+            </w:r>
+          </w:p>
+        </w:tc>
+        <w:tc>
+          <w:tcPr>
+            <w:tcW w:w="1700" w:type="dxa"/>
+            <w:tcMar>
+              <w:top w:w="80" w:type="dxa"/>
+              <w:left w:w="120" w:type="dxa"/>
+              <w:bottom w:w="80" w:type="dxa"/>
+              <w:right w:w="120" w:type="dxa"/>
+            </w:tcMar>
+            <w:vAlign w:val="center"/>
+          </w:tcPr>
+          <w:p>
+            <w:pPr>
+              <w:spacing w:after="0"/>
+              <w:jc w:val="both"/>
+            </w:pPr>
+            <w:r>
+              <w:rPr>
+                <w:rFonts w:ascii="Ubuntu" w:hAnsi="Ubuntu" w:cs="Ubuntu"/>
+                <w:sz w:val="21"/>
+                <w:szCs w:val="21"/>
+              </w:rPr>
+              <w:t xml:space="preserve">Captura, almacena, transmite</w:t>
+            </w:r>
+          </w:p>
+        </w:tc>
+        <w:tc>
+          <w:tcPr>
+            <w:tcW w:w="2338" w:type="dxa"/>
+            <w:tcMar>
+              <w:top w:w="80" w:type="dxa"/>
+              <w:left w:w="120" w:type="dxa"/>
+              <w:bottom w:w="80" w:type="dxa"/>
+              <w:right w:w="120" w:type="dxa"/>
+            </w:tcMar>
+            <w:vAlign w:val="center"/>
+          </w:tcPr>
+          <w:p>
+            <w:pPr>
+              <w:spacing w:after="0"/>
+              <w:jc w:val="both"/>
+            </w:pPr>
+            <w:r>
+              <w:rPr>
+                <w:rFonts w:ascii="Ubuntu" w:hAnsi="Ubuntu" w:cs="Ubuntu"/>
+                <w:sz w:val="21"/>
+                <w:szCs w:val="21"/>
+              </w:rPr>
+              <w:t xml:space="preserve">Estructura societaria no publicada; cambios auditados (RNF-Aud-02).</w:t>
+            </w:r>
+          </w:p>
+        </w:tc>
+      </w:tr>
+      <w:tr>
+        <w:tc>
+          <w:tcPr>
+            <w:tcW w:w="2000" w:type="dxa"/>
+            <w:tcMar>
+              <w:top w:w="80" w:type="dxa"/>
+              <w:left w:w="120" w:type="dxa"/>
+              <w:bottom w:w="80" w:type="dxa"/>
+              <w:right w:w="120" w:type="dxa"/>
+            </w:tcMar>
+            <w:vAlign w:val="center"/>
+          </w:tcPr>
+          <w:p>
+            <w:pPr>
+              <w:spacing w:after="0"/>
+              <w:jc w:val="both"/>
+            </w:pPr>
+            <w:r>
+              <w:rPr>
+                <w:rFonts w:ascii="Ubuntu" w:hAnsi="Ubuntu" w:cs="Ubuntu"/>
+                <w:sz w:val="21"/>
+                <w:szCs w:val="21"/>
+              </w:rPr>
+              <w:t xml:space="preserve">Asientos de ajuste de consolidación</w:t>
+            </w:r>
+          </w:p>
+        </w:tc>
+        <w:tc>
+          <w:tcPr>
+            <w:tcW w:w="1300" w:type="dxa"/>
+            <w:tcMar>
+              <w:top w:w="80" w:type="dxa"/>
+              <w:left w:w="120" w:type="dxa"/>
+              <w:bottom w:w="80" w:type="dxa"/>
+              <w:right w:w="120" w:type="dxa"/>
+            </w:tcMar>
+            <w:vAlign w:val="center"/>
+          </w:tcPr>
+          <w:p>
+            <w:pPr>
+              <w:spacing w:after="0"/>
+              <w:jc w:val="both"/>
+            </w:pPr>
+            <w:r>
+              <w:rPr>
+                <w:rFonts w:ascii="Ubuntu" w:hAnsi="Ubuntu" w:cs="Ubuntu"/>
+                <w:sz w:val="21"/>
+                <w:szCs w:val="21"/>
+              </w:rPr>
+              <w:t xml:space="preserve">Confidencial</w:t>
+            </w:r>
+          </w:p>
+        </w:tc>
+        <w:tc>
+          <w:tcPr>
+            <w:tcW w:w="1500" w:type="dxa"/>
+            <w:tcMar>
+              <w:top w:w="80" w:type="dxa"/>
+              <w:left w:w="120" w:type="dxa"/>
+              <w:bottom w:w="80" w:type="dxa"/>
+              <w:right w:w="120" w:type="dxa"/>
+            </w:tcMar>
+            <w:vAlign w:val="center"/>
+          </w:tcPr>
+          <w:p>
+            <w:pPr>
+              <w:spacing w:after="0"/>
+              <w:jc w:val="both"/>
+            </w:pPr>
+            <w:r>
+              <w:rPr>
+                <w:rFonts w:ascii="Ubuntu" w:hAnsi="Ubuntu" w:cs="Ubuntu"/>
+                <w:sz w:val="21"/>
+                <w:szCs w:val="21"/>
+              </w:rPr>
+              <w:t xml:space="preserve">Usuario financiero</w:t>
+            </w:r>
+          </w:p>
+        </w:tc>
+        <w:tc>
+          <w:tcPr>
+            <w:tcW w:w="1700" w:type="dxa"/>
+            <w:tcMar>
+              <w:top w:w="80" w:type="dxa"/>
+              <w:left w:w="120" w:type="dxa"/>
+              <w:bottom w:w="80" w:type="dxa"/>
+              <w:right w:w="120" w:type="dxa"/>
+            </w:tcMar>
+            <w:vAlign w:val="center"/>
+          </w:tcPr>
+          <w:p>
+            <w:pPr>
+              <w:spacing w:after="0"/>
+              <w:jc w:val="both"/>
+            </w:pPr>
+            <w:r>
+              <w:rPr>
+                <w:rFonts w:ascii="Ubuntu" w:hAnsi="Ubuntu" w:cs="Ubuntu"/>
+                <w:sz w:val="21"/>
+                <w:szCs w:val="21"/>
+              </w:rPr>
+              <w:t xml:space="preserve">Captura y almacena (en BPC del cliente)</w:t>
+            </w:r>
+          </w:p>
+        </w:tc>
+        <w:tc>
+          <w:tcPr>
+            <w:tcW w:w="2338" w:type="dxa"/>
+            <w:tcMar>
+              <w:top w:w="80" w:type="dxa"/>
+              <w:left w:w="120" w:type="dxa"/>
+              <w:bottom w:w="80" w:type="dxa"/>
+              <w:right w:w="120" w:type="dxa"/>
+            </w:tcMar>
+            <w:vAlign w:val="center"/>
+          </w:tcPr>
+          <w:p>
+            <w:pPr>
+              <w:spacing w:after="0"/>
+              <w:jc w:val="both"/>
+            </w:pPr>
+            <w:r>
+              <w:rPr>
+                <w:rFonts w:ascii="Ubuntu" w:hAnsi="Ubuntu" w:cs="Ubuntu"/>
+                <w:sz w:val="21"/>
+                <w:szCs w:val="21"/>
+              </w:rPr>
+              <w:t xml:space="preserve">Incluyen usuario y observación; cambios auditados (RNF-Aud-02).</w:t>
             </w:r>
           </w:p>
         </w:tc>
@@ -20396,7 +24246,7 @@
                 <w:sz w:val="21"/>
                 <w:szCs w:val="21"/>
               </w:rPr>
-              <w:t xml:space="preserve">Módulo</w:t>
+              <w:t xml:space="preserve">Participación</w:t>
             </w:r>
           </w:p>
         </w:tc>
@@ -20422,7 +24272,7 @@
                 <w:sz w:val="21"/>
                 <w:szCs w:val="21"/>
               </w:rPr>
-              <w:t xml:space="preserve">Nombre, seleccionado (sí/no)</w:t>
+              <w:t xml:space="preserve">Sociedad, grupo, periodo, % control, % consolidación, % propiedad, método</w:t>
             </w:r>
           </w:p>
         </w:tc>
@@ -20448,7 +24298,7 @@
                 <w:sz w:val="21"/>
                 <w:szCs w:val="21"/>
               </w:rPr>
-              <w:t xml:space="preserve">Texto; booleano</w:t>
+              <w:t xml:space="preserve">Texto; fecha; decimal</w:t>
             </w:r>
           </w:p>
         </w:tc>
@@ -20474,7 +24324,7 @@
                 <w:sz w:val="21"/>
                 <w:szCs w:val="21"/>
               </w:rPr>
-              <w:t xml:space="preserve">Interna</w:t>
+              <w:t xml:space="preserve">Confidencial</w:t>
             </w:r>
           </w:p>
         </w:tc>
@@ -20502,6 +24352,324 @@
                 <w:sz w:val="21"/>
                 <w:szCs w:val="21"/>
               </w:rPr>
+              <w:t xml:space="preserve">Asiento de ajuste</w:t>
+            </w:r>
+          </w:p>
+        </w:tc>
+        <w:tc>
+          <w:tcPr>
+            <w:tcW w:w="3638" w:type="dxa"/>
+            <w:tcMar>
+              <w:top w:w="80" w:type="dxa"/>
+              <w:left w:w="120" w:type="dxa"/>
+              <w:bottom w:w="80" w:type="dxa"/>
+              <w:right w:w="120" w:type="dxa"/>
+            </w:tcMar>
+            <w:vAlign w:val="center"/>
+          </w:tcPr>
+          <w:p>
+            <w:pPr>
+              <w:spacing w:after="0"/>
+              <w:jc w:val="both"/>
+            </w:pPr>
+            <w:r>
+              <w:rPr>
+                <w:rFonts w:ascii="Ubuntu" w:hAnsi="Ubuntu" w:cs="Ubuntu"/>
+                <w:sz w:val="21"/>
+                <w:szCs w:val="21"/>
+              </w:rPr>
+              <w:t xml:space="preserve">Número, grupo, periodo, moneda, líneas (sociedad, cuenta, intercompañía, débito, crédito, observación), usuario, fecha</w:t>
+            </w:r>
+          </w:p>
+        </w:tc>
+        <w:tc>
+          <w:tcPr>
+            <w:tcW w:w="2000" w:type="dxa"/>
+            <w:tcMar>
+              <w:top w:w="80" w:type="dxa"/>
+              <w:left w:w="120" w:type="dxa"/>
+              <w:bottom w:w="80" w:type="dxa"/>
+              <w:right w:w="120" w:type="dxa"/>
+            </w:tcMar>
+            <w:vAlign w:val="center"/>
+          </w:tcPr>
+          <w:p>
+            <w:pPr>
+              <w:spacing w:after="0"/>
+              <w:jc w:val="both"/>
+            </w:pPr>
+            <w:r>
+              <w:rPr>
+                <w:rFonts w:ascii="Ubuntu" w:hAnsi="Ubuntu" w:cs="Ubuntu"/>
+                <w:sz w:val="21"/>
+                <w:szCs w:val="21"/>
+              </w:rPr>
+              <w:t xml:space="preserve">Texto; fecha; decimal</w:t>
+            </w:r>
+          </w:p>
+        </w:tc>
+        <w:tc>
+          <w:tcPr>
+            <w:tcW w:w="1500" w:type="dxa"/>
+            <w:tcMar>
+              <w:top w:w="80" w:type="dxa"/>
+              <w:left w:w="120" w:type="dxa"/>
+              <w:bottom w:w="80" w:type="dxa"/>
+              <w:right w:w="120" w:type="dxa"/>
+            </w:tcMar>
+            <w:vAlign w:val="center"/>
+          </w:tcPr>
+          <w:p>
+            <w:pPr>
+              <w:spacing w:after="0"/>
+              <w:jc w:val="both"/>
+            </w:pPr>
+            <w:r>
+              <w:rPr>
+                <w:rFonts w:ascii="Ubuntu" w:hAnsi="Ubuntu" w:cs="Ubuntu"/>
+                <w:sz w:val="21"/>
+                <w:szCs w:val="21"/>
+              </w:rPr>
+              <w:t xml:space="preserve">Confidencial</w:t>
+            </w:r>
+          </w:p>
+        </w:tc>
+      </w:tr>
+      <w:tr>
+        <w:tc>
+          <w:tcPr>
+            <w:tcW w:w="1700" w:type="dxa"/>
+            <w:tcMar>
+              <w:top w:w="80" w:type="dxa"/>
+              <w:left w:w="120" w:type="dxa"/>
+              <w:bottom w:w="80" w:type="dxa"/>
+              <w:right w:w="120" w:type="dxa"/>
+            </w:tcMar>
+            <w:vAlign w:val="center"/>
+          </w:tcPr>
+          <w:p>
+            <w:pPr>
+              <w:spacing w:after="0"/>
+              <w:jc w:val="both"/>
+            </w:pPr>
+            <w:r>
+              <w:rPr>
+                <w:rFonts w:ascii="Ubuntu" w:hAnsi="Ubuntu" w:cs="Ubuntu"/>
+                <w:sz w:val="21"/>
+                <w:szCs w:val="21"/>
+              </w:rPr>
+              <w:t xml:space="preserve">Versión de presupuesto</w:t>
+            </w:r>
+          </w:p>
+        </w:tc>
+        <w:tc>
+          <w:tcPr>
+            <w:tcW w:w="3638" w:type="dxa"/>
+            <w:tcMar>
+              <w:top w:w="80" w:type="dxa"/>
+              <w:left w:w="120" w:type="dxa"/>
+              <w:bottom w:w="80" w:type="dxa"/>
+              <w:right w:w="120" w:type="dxa"/>
+            </w:tcMar>
+            <w:vAlign w:val="center"/>
+          </w:tcPr>
+          <w:p>
+            <w:pPr>
+              <w:spacing w:after="0"/>
+              <w:jc w:val="both"/>
+            </w:pPr>
+            <w:r>
+              <w:rPr>
+                <w:rFonts w:ascii="Ubuntu" w:hAnsi="Ubuntu" w:cs="Ubuntu"/>
+                <w:sz w:val="21"/>
+                <w:szCs w:val="21"/>
+              </w:rPr>
+              <w:t xml:space="preserve">Código (p. ej. presupuesto anual, 3+9), descripción, año</w:t>
+            </w:r>
+          </w:p>
+        </w:tc>
+        <w:tc>
+          <w:tcPr>
+            <w:tcW w:w="2000" w:type="dxa"/>
+            <w:tcMar>
+              <w:top w:w="80" w:type="dxa"/>
+              <w:left w:w="120" w:type="dxa"/>
+              <w:bottom w:w="80" w:type="dxa"/>
+              <w:right w:w="120" w:type="dxa"/>
+            </w:tcMar>
+            <w:vAlign w:val="center"/>
+          </w:tcPr>
+          <w:p>
+            <w:pPr>
+              <w:spacing w:after="0"/>
+              <w:jc w:val="both"/>
+            </w:pPr>
+            <w:r>
+              <w:rPr>
+                <w:rFonts w:ascii="Ubuntu" w:hAnsi="Ubuntu" w:cs="Ubuntu"/>
+                <w:sz w:val="21"/>
+                <w:szCs w:val="21"/>
+              </w:rPr>
+              <w:t xml:space="preserve">Texto</w:t>
+            </w:r>
+          </w:p>
+        </w:tc>
+        <w:tc>
+          <w:tcPr>
+            <w:tcW w:w="1500" w:type="dxa"/>
+            <w:tcMar>
+              <w:top w:w="80" w:type="dxa"/>
+              <w:left w:w="120" w:type="dxa"/>
+              <w:bottom w:w="80" w:type="dxa"/>
+              <w:right w:w="120" w:type="dxa"/>
+            </w:tcMar>
+            <w:vAlign w:val="center"/>
+          </w:tcPr>
+          <w:p>
+            <w:pPr>
+              <w:spacing w:after="0"/>
+              <w:jc w:val="both"/>
+            </w:pPr>
+            <w:r>
+              <w:rPr>
+                <w:rFonts w:ascii="Ubuntu" w:hAnsi="Ubuntu" w:cs="Ubuntu"/>
+                <w:sz w:val="21"/>
+                <w:szCs w:val="21"/>
+              </w:rPr>
+              <w:t xml:space="preserve">Interna</w:t>
+            </w:r>
+          </w:p>
+        </w:tc>
+      </w:tr>
+      <w:tr>
+        <w:tc>
+          <w:tcPr>
+            <w:tcW w:w="1700" w:type="dxa"/>
+            <w:tcMar>
+              <w:top w:w="80" w:type="dxa"/>
+              <w:left w:w="120" w:type="dxa"/>
+              <w:bottom w:w="80" w:type="dxa"/>
+              <w:right w:w="120" w:type="dxa"/>
+            </w:tcMar>
+            <w:vAlign w:val="center"/>
+          </w:tcPr>
+          <w:p>
+            <w:pPr>
+              <w:spacing w:after="0"/>
+              <w:jc w:val="both"/>
+            </w:pPr>
+            <w:r>
+              <w:rPr>
+                <w:rFonts w:ascii="Ubuntu" w:hAnsi="Ubuntu" w:cs="Ubuntu"/>
+                <w:sz w:val="21"/>
+                <w:szCs w:val="21"/>
+              </w:rPr>
+              <w:t xml:space="preserve">Módulo</w:t>
+            </w:r>
+          </w:p>
+        </w:tc>
+        <w:tc>
+          <w:tcPr>
+            <w:tcW w:w="3638" w:type="dxa"/>
+            <w:tcMar>
+              <w:top w:w="80" w:type="dxa"/>
+              <w:left w:w="120" w:type="dxa"/>
+              <w:bottom w:w="80" w:type="dxa"/>
+              <w:right w:w="120" w:type="dxa"/>
+            </w:tcMar>
+            <w:vAlign w:val="center"/>
+          </w:tcPr>
+          <w:p>
+            <w:pPr>
+              <w:spacing w:after="0"/>
+              <w:jc w:val="both"/>
+            </w:pPr>
+            <w:r>
+              <w:rPr>
+                <w:rFonts w:ascii="Ubuntu" w:hAnsi="Ubuntu" w:cs="Ubuntu"/>
+                <w:sz w:val="21"/>
+                <w:szCs w:val="21"/>
+              </w:rPr>
+              <w:t xml:space="preserve">Nombre, seleccionado (sí/no)</w:t>
+            </w:r>
+          </w:p>
+        </w:tc>
+        <w:tc>
+          <w:tcPr>
+            <w:tcW w:w="2000" w:type="dxa"/>
+            <w:tcMar>
+              <w:top w:w="80" w:type="dxa"/>
+              <w:left w:w="120" w:type="dxa"/>
+              <w:bottom w:w="80" w:type="dxa"/>
+              <w:right w:w="120" w:type="dxa"/>
+            </w:tcMar>
+            <w:vAlign w:val="center"/>
+          </w:tcPr>
+          <w:p>
+            <w:pPr>
+              <w:spacing w:after="0"/>
+              <w:jc w:val="both"/>
+            </w:pPr>
+            <w:r>
+              <w:rPr>
+                <w:rFonts w:ascii="Ubuntu" w:hAnsi="Ubuntu" w:cs="Ubuntu"/>
+                <w:sz w:val="21"/>
+                <w:szCs w:val="21"/>
+              </w:rPr>
+              <w:t xml:space="preserve">Texto; booleano</w:t>
+            </w:r>
+          </w:p>
+        </w:tc>
+        <w:tc>
+          <w:tcPr>
+            <w:tcW w:w="1500" w:type="dxa"/>
+            <w:tcMar>
+              <w:top w:w="80" w:type="dxa"/>
+              <w:left w:w="120" w:type="dxa"/>
+              <w:bottom w:w="80" w:type="dxa"/>
+              <w:right w:w="120" w:type="dxa"/>
+            </w:tcMar>
+            <w:vAlign w:val="center"/>
+          </w:tcPr>
+          <w:p>
+            <w:pPr>
+              <w:spacing w:after="0"/>
+              <w:jc w:val="both"/>
+            </w:pPr>
+            <w:r>
+              <w:rPr>
+                <w:rFonts w:ascii="Ubuntu" w:hAnsi="Ubuntu" w:cs="Ubuntu"/>
+                <w:sz w:val="21"/>
+                <w:szCs w:val="21"/>
+              </w:rPr>
+              <w:t xml:space="preserve">Interna</w:t>
+            </w:r>
+          </w:p>
+        </w:tc>
+      </w:tr>
+      <w:tr>
+        <w:tc>
+          <w:tcPr>
+            <w:tcW w:w="1700" w:type="dxa"/>
+            <w:tcMar>
+              <w:top w:w="80" w:type="dxa"/>
+              <w:left w:w="120" w:type="dxa"/>
+              <w:bottom w:w="80" w:type="dxa"/>
+              <w:right w:w="120" w:type="dxa"/>
+            </w:tcMar>
+            <w:vAlign w:val="center"/>
+          </w:tcPr>
+          <w:p>
+            <w:pPr>
+              <w:spacing w:after="0"/>
+              <w:jc w:val="both"/>
+            </w:pPr>
+            <w:r>
+              <w:rPr>
+                <w:rFonts w:ascii="Ubuntu" w:hAnsi="Ubuntu" w:cs="Ubuntu"/>
+                <w:sz w:val="21"/>
+                <w:szCs w:val="21"/>
+              </w:rPr>
               <w:t xml:space="preserve">Reporte</w:t>
             </w:r>
           </w:p>
@@ -20528,7 +24696,7 @@
                 <w:sz w:val="21"/>
                 <w:szCs w:val="21"/>
               </w:rPr>
-              <w:t xml:space="preserve">ID (R01-R20), nombre, parámetros (sociedad, filiales)</w:t>
+              <w:t xml:space="preserve">ID (R01-R20, P01-P05, A01-A03, D01-D02, C01-C04), nombre, parámetros (sociedad, filiales, moneda, versión)</w:t>
             </w:r>
           </w:p>
         </w:tc>
@@ -20726,7 +24894,7 @@
           <w:sz w:val="22"/>
           <w:szCs w:val="22"/>
         </w:rPr>
-        <w:t xml:space="preserve">Componentes del borrador de solución v3, formalizado como alcance por CM Consulting. Todos los RF quedan cubiertos por un componente; no hay candidatos a control de cambios.</w:t>
+        <w:t xml:space="preserve">Componentes del borrador de solución v3, formalizado como alcance por CM Consulting. Todos los RF quedan cubiertos por un componente. La versión 1.1 amplía M2, M5 y M6 con RF-31 a RF-39 por decisión de CM Consulting (Sesión interna CM 16-Oct-26, ampliación v1.1); al ser un producto interno, no hay candidatos a control de cambios frente a un cliente.</w:t>
       </w:r>
     </w:p>
     <w:tbl>
@@ -20916,7 +25084,7 @@
                 <w:sz w:val="21"/>
                 <w:szCs w:val="21"/>
               </w:rPr>
-              <w:t xml:space="preserve">RF-05, RF-06, RF-07</w:t>
+              <w:t xml:space="preserve">RF-05, RF-06, RF-07, RF-39</w:t>
             </w:r>
           </w:p>
         </w:tc>
@@ -21078,7 +25246,7 @@
                 <w:sz w:val="21"/>
                 <w:szCs w:val="21"/>
               </w:rPr>
-              <w:t xml:space="preserve">RF-16, RF-17, RF-18, RF-19, RF-23, RF-26</w:t>
+              <w:t xml:space="preserve">RF-16, RF-17, RF-18, RF-19, RF-23, RF-26, RF-31, RF-32, RF-33, RF-35, RF-36, RF-37, RF-38</w:t>
             </w:r>
           </w:p>
         </w:tc>
@@ -21106,7 +25274,7 @@
                 <w:sz w:val="21"/>
                 <w:szCs w:val="21"/>
               </w:rPr>
-              <w:t xml:space="preserve">M6 Reportes EPM (30 iniciales)</w:t>
+              <w:t xml:space="preserve">M6 Reportes EPM (34 iniciales)</w:t>
             </w:r>
           </w:p>
         </w:tc>
@@ -21132,7 +25300,7 @@
                 <w:sz w:val="21"/>
                 <w:szCs w:val="21"/>
               </w:rPr>
-              <w:t xml:space="preserve">RF-20, RF-21, RF-22, RF-27, RF-28, RF-29, RF-30</w:t>
+              <w:t xml:space="preserve">RF-20, RF-21, RF-22, RF-27, RF-28, RF-29, RF-30, RF-34</w:t>
             </w:r>
           </w:p>
         </w:tc>
@@ -21356,6 +25524,31 @@
     </w:p>
     <w:p>
       <w:pPr>
+        <w:pStyle w:val="ListParagraph"/>
+        <w:numPr>
+          <w:ilvl w:val="0"/>
+          <w:numId w:val="1"/>
+        </w:numPr>
+        <w:spacing w:before="0" w:after="80" w:line="288" w:lineRule="auto"/>
+        <w:ind w:left="720" w:hanging="360"/>
+        <w:contextualSpacing/>
+        <w:jc w:val="both"/>
+        <w:rPr>
+          <w:color w:val="000000"/>
+          <w:sz w:val="22"/>
+        </w:rPr>
+      </w:pPr>
+      <w:r>
+        <w:rPr>
+          <w:rFonts w:ascii="Ubuntu" w:hAnsi="Ubuntu" w:cs="Ubuntu"/>
+          <w:sz w:val="22"/>
+          <w:szCs w:val="22"/>
+        </w:rPr>
+        <w:t xml:space="preserve">Las reglas de consolidación de la sección 5.9 se generan con las funciones estándar de BPC (modelo de propiedad, reglas de negocio, asientos, bloqueo y flujo de proceso); su disponibilidad en la arquitectura B se confirma en la pregunta abierta 17.</w:t>
+      </w:r>
+    </w:p>
+    <w:p>
+      <w:pPr>
         <w:pStyle w:val="Heading2"/>
         <w:spacing w:before="240" w:after="120"/>
         <w:jc w:val="left"/>
@@ -22044,6 +26237,112 @@
                 <w:szCs w:val="21"/>
               </w:rPr>
               <w:t xml:space="preserve">Bloquea RNF-Comp-01 para la segunda arquitectura.</w:t>
+            </w:r>
+          </w:p>
+        </w:tc>
+      </w:tr>
+      <w:tr>
+        <w:tc>
+          <w:tcPr>
+            <w:tcW w:w="3000" w:type="dxa"/>
+            <w:tcMar>
+              <w:top w:w="80" w:type="dxa"/>
+              <w:left w:w="120" w:type="dxa"/>
+              <w:bottom w:w="80" w:type="dxa"/>
+              <w:right w:w="120" w:type="dxa"/>
+            </w:tcMar>
+            <w:vAlign w:val="center"/>
+          </w:tcPr>
+          <w:p>
+            <w:pPr>
+              <w:spacing w:after="0"/>
+              <w:jc w:val="both"/>
+            </w:pPr>
+            <w:r>
+              <w:rPr>
+                <w:rFonts w:ascii="Ubuntu" w:hAnsi="Ubuntu" w:cs="Ubuntu"/>
+                <w:sz w:val="21"/>
+                <w:szCs w:val="21"/>
+              </w:rPr>
+              <w:t xml:space="preserve">Ambiente BW/4HANA con BPC 2021 modelo estándar para pruebas</w:t>
+            </w:r>
+          </w:p>
+        </w:tc>
+        <w:tc>
+          <w:tcPr>
+            <w:tcW w:w="1800" w:type="dxa"/>
+            <w:tcMar>
+              <w:top w:w="80" w:type="dxa"/>
+              <w:left w:w="120" w:type="dxa"/>
+              <w:bottom w:w="80" w:type="dxa"/>
+              <w:right w:w="120" w:type="dxa"/>
+            </w:tcMar>
+            <w:vAlign w:val="center"/>
+          </w:tcPr>
+          <w:p>
+            <w:pPr>
+              <w:spacing w:after="0"/>
+              <w:jc w:val="both"/>
+            </w:pPr>
+            <w:r>
+              <w:rPr>
+                <w:rFonts w:ascii="Ubuntu" w:hAnsi="Ubuntu" w:cs="Ubuntu"/>
+                <w:sz w:val="21"/>
+                <w:szCs w:val="21"/>
+              </w:rPr>
+              <w:t xml:space="preserve">CM Consulting – Dirección</w:t>
+            </w:r>
+          </w:p>
+        </w:tc>
+        <w:tc>
+          <w:tcPr>
+            <w:tcW w:w="1400" w:type="dxa"/>
+            <w:tcMar>
+              <w:top w:w="80" w:type="dxa"/>
+              <w:left w:w="120" w:type="dxa"/>
+              <w:bottom w:w="80" w:type="dxa"/>
+              <w:right w:w="120" w:type="dxa"/>
+            </w:tcMar>
+            <w:vAlign w:val="center"/>
+          </w:tcPr>
+          <w:p>
+            <w:pPr>
+              <w:spacing w:after="0"/>
+              <w:jc w:val="both"/>
+            </w:pPr>
+            <w:r>
+              <w:rPr>
+                <w:rFonts w:ascii="Ubuntu" w:hAnsi="Ubuntu" w:cs="Ubuntu"/>
+                <w:sz w:val="21"/>
+                <w:szCs w:val="21"/>
+              </w:rPr>
+              <w:t xml:space="preserve">Por definir</w:t>
+            </w:r>
+          </w:p>
+        </w:tc>
+        <w:tc>
+          <w:tcPr>
+            <w:tcW w:w="2638" w:type="dxa"/>
+            <w:tcMar>
+              <w:top w:w="80" w:type="dxa"/>
+              <w:left w:w="120" w:type="dxa"/>
+              <w:bottom w:w="80" w:type="dxa"/>
+              <w:right w:w="120" w:type="dxa"/>
+            </w:tcMar>
+            <w:vAlign w:val="center"/>
+          </w:tcPr>
+          <w:p>
+            <w:pPr>
+              <w:spacing w:after="0"/>
+              <w:jc w:val="both"/>
+            </w:pPr>
+            <w:r>
+              <w:rPr>
+                <w:rFonts w:ascii="Ubuntu" w:hAnsi="Ubuntu" w:cs="Ubuntu"/>
+                <w:sz w:val="21"/>
+                <w:szCs w:val="21"/>
+              </w:rPr>
+              <w:t xml:space="preserve">Bloquea RNF-Comp-05.</w:t>
             </w:r>
           </w:p>
         </w:tc>
@@ -23935,6 +28234,666 @@
                 <w:szCs w:val="21"/>
               </w:rPr>
               <w:t xml:space="preserve">CM Consulting – Arquitectura</w:t>
+            </w:r>
+          </w:p>
+        </w:tc>
+        <w:tc>
+          <w:tcPr>
+            <w:tcW w:w="1200" w:type="dxa"/>
+            <w:tcMar>
+              <w:top w:w="80" w:type="dxa"/>
+              <w:left w:w="120" w:type="dxa"/>
+              <w:bottom w:w="80" w:type="dxa"/>
+              <w:right w:w="120" w:type="dxa"/>
+            </w:tcMar>
+            <w:vAlign w:val="center"/>
+          </w:tcPr>
+          <w:p>
+            <w:pPr>
+              <w:spacing w:after="0"/>
+              <w:jc w:val="both"/>
+            </w:pPr>
+            <w:r>
+              <w:rPr>
+                <w:rFonts w:ascii="Ubuntu" w:hAnsi="Ubuntu" w:cs="Ubuntu"/>
+                <w:sz w:val="21"/>
+                <w:szCs w:val="21"/>
+              </w:rPr>
+              <w:t xml:space="preserve">30-Oct-26</w:t>
+            </w:r>
+          </w:p>
+        </w:tc>
+      </w:tr>
+      <w:tr>
+        <w:tc>
+          <w:tcPr>
+            <w:tcW w:w="500" w:type="dxa"/>
+            <w:tcMar>
+              <w:top w:w="80" w:type="dxa"/>
+              <w:left w:w="120" w:type="dxa"/>
+              <w:bottom w:w="80" w:type="dxa"/>
+              <w:right w:w="120" w:type="dxa"/>
+            </w:tcMar>
+            <w:vAlign w:val="center"/>
+          </w:tcPr>
+          <w:p>
+            <w:pPr>
+              <w:spacing w:after="0"/>
+              <w:jc w:val="both"/>
+            </w:pPr>
+            <w:r>
+              <w:rPr>
+                <w:rFonts w:ascii="Ubuntu" w:hAnsi="Ubuntu" w:cs="Ubuntu"/>
+                <w:sz w:val="21"/>
+                <w:szCs w:val="21"/>
+              </w:rPr>
+              <w:t xml:space="preserve">14</w:t>
+            </w:r>
+          </w:p>
+        </w:tc>
+        <w:tc>
+          <w:tcPr>
+            <w:tcW w:w="4438" w:type="dxa"/>
+            <w:tcMar>
+              <w:top w:w="80" w:type="dxa"/>
+              <w:left w:w="120" w:type="dxa"/>
+              <w:bottom w:w="80" w:type="dxa"/>
+              <w:right w:w="120" w:type="dxa"/>
+            </w:tcMar>
+            <w:vAlign w:val="center"/>
+          </w:tcPr>
+          <w:p>
+            <w:pPr>
+              <w:spacing w:after="0"/>
+              <w:jc w:val="both"/>
+            </w:pPr>
+            <w:r>
+              <w:rPr>
+                <w:rFonts w:ascii="Ubuntu" w:hAnsi="Ubuntu" w:cs="Ubuntu"/>
+                <w:sz w:val="21"/>
+                <w:szCs w:val="21"/>
+              </w:rPr>
+              <w:t xml:space="preserve">Tolerancia de redondeo para la validación de cuadre (RN-16) y umbral de diferencia que marca una pareja en la conciliación intercompañía (RF-34). ¿Fijos o configurables por cliente?</w:t>
+            </w:r>
+          </w:p>
+        </w:tc>
+        <w:tc>
+          <w:tcPr>
+            <w:tcW w:w="900" w:type="dxa"/>
+            <w:tcMar>
+              <w:top w:w="80" w:type="dxa"/>
+              <w:left w:w="120" w:type="dxa"/>
+              <w:bottom w:w="80" w:type="dxa"/>
+              <w:right w:w="120" w:type="dxa"/>
+            </w:tcMar>
+            <w:vAlign w:val="center"/>
+          </w:tcPr>
+          <w:p>
+            <w:pPr>
+              <w:spacing w:after="0"/>
+              <w:jc w:val="both"/>
+            </w:pPr>
+            <w:r>
+              <w:rPr>
+                <w:rFonts w:ascii="Ubuntu" w:hAnsi="Ubuntu" w:cs="Ubuntu"/>
+                <w:sz w:val="21"/>
+                <w:szCs w:val="21"/>
+              </w:rPr>
+              <w:t xml:space="preserve">No</w:t>
+            </w:r>
+          </w:p>
+        </w:tc>
+        <w:tc>
+          <w:tcPr>
+            <w:tcW w:w="1800" w:type="dxa"/>
+            <w:tcMar>
+              <w:top w:w="80" w:type="dxa"/>
+              <w:left w:w="120" w:type="dxa"/>
+              <w:bottom w:w="80" w:type="dxa"/>
+              <w:right w:w="120" w:type="dxa"/>
+            </w:tcMar>
+            <w:vAlign w:val="center"/>
+          </w:tcPr>
+          <w:p>
+            <w:pPr>
+              <w:spacing w:after="0"/>
+              <w:jc w:val="both"/>
+            </w:pPr>
+            <w:r>
+              <w:rPr>
+                <w:rFonts w:ascii="Ubuntu" w:hAnsi="Ubuntu" w:cs="Ubuntu"/>
+                <w:sz w:val="21"/>
+                <w:szCs w:val="21"/>
+              </w:rPr>
+              <w:t xml:space="preserve">Consultor SAP BPC</w:t>
+            </w:r>
+          </w:p>
+        </w:tc>
+        <w:tc>
+          <w:tcPr>
+            <w:tcW w:w="1200" w:type="dxa"/>
+            <w:tcMar>
+              <w:top w:w="80" w:type="dxa"/>
+              <w:left w:w="120" w:type="dxa"/>
+              <w:bottom w:w="80" w:type="dxa"/>
+              <w:right w:w="120" w:type="dxa"/>
+            </w:tcMar>
+            <w:vAlign w:val="center"/>
+          </w:tcPr>
+          <w:p>
+            <w:pPr>
+              <w:spacing w:after="0"/>
+              <w:jc w:val="both"/>
+            </w:pPr>
+            <w:r>
+              <w:rPr>
+                <w:rFonts w:ascii="Ubuntu" w:hAnsi="Ubuntu" w:cs="Ubuntu"/>
+                <w:sz w:val="21"/>
+                <w:szCs w:val="21"/>
+              </w:rPr>
+              <w:t xml:space="preserve">30-Oct-26</w:t>
+            </w:r>
+          </w:p>
+        </w:tc>
+      </w:tr>
+      <w:tr>
+        <w:tc>
+          <w:tcPr>
+            <w:tcW w:w="500" w:type="dxa"/>
+            <w:tcMar>
+              <w:top w:w="80" w:type="dxa"/>
+              <w:left w:w="120" w:type="dxa"/>
+              <w:bottom w:w="80" w:type="dxa"/>
+              <w:right w:w="120" w:type="dxa"/>
+            </w:tcMar>
+            <w:vAlign w:val="center"/>
+          </w:tcPr>
+          <w:p>
+            <w:pPr>
+              <w:spacing w:after="0"/>
+              <w:jc w:val="both"/>
+            </w:pPr>
+            <w:r>
+              <w:rPr>
+                <w:rFonts w:ascii="Ubuntu" w:hAnsi="Ubuntu" w:cs="Ubuntu"/>
+                <w:sz w:val="21"/>
+                <w:szCs w:val="21"/>
+              </w:rPr>
+              <w:t xml:space="preserve">15</w:t>
+            </w:r>
+          </w:p>
+        </w:tc>
+        <w:tc>
+          <w:tcPr>
+            <w:tcW w:w="4438" w:type="dxa"/>
+            <w:tcMar>
+              <w:top w:w="80" w:type="dxa"/>
+              <w:left w:w="120" w:type="dxa"/>
+              <w:bottom w:w="80" w:type="dxa"/>
+              <w:right w:w="120" w:type="dxa"/>
+            </w:tcMar>
+            <w:vAlign w:val="center"/>
+          </w:tcPr>
+          <w:p>
+            <w:pPr>
+              <w:spacing w:after="0"/>
+              <w:jc w:val="both"/>
+            </w:pPr>
+            <w:r>
+              <w:rPr>
+                <w:rFonts w:ascii="Ubuntu" w:hAnsi="Ubuntu" w:cs="Ubuntu"/>
+                <w:sz w:val="21"/>
+                <w:szCs w:val="21"/>
+              </w:rPr>
+              <w:t xml:space="preserve">Confirmar los métodos de consolidación de RN-13 y su tratamiento, y si las cuentas de destino de la eliminación de inversión, el interés minoritario y la diferencia en conversión se configuran por cliente.</w:t>
+            </w:r>
+          </w:p>
+        </w:tc>
+        <w:tc>
+          <w:tcPr>
+            <w:tcW w:w="900" w:type="dxa"/>
+            <w:tcMar>
+              <w:top w:w="80" w:type="dxa"/>
+              <w:left w:w="120" w:type="dxa"/>
+              <w:bottom w:w="80" w:type="dxa"/>
+              <w:right w:w="120" w:type="dxa"/>
+            </w:tcMar>
+            <w:vAlign w:val="center"/>
+          </w:tcPr>
+          <w:p>
+            <w:pPr>
+              <w:spacing w:after="0"/>
+              <w:jc w:val="both"/>
+            </w:pPr>
+            <w:r>
+              <w:rPr>
+                <w:rFonts w:ascii="Ubuntu" w:hAnsi="Ubuntu" w:cs="Ubuntu"/>
+                <w:sz w:val="21"/>
+                <w:szCs w:val="21"/>
+              </w:rPr>
+              <w:t xml:space="preserve">No</w:t>
+            </w:r>
+          </w:p>
+        </w:tc>
+        <w:tc>
+          <w:tcPr>
+            <w:tcW w:w="1800" w:type="dxa"/>
+            <w:tcMar>
+              <w:top w:w="80" w:type="dxa"/>
+              <w:left w:w="120" w:type="dxa"/>
+              <w:bottom w:w="80" w:type="dxa"/>
+              <w:right w:w="120" w:type="dxa"/>
+            </w:tcMar>
+            <w:vAlign w:val="center"/>
+          </w:tcPr>
+          <w:p>
+            <w:pPr>
+              <w:spacing w:after="0"/>
+              <w:jc w:val="both"/>
+            </w:pPr>
+            <w:r>
+              <w:rPr>
+                <w:rFonts w:ascii="Ubuntu" w:hAnsi="Ubuntu" w:cs="Ubuntu"/>
+                <w:sz w:val="21"/>
+                <w:szCs w:val="21"/>
+              </w:rPr>
+              <w:t xml:space="preserve">Consultor SAP BPC</w:t>
+            </w:r>
+          </w:p>
+        </w:tc>
+        <w:tc>
+          <w:tcPr>
+            <w:tcW w:w="1200" w:type="dxa"/>
+            <w:tcMar>
+              <w:top w:w="80" w:type="dxa"/>
+              <w:left w:w="120" w:type="dxa"/>
+              <w:bottom w:w="80" w:type="dxa"/>
+              <w:right w:w="120" w:type="dxa"/>
+            </w:tcMar>
+            <w:vAlign w:val="center"/>
+          </w:tcPr>
+          <w:p>
+            <w:pPr>
+              <w:spacing w:after="0"/>
+              <w:jc w:val="both"/>
+            </w:pPr>
+            <w:r>
+              <w:rPr>
+                <w:rFonts w:ascii="Ubuntu" w:hAnsi="Ubuntu" w:cs="Ubuntu"/>
+                <w:sz w:val="21"/>
+                <w:szCs w:val="21"/>
+              </w:rPr>
+              <w:t xml:space="preserve">30-Oct-26</w:t>
+            </w:r>
+          </w:p>
+        </w:tc>
+      </w:tr>
+      <w:tr>
+        <w:tc>
+          <w:tcPr>
+            <w:tcW w:w="500" w:type="dxa"/>
+            <w:tcMar>
+              <w:top w:w="80" w:type="dxa"/>
+              <w:left w:w="120" w:type="dxa"/>
+              <w:bottom w:w="80" w:type="dxa"/>
+              <w:right w:w="120" w:type="dxa"/>
+            </w:tcMar>
+            <w:vAlign w:val="center"/>
+          </w:tcPr>
+          <w:p>
+            <w:pPr>
+              <w:spacing w:after="0"/>
+              <w:jc w:val="both"/>
+            </w:pPr>
+            <w:r>
+              <w:rPr>
+                <w:rFonts w:ascii="Ubuntu" w:hAnsi="Ubuntu" w:cs="Ubuntu"/>
+                <w:sz w:val="21"/>
+                <w:szCs w:val="21"/>
+              </w:rPr>
+              <w:t xml:space="preserve">16</w:t>
+            </w:r>
+          </w:p>
+        </w:tc>
+        <w:tc>
+          <w:tcPr>
+            <w:tcW w:w="4438" w:type="dxa"/>
+            <w:tcMar>
+              <w:top w:w="80" w:type="dxa"/>
+              <w:left w:w="120" w:type="dxa"/>
+              <w:bottom w:w="80" w:type="dxa"/>
+              <w:right w:w="120" w:type="dxa"/>
+            </w:tcMar>
+            <w:vAlign w:val="center"/>
+          </w:tcPr>
+          <w:p>
+            <w:pPr>
+              <w:spacing w:after="0"/>
+              <w:jc w:val="both"/>
+            </w:pPr>
+            <w:r>
+              <w:rPr>
+                <w:rFonts w:ascii="Ubuntu" w:hAnsi="Ubuntu" w:cs="Ubuntu"/>
+                <w:sz w:val="21"/>
+                <w:szCs w:val="21"/>
+              </w:rPr>
+              <w:t xml:space="preserve">¿La moneda de presentación del grupo debe poder configurarse (p. ej. peso chileno o peso colombiano) o siempre es el dólar (RN-06)?</w:t>
+            </w:r>
+          </w:p>
+        </w:tc>
+        <w:tc>
+          <w:tcPr>
+            <w:tcW w:w="900" w:type="dxa"/>
+            <w:tcMar>
+              <w:top w:w="80" w:type="dxa"/>
+              <w:left w:w="120" w:type="dxa"/>
+              <w:bottom w:w="80" w:type="dxa"/>
+              <w:right w:w="120" w:type="dxa"/>
+            </w:tcMar>
+            <w:vAlign w:val="center"/>
+          </w:tcPr>
+          <w:p>
+            <w:pPr>
+              <w:spacing w:after="0"/>
+              <w:jc w:val="both"/>
+            </w:pPr>
+            <w:r>
+              <w:rPr>
+                <w:rFonts w:ascii="Ubuntu" w:hAnsi="Ubuntu" w:cs="Ubuntu"/>
+                <w:sz w:val="21"/>
+                <w:szCs w:val="21"/>
+              </w:rPr>
+              <w:t xml:space="preserve">No</w:t>
+            </w:r>
+          </w:p>
+        </w:tc>
+        <w:tc>
+          <w:tcPr>
+            <w:tcW w:w="1800" w:type="dxa"/>
+            <w:tcMar>
+              <w:top w:w="80" w:type="dxa"/>
+              <w:left w:w="120" w:type="dxa"/>
+              <w:bottom w:w="80" w:type="dxa"/>
+              <w:right w:w="120" w:type="dxa"/>
+            </w:tcMar>
+            <w:vAlign w:val="center"/>
+          </w:tcPr>
+          <w:p>
+            <w:pPr>
+              <w:spacing w:after="0"/>
+              <w:jc w:val="both"/>
+            </w:pPr>
+            <w:r>
+              <w:rPr>
+                <w:rFonts w:ascii="Ubuntu" w:hAnsi="Ubuntu" w:cs="Ubuntu"/>
+                <w:sz w:val="21"/>
+                <w:szCs w:val="21"/>
+              </w:rPr>
+              <w:t xml:space="preserve">CM Consulting – Dirección</w:t>
+            </w:r>
+          </w:p>
+        </w:tc>
+        <w:tc>
+          <w:tcPr>
+            <w:tcW w:w="1200" w:type="dxa"/>
+            <w:tcMar>
+              <w:top w:w="80" w:type="dxa"/>
+              <w:left w:w="120" w:type="dxa"/>
+              <w:bottom w:w="80" w:type="dxa"/>
+              <w:right w:w="120" w:type="dxa"/>
+            </w:tcMar>
+            <w:vAlign w:val="center"/>
+          </w:tcPr>
+          <w:p>
+            <w:pPr>
+              <w:spacing w:after="0"/>
+              <w:jc w:val="both"/>
+            </w:pPr>
+            <w:r>
+              <w:rPr>
+                <w:rFonts w:ascii="Ubuntu" w:hAnsi="Ubuntu" w:cs="Ubuntu"/>
+                <w:sz w:val="21"/>
+                <w:szCs w:val="21"/>
+              </w:rPr>
+              <w:t xml:space="preserve">30-Oct-26</w:t>
+            </w:r>
+          </w:p>
+        </w:tc>
+      </w:tr>
+      <w:tr>
+        <w:tc>
+          <w:tcPr>
+            <w:tcW w:w="500" w:type="dxa"/>
+            <w:tcMar>
+              <w:top w:w="80" w:type="dxa"/>
+              <w:left w:w="120" w:type="dxa"/>
+              <w:bottom w:w="80" w:type="dxa"/>
+              <w:right w:w="120" w:type="dxa"/>
+            </w:tcMar>
+            <w:vAlign w:val="center"/>
+          </w:tcPr>
+          <w:p>
+            <w:pPr>
+              <w:spacing w:after="0"/>
+              <w:jc w:val="both"/>
+            </w:pPr>
+            <w:r>
+              <w:rPr>
+                <w:rFonts w:ascii="Ubuntu" w:hAnsi="Ubuntu" w:cs="Ubuntu"/>
+                <w:sz w:val="21"/>
+                <w:szCs w:val="21"/>
+              </w:rPr>
+              <w:t xml:space="preserve">17</w:t>
+            </w:r>
+          </w:p>
+        </w:tc>
+        <w:tc>
+          <w:tcPr>
+            <w:tcW w:w="4438" w:type="dxa"/>
+            <w:tcMar>
+              <w:top w:w="80" w:type="dxa"/>
+              <w:left w:w="120" w:type="dxa"/>
+              <w:bottom w:w="80" w:type="dxa"/>
+              <w:right w:w="120" w:type="dxa"/>
+            </w:tcMar>
+            <w:vAlign w:val="center"/>
+          </w:tcPr>
+          <w:p>
+            <w:pPr>
+              <w:spacing w:after="0"/>
+              <w:jc w:val="both"/>
+            </w:pPr>
+            <w:r>
+              <w:rPr>
+                <w:rFonts w:ascii="Ubuntu" w:hAnsi="Ubuntu" w:cs="Ubuntu"/>
+                <w:sz w:val="21"/>
+                <w:szCs w:val="21"/>
+              </w:rPr>
+              <w:t xml:space="preserve">¿Los asientos de ajuste (RF-35), el bloqueo por sociedad (RF-37) y el flujo de cierre (RF-38) están disponibles en BPC modelo embebido (arquitectura B) en las versiones de la matriz de soporte?</w:t>
+            </w:r>
+          </w:p>
+        </w:tc>
+        <w:tc>
+          <w:tcPr>
+            <w:tcW w:w="900" w:type="dxa"/>
+            <w:tcMar>
+              <w:top w:w="80" w:type="dxa"/>
+              <w:left w:w="120" w:type="dxa"/>
+              <w:bottom w:w="80" w:type="dxa"/>
+              <w:right w:w="120" w:type="dxa"/>
+            </w:tcMar>
+            <w:vAlign w:val="center"/>
+          </w:tcPr>
+          <w:p>
+            <w:pPr>
+              <w:spacing w:after="0"/>
+              <w:jc w:val="both"/>
+            </w:pPr>
+            <w:r>
+              <w:rPr>
+                <w:rFonts w:ascii="Ubuntu" w:hAnsi="Ubuntu" w:cs="Ubuntu"/>
+                <w:sz w:val="21"/>
+                <w:szCs w:val="21"/>
+              </w:rPr>
+              <w:t xml:space="preserve">No</w:t>
+            </w:r>
+          </w:p>
+        </w:tc>
+        <w:tc>
+          <w:tcPr>
+            <w:tcW w:w="1800" w:type="dxa"/>
+            <w:tcMar>
+              <w:top w:w="80" w:type="dxa"/>
+              <w:left w:w="120" w:type="dxa"/>
+              <w:bottom w:w="80" w:type="dxa"/>
+              <w:right w:w="120" w:type="dxa"/>
+            </w:tcMar>
+            <w:vAlign w:val="center"/>
+          </w:tcPr>
+          <w:p>
+            <w:pPr>
+              <w:spacing w:after="0"/>
+              <w:jc w:val="both"/>
+            </w:pPr>
+            <w:r>
+              <w:rPr>
+                <w:rFonts w:ascii="Ubuntu" w:hAnsi="Ubuntu" w:cs="Ubuntu"/>
+                <w:sz w:val="21"/>
+                <w:szCs w:val="21"/>
+              </w:rPr>
+              <w:t xml:space="preserve">CM Consulting – Arquitectura</w:t>
+            </w:r>
+          </w:p>
+        </w:tc>
+        <w:tc>
+          <w:tcPr>
+            <w:tcW w:w="1200" w:type="dxa"/>
+            <w:tcMar>
+              <w:top w:w="80" w:type="dxa"/>
+              <w:left w:w="120" w:type="dxa"/>
+              <w:bottom w:w="80" w:type="dxa"/>
+              <w:right w:w="120" w:type="dxa"/>
+            </w:tcMar>
+            <w:vAlign w:val="center"/>
+          </w:tcPr>
+          <w:p>
+            <w:pPr>
+              <w:spacing w:after="0"/>
+              <w:jc w:val="both"/>
+            </w:pPr>
+            <w:r>
+              <w:rPr>
+                <w:rFonts w:ascii="Ubuntu" w:hAnsi="Ubuntu" w:cs="Ubuntu"/>
+                <w:sz w:val="21"/>
+                <w:szCs w:val="21"/>
+              </w:rPr>
+              <w:t xml:space="preserve">30-Oct-26</w:t>
+            </w:r>
+          </w:p>
+        </w:tc>
+      </w:tr>
+      <w:tr>
+        <w:tc>
+          <w:tcPr>
+            <w:tcW w:w="500" w:type="dxa"/>
+            <w:tcMar>
+              <w:top w:w="80" w:type="dxa"/>
+              <w:left w:w="120" w:type="dxa"/>
+              <w:bottom w:w="80" w:type="dxa"/>
+              <w:right w:w="120" w:type="dxa"/>
+            </w:tcMar>
+            <w:vAlign w:val="center"/>
+          </w:tcPr>
+          <w:p>
+            <w:pPr>
+              <w:spacing w:after="0"/>
+              <w:jc w:val="both"/>
+            </w:pPr>
+            <w:r>
+              <w:rPr>
+                <w:rFonts w:ascii="Ubuntu" w:hAnsi="Ubuntu" w:cs="Ubuntu"/>
+                <w:sz w:val="21"/>
+                <w:szCs w:val="21"/>
+              </w:rPr>
+              <w:t xml:space="preserve">18</w:t>
+            </w:r>
+          </w:p>
+        </w:tc>
+        <w:tc>
+          <w:tcPr>
+            <w:tcW w:w="4438" w:type="dxa"/>
+            <w:tcMar>
+              <w:top w:w="80" w:type="dxa"/>
+              <w:left w:w="120" w:type="dxa"/>
+              <w:bottom w:w="80" w:type="dxa"/>
+              <w:right w:w="120" w:type="dxa"/>
+            </w:tcMar>
+            <w:vAlign w:val="center"/>
+          </w:tcPr>
+          <w:p>
+            <w:pPr>
+              <w:spacing w:after="0"/>
+              <w:jc w:val="both"/>
+            </w:pPr>
+            <w:r>
+              <w:rPr>
+                <w:rFonts w:ascii="Ubuntu" w:hAnsi="Ubuntu" w:cs="Ubuntu"/>
+                <w:sz w:val="21"/>
+                <w:szCs w:val="21"/>
+              </w:rPr>
+              <w:t xml:space="preserve">Versiones exactas de BW/4HANA y BPC 2021 para la variante de RNF-Comp-05 y ambiente disponible para probarla.</w:t>
+            </w:r>
+          </w:p>
+        </w:tc>
+        <w:tc>
+          <w:tcPr>
+            <w:tcW w:w="900" w:type="dxa"/>
+            <w:tcMar>
+              <w:top w:w="80" w:type="dxa"/>
+              <w:left w:w="120" w:type="dxa"/>
+              <w:bottom w:w="80" w:type="dxa"/>
+              <w:right w:w="120" w:type="dxa"/>
+            </w:tcMar>
+            <w:vAlign w:val="center"/>
+          </w:tcPr>
+          <w:p>
+            <w:pPr>
+              <w:spacing w:after="0"/>
+              <w:jc w:val="both"/>
+            </w:pPr>
+            <w:r>
+              <w:rPr>
+                <w:rFonts w:ascii="Ubuntu" w:hAnsi="Ubuntu" w:cs="Ubuntu"/>
+                <w:sz w:val="21"/>
+                <w:szCs w:val="21"/>
+              </w:rPr>
+              <w:t xml:space="preserve">No</w:t>
+            </w:r>
+          </w:p>
+        </w:tc>
+        <w:tc>
+          <w:tcPr>
+            <w:tcW w:w="1800" w:type="dxa"/>
+            <w:tcMar>
+              <w:top w:w="80" w:type="dxa"/>
+              <w:left w:w="120" w:type="dxa"/>
+              <w:bottom w:w="80" w:type="dxa"/>
+              <w:right w:w="120" w:type="dxa"/>
+            </w:tcMar>
+            <w:vAlign w:val="center"/>
+          </w:tcPr>
+          <w:p>
+            <w:pPr>
+              <w:spacing w:after="0"/>
+              <w:jc w:val="both"/>
+            </w:pPr>
+            <w:r>
+              <w:rPr>
+                <w:rFonts w:ascii="Ubuntu" w:hAnsi="Ubuntu" w:cs="Ubuntu"/>
+                <w:sz w:val="21"/>
+                <w:szCs w:val="21"/>
+              </w:rPr>
+              <w:t xml:space="preserve">CM Consulting – Dirección</w:t>
             </w:r>
           </w:p>
         </w:tc>

--- a/docs/02-analisis-funcional/Analisis_Funcional_Acelerador_Consolidacion_BPC_CM_Consulting.docx
+++ b/docs/02-analisis-funcional/Analisis_Funcional_Acelerador_Consolidacion_BPC_CM_Consulting.docx
@@ -626,6 +626,112 @@
                 <w:szCs w:val="21"/>
               </w:rPr>
               <w:t xml:space="preserve">Amplía las reglas de consolidación y el control del cierre (RF-31 a RF-39, RN-13 a RN-18, RNF-Comp-05, RNF-Aud-02, reportes C01 a C04) y agrega la variante BW/4HANA con BPC 2021. Sin preguntas críticas abiertas.</w:t>
+            </w:r>
+          </w:p>
+        </w:tc>
+      </w:tr>
+      <w:tr>
+        <w:tc>
+          <w:tcPr>
+            <w:tcW w:w="1200" w:type="dxa"/>
+            <w:tcMar>
+              <w:top w:w="80" w:type="dxa"/>
+              <w:left w:w="120" w:type="dxa"/>
+              <w:bottom w:w="80" w:type="dxa"/>
+              <w:right w:w="120" w:type="dxa"/>
+            </w:tcMar>
+            <w:vAlign w:val="center"/>
+          </w:tcPr>
+          <w:p>
+            <w:pPr>
+              <w:spacing w:after="0"/>
+              <w:jc w:val="both"/>
+            </w:pPr>
+            <w:r>
+              <w:rPr>
+                <w:rFonts w:ascii="Ubuntu" w:hAnsi="Ubuntu" w:cs="Ubuntu"/>
+                <w:sz w:val="21"/>
+                <w:szCs w:val="21"/>
+              </w:rPr>
+              <w:t xml:space="preserve">1.2</w:t>
+            </w:r>
+          </w:p>
+        </w:tc>
+        <w:tc>
+          <w:tcPr>
+            <w:tcW w:w="2200" w:type="dxa"/>
+            <w:tcMar>
+              <w:top w:w="80" w:type="dxa"/>
+              <w:left w:w="120" w:type="dxa"/>
+              <w:bottom w:w="80" w:type="dxa"/>
+              <w:right w:w="120" w:type="dxa"/>
+            </w:tcMar>
+            <w:vAlign w:val="center"/>
+          </w:tcPr>
+          <w:p>
+            <w:pPr>
+              <w:spacing w:after="0"/>
+              <w:jc w:val="both"/>
+            </w:pPr>
+            <w:r>
+              <w:rPr>
+                <w:rFonts w:ascii="Ubuntu" w:hAnsi="Ubuntu" w:cs="Ubuntu"/>
+                <w:sz w:val="21"/>
+                <w:szCs w:val="21"/>
+              </w:rPr>
+              <w:t xml:space="preserve">CM Consulting</w:t>
+            </w:r>
+          </w:p>
+        </w:tc>
+        <w:tc>
+          <w:tcPr>
+            <w:tcW w:w="1500" w:type="dxa"/>
+            <w:tcMar>
+              <w:top w:w="80" w:type="dxa"/>
+              <w:left w:w="120" w:type="dxa"/>
+              <w:bottom w:w="80" w:type="dxa"/>
+              <w:right w:w="120" w:type="dxa"/>
+            </w:tcMar>
+            <w:vAlign w:val="center"/>
+          </w:tcPr>
+          <w:p>
+            <w:pPr>
+              <w:spacing w:after="0"/>
+              <w:jc w:val="both"/>
+            </w:pPr>
+            <w:r>
+              <w:rPr>
+                <w:rFonts w:ascii="Ubuntu" w:hAnsi="Ubuntu" w:cs="Ubuntu"/>
+                <w:sz w:val="21"/>
+                <w:szCs w:val="21"/>
+              </w:rPr>
+              <w:t xml:space="preserve">16-Oct-26</w:t>
+            </w:r>
+          </w:p>
+        </w:tc>
+        <w:tc>
+          <w:tcPr>
+            <w:tcW w:w="3938" w:type="dxa"/>
+            <w:tcMar>
+              <w:top w:w="80" w:type="dxa"/>
+              <w:left w:w="120" w:type="dxa"/>
+              <w:bottom w:w="80" w:type="dxa"/>
+              <w:right w:w="120" w:type="dxa"/>
+            </w:tcMar>
+            <w:vAlign w:val="center"/>
+          </w:tcPr>
+          <w:p>
+            <w:pPr>
+              <w:spacing w:after="0"/>
+              <w:jc w:val="both"/>
+            </w:pPr>
+            <w:r>
+              <w:rPr>
+                <w:rFonts w:ascii="Ubuntu" w:hAnsi="Ubuntu" w:cs="Ubuntu"/>
+                <w:sz w:val="21"/>
+                <w:szCs w:val="21"/>
+              </w:rPr>
+              <w:t xml:space="preserve">La arquitectura B queda fuera de la versión 1 (RNF-Comp-01, RF-04, RN-19, alcance 2.2), tras la revisión de arquitectura F6. Sin preguntas críticas abiertas.</w:t>
             </w:r>
           </w:p>
         </w:tc>
@@ -1166,6 +1272,60 @@
                 <w:sz w:val="21"/>
                 <w:szCs w:val="21"/>
               </w:rPr>
+              <w:t xml:space="preserve">Decisión CM 16-Oct-26 (arquitectura B fuera de la versión 1)</w:t>
+            </w:r>
+          </w:p>
+        </w:tc>
+        <w:tc>
+          <w:tcPr>
+            <w:tcW w:w="5838" w:type="dxa"/>
+            <w:tcMar>
+              <w:top w:w="80" w:type="dxa"/>
+              <w:left w:w="120" w:type="dxa"/>
+              <w:bottom w:w="80" w:type="dxa"/>
+              <w:right w:w="120" w:type="dxa"/>
+            </w:tcMar>
+            <w:vAlign w:val="center"/>
+          </w:tcPr>
+          <w:p>
+            <w:pPr>
+              <w:spacing w:after="0"/>
+              <w:jc w:val="both"/>
+            </w:pPr>
+            <w:r>
+              <w:rPr>
+                <w:rFonts w:ascii="Ubuntu" w:hAnsi="Ubuntu" w:cs="Ubuntu"/>
+                <w:sz w:val="21"/>
+                <w:szCs w:val="21"/>
+              </w:rPr>
+              <w:t xml:space="preserve">Decisión de CM Consulting en la revisión de arquitectura (F6): la consolidación y los reportes EPM sobre BPC embebido no están confirmados, por lo que la versión 1 se limita a la arquitectura A.</w:t>
+            </w:r>
+          </w:p>
+        </w:tc>
+      </w:tr>
+      <w:tr>
+        <w:tc>
+          <w:tcPr>
+            <w:tcW w:w="3000" w:type="dxa"/>
+            <w:tcMar>
+              <w:top w:w="80" w:type="dxa"/>
+              <w:left w:w="120" w:type="dxa"/>
+              <w:bottom w:w="80" w:type="dxa"/>
+              <w:right w:w="120" w:type="dxa"/>
+            </w:tcMar>
+            <w:vAlign w:val="center"/>
+          </w:tcPr>
+          <w:p>
+            <w:pPr>
+              <w:spacing w:after="0"/>
+              <w:jc w:val="both"/>
+            </w:pPr>
+            <w:r>
+              <w:rPr>
+                <w:rFonts w:ascii="Ubuntu" w:hAnsi="Ubuntu" w:cs="Ubuntu"/>
+                <w:sz w:val="21"/>
+                <w:szCs w:val="21"/>
+              </w:rPr>
               <w:t xml:space="preserve">Sesión interna CM 16-Oct-26 (ampliación v1.1)</w:t>
             </w:r>
           </w:p>
@@ -1648,7 +1808,7 @@
           <w:sz w:val="22"/>
           <w:szCs w:val="22"/>
         </w:rPr>
-        <w:t xml:space="preserve">Soporte de dos arquitecturas: A (BW 7.5 o BW/4HANA con BPC modelo estándar) y B (ERP, BW y BPC integrados, con BPC modelo embebido; varias versiones por arquitectura, RNF-Comp-04).</w:t>
+        <w:t xml:space="preserve">Soporte de la arquitectura A (BW 7.5 o BW/4HANA con BPC modelo estándar), con varias versiones (RNF-Comp-04 y RNF-Comp-05). La arquitectura B se identifica pero no se soporta en la versión 1 (RN-19).</w:t>
       </w:r>
     </w:p>
     <w:p>
@@ -1667,6 +1827,31 @@
           <w:szCs w:val="28"/>
         </w:rPr>
         <w:t xml:space="preserve">2.2 Fuera del alcance</w:t>
+      </w:r>
+    </w:p>
+    <w:p>
+      <w:pPr>
+        <w:pStyle w:val="ListParagraph"/>
+        <w:numPr>
+          <w:ilvl w:val="0"/>
+          <w:numId w:val="1"/>
+        </w:numPr>
+        <w:spacing w:before="0" w:after="80" w:line="288" w:lineRule="auto"/>
+        <w:ind w:left="720" w:hanging="360"/>
+        <w:contextualSpacing/>
+        <w:jc w:val="both"/>
+        <w:rPr>
+          <w:color w:val="000000"/>
+          <w:sz w:val="22"/>
+        </w:rPr>
+      </w:pPr>
+      <w:r>
+        <w:rPr>
+          <w:rFonts w:ascii="Ubuntu" w:hAnsi="Ubuntu" w:cs="Ubuntu"/>
+          <w:sz w:val="22"/>
+          <w:szCs w:val="22"/>
+        </w:rPr>
+        <w:t xml:space="preserve">Arquitectura B (ERP, BW y BPC integrados con BPC modelo embebido) en la versión 1 (RN-19); se reevalúa para una versión posterior.</w:t>
       </w:r>
     </w:p>
     <w:p>
@@ -3656,7 +3841,7 @@
                 <w:sz w:val="21"/>
                 <w:szCs w:val="21"/>
               </w:rPr>
-              <w:t xml:space="preserve">El sistema identifica si el cliente opera la arquitectura A (ERP, BW 7.5 o BW/4HANA y BPC modelo estándar en sistemas separados) o la B (ERP, BW y BPC integrados en el mismo sistema, p. ej. S/4HANA con BW embebido y BPC embebido), y usa la variante de generación de esa arquitectura en los pasos siguientes.</w:t>
+              <w:t xml:space="preserve">El sistema identifica si el cliente opera la arquitectura A (ERP, BW 7.5 o BW/4HANA y BPC modelo estándar en sistemas separados) o la B (ERP, BW y BPC integrados en el mismo sistema, p. ej. S/4HANA con BW embebido y BPC embebido), y usa la variante de generación de esa arquitectura en los pasos siguientes. En la versión 1, si detecta la arquitectura B informa que no está soportada y no permite continuar.</w:t>
             </w:r>
           </w:p>
         </w:tc>
@@ -3682,7 +3867,7 @@
                 <w:sz w:val="21"/>
                 <w:szCs w:val="21"/>
               </w:rPr>
-              <w:t xml:space="preserve">RN-02</w:t>
+              <w:t xml:space="preserve">RN-02, RN-19</w:t>
             </w:r>
           </w:p>
         </w:tc>
@@ -3734,7 +3919,7 @@
                 <w:sz w:val="21"/>
                 <w:szCs w:val="21"/>
               </w:rPr>
-              <w:t xml:space="preserve">Sesión técnica 16-Oct-26, G6 00:00-00:43; Sesión técnica 16-Oct-26, G7 12:31-13:21</w:t>
+              <w:t xml:space="preserve">Sesión técnica 16-Oct-26, G6 00:00-00:43; Sesión técnica 16-Oct-26, G7 12:31-13:21; Decisión CM 16-Oct-26 (arquitectura B fuera de la versión 1)</w:t>
             </w:r>
           </w:p>
         </w:tc>
@@ -16243,7 +16428,7 @@
                 <w:sz w:val="21"/>
                 <w:szCs w:val="21"/>
               </w:rPr>
-              <w:t xml:space="preserve">El acelerador soporta las dos arquitecturas: A (BW 7.5 o BW/4HANA con BPC modelo estándar) y B (ERP, BW y BPC integrados, con BPC modelo embebido).</w:t>
+              <w:t xml:space="preserve">La versión 1 soporta la arquitectura A (BW 7.5 o BW/4HANA con BPC modelo estándar). La arquitectura B (ERP, BW y BPC integrados, con BPC modelo embebido) queda para una versión posterior.</w:t>
             </w:r>
           </w:p>
         </w:tc>
@@ -16269,7 +16454,7 @@
                 <w:sz w:val="21"/>
                 <w:szCs w:val="21"/>
               </w:rPr>
-              <w:t xml:space="preserve">Todos los RF aplicables a cada arquitectura se ejecutan completos en un ambiente de prueba de esa arquitectura (2 de 2).</w:t>
+              <w:t xml:space="preserve">Todos los RF se ejecutan completos en un ambiente de prueba de la arquitectura A (1 de 1); la arquitectura B se detecta y se rechaza con mensaje.</w:t>
             </w:r>
           </w:p>
         </w:tc>
@@ -16295,7 +16480,7 @@
                 <w:sz w:val="21"/>
                 <w:szCs w:val="21"/>
               </w:rPr>
-              <w:t xml:space="preserve">Sesión técnica 16-Oct-26, G7 12:47-12:57</w:t>
+              <w:t xml:space="preserve">Sesión técnica 16-Oct-26, G7 12:47-12:57; Decisión CM 16-Oct-26 (arquitectura B fuera de la versión 1)</w:t>
             </w:r>
           </w:p>
         </w:tc>
@@ -19826,6 +20011,112 @@
                 <w:szCs w:val="21"/>
               </w:rPr>
               <w:t xml:space="preserve">NIC 21 (por confirmar en la pregunta abierta 3)</w:t>
+            </w:r>
+          </w:p>
+        </w:tc>
+      </w:tr>
+      <w:tr>
+        <w:tc>
+          <w:tcPr>
+            <w:tcW w:w="900" w:type="dxa"/>
+            <w:tcMar>
+              <w:top w:w="80" w:type="dxa"/>
+              <w:left w:w="120" w:type="dxa"/>
+              <w:bottom w:w="80" w:type="dxa"/>
+              <w:right w:w="120" w:type="dxa"/>
+            </w:tcMar>
+            <w:vAlign w:val="center"/>
+          </w:tcPr>
+          <w:p>
+            <w:pPr>
+              <w:spacing w:after="0"/>
+              <w:jc w:val="both"/>
+            </w:pPr>
+            <w:r>
+              <w:rPr>
+                <w:rFonts w:ascii="Ubuntu" w:hAnsi="Ubuntu" w:cs="Ubuntu"/>
+                <w:sz w:val="21"/>
+                <w:szCs w:val="21"/>
+              </w:rPr>
+              <w:t xml:space="preserve">RN-19</w:t>
+            </w:r>
+          </w:p>
+        </w:tc>
+        <w:tc>
+          <w:tcPr>
+            <w:tcW w:w="4838" w:type="dxa"/>
+            <w:tcMar>
+              <w:top w:w="80" w:type="dxa"/>
+              <w:left w:w="120" w:type="dxa"/>
+              <w:bottom w:w="80" w:type="dxa"/>
+              <w:right w:w="120" w:type="dxa"/>
+            </w:tcMar>
+            <w:vAlign w:val="center"/>
+          </w:tcPr>
+          <w:p>
+            <w:pPr>
+              <w:spacing w:after="0"/>
+              <w:jc w:val="both"/>
+            </w:pPr>
+            <w:r>
+              <w:rPr>
+                <w:rFonts w:ascii="Ubuntu" w:hAnsi="Ubuntu" w:cs="Ubuntu"/>
+                <w:sz w:val="21"/>
+                <w:szCs w:val="21"/>
+              </w:rPr>
+              <w:t xml:space="preserve">En la versión 1 solo se generan objetos en la arquitectura A; un cliente con arquitectura B se identifica pero no se configura ni se genera.</w:t>
+            </w:r>
+          </w:p>
+        </w:tc>
+        <w:tc>
+          <w:tcPr>
+            <w:tcW w:w="1500" w:type="dxa"/>
+            <w:tcMar>
+              <w:top w:w="80" w:type="dxa"/>
+              <w:left w:w="120" w:type="dxa"/>
+              <w:bottom w:w="80" w:type="dxa"/>
+              <w:right w:w="120" w:type="dxa"/>
+            </w:tcMar>
+            <w:vAlign w:val="center"/>
+          </w:tcPr>
+          <w:p>
+            <w:pPr>
+              <w:spacing w:after="0"/>
+              <w:jc w:val="both"/>
+            </w:pPr>
+            <w:r>
+              <w:rPr>
+                <w:rFonts w:ascii="Ubuntu" w:hAnsi="Ubuntu" w:cs="Ubuntu"/>
+                <w:sz w:val="21"/>
+                <w:szCs w:val="21"/>
+              </w:rPr>
+              <w:t xml:space="preserve">RF-04</w:t>
+            </w:r>
+          </w:p>
+        </w:tc>
+        <w:tc>
+          <w:tcPr>
+            <w:tcW w:w="1600" w:type="dxa"/>
+            <w:tcMar>
+              <w:top w:w="80" w:type="dxa"/>
+              <w:left w:w="120" w:type="dxa"/>
+              <w:bottom w:w="80" w:type="dxa"/>
+              <w:right w:w="120" w:type="dxa"/>
+            </w:tcMar>
+            <w:vAlign w:val="center"/>
+          </w:tcPr>
+          <w:p>
+            <w:pPr>
+              <w:spacing w:after="0"/>
+              <w:jc w:val="both"/>
+            </w:pPr>
+            <w:r>
+              <w:rPr>
+                <w:rFonts w:ascii="Ubuntu" w:hAnsi="Ubuntu" w:cs="Ubuntu"/>
+                <w:sz w:val="21"/>
+                <w:szCs w:val="21"/>
+              </w:rPr>
+              <w:t xml:space="preserve">Decisión CM 16-Oct-26 (arquitectura B fuera de la versión 1)</w:t>
             </w:r>
           </w:p>
         </w:tc>
@@ -25544,7 +25835,7 @@
           <w:sz w:val="22"/>
           <w:szCs w:val="22"/>
         </w:rPr>
-        <w:t xml:space="preserve">Las reglas de consolidación de la sección 5.9 se generan con las funciones estándar de BPC (modelo de propiedad, reglas de negocio, asientos, bloqueo y flujo de proceso); su disponibilidad en la arquitectura B se confirma en la pregunta abierta 17.</w:t>
+        <w:t xml:space="preserve">Las reglas de consolidación de la sección 5.9 se generan con las funciones estándar de BPC (modelo de propiedad, reglas de negocio, asientos, bloqueo y flujo de proceso); la arquitectura B, donde su disponibilidad está por confirmar (pregunta abierta 17), queda fuera de la versión 1.</w:t>
       </w:r>
     </w:p>
     <w:p>
@@ -26131,112 +26422,6 @@
                 <w:szCs w:val="21"/>
               </w:rPr>
               <w:t xml:space="preserve">Bloquea la prueba técnica del mecanismo de inyección.</w:t>
-            </w:r>
-          </w:p>
-        </w:tc>
-      </w:tr>
-      <w:tr>
-        <w:tc>
-          <w:tcPr>
-            <w:tcW w:w="3000" w:type="dxa"/>
-            <w:tcMar>
-              <w:top w:w="80" w:type="dxa"/>
-              <w:left w:w="120" w:type="dxa"/>
-              <w:bottom w:w="80" w:type="dxa"/>
-              <w:right w:w="120" w:type="dxa"/>
-            </w:tcMar>
-            <w:vAlign w:val="center"/>
-          </w:tcPr>
-          <w:p>
-            <w:pPr>
-              <w:spacing w:after="0"/>
-              <w:jc w:val="both"/>
-            </w:pPr>
-            <w:r>
-              <w:rPr>
-                <w:rFonts w:ascii="Ubuntu" w:hAnsi="Ubuntu" w:cs="Ubuntu"/>
-                <w:sz w:val="21"/>
-                <w:szCs w:val="21"/>
-              </w:rPr>
-              <w:t xml:space="preserve">Ambiente de arquitectura B para pruebas</w:t>
-            </w:r>
-          </w:p>
-        </w:tc>
-        <w:tc>
-          <w:tcPr>
-            <w:tcW w:w="1800" w:type="dxa"/>
-            <w:tcMar>
-              <w:top w:w="80" w:type="dxa"/>
-              <w:left w:w="120" w:type="dxa"/>
-              <w:bottom w:w="80" w:type="dxa"/>
-              <w:right w:w="120" w:type="dxa"/>
-            </w:tcMar>
-            <w:vAlign w:val="center"/>
-          </w:tcPr>
-          <w:p>
-            <w:pPr>
-              <w:spacing w:after="0"/>
-              <w:jc w:val="both"/>
-            </w:pPr>
-            <w:r>
-              <w:rPr>
-                <w:rFonts w:ascii="Ubuntu" w:hAnsi="Ubuntu" w:cs="Ubuntu"/>
-                <w:sz w:val="21"/>
-                <w:szCs w:val="21"/>
-              </w:rPr>
-              <w:t xml:space="preserve">CM Consulting – Dirección</w:t>
-            </w:r>
-          </w:p>
-        </w:tc>
-        <w:tc>
-          <w:tcPr>
-            <w:tcW w:w="1400" w:type="dxa"/>
-            <w:tcMar>
-              <w:top w:w="80" w:type="dxa"/>
-              <w:left w:w="120" w:type="dxa"/>
-              <w:bottom w:w="80" w:type="dxa"/>
-              <w:right w:w="120" w:type="dxa"/>
-            </w:tcMar>
-            <w:vAlign w:val="center"/>
-          </w:tcPr>
-          <w:p>
-            <w:pPr>
-              <w:spacing w:after="0"/>
-              <w:jc w:val="both"/>
-            </w:pPr>
-            <w:r>
-              <w:rPr>
-                <w:rFonts w:ascii="Ubuntu" w:hAnsi="Ubuntu" w:cs="Ubuntu"/>
-                <w:sz w:val="21"/>
-                <w:szCs w:val="21"/>
-              </w:rPr>
-              <w:t xml:space="preserve">Por definir</w:t>
-            </w:r>
-          </w:p>
-        </w:tc>
-        <w:tc>
-          <w:tcPr>
-            <w:tcW w:w="2638" w:type="dxa"/>
-            <w:tcMar>
-              <w:top w:w="80" w:type="dxa"/>
-              <w:left w:w="120" w:type="dxa"/>
-              <w:bottom w:w="80" w:type="dxa"/>
-              <w:right w:w="120" w:type="dxa"/>
-            </w:tcMar>
-            <w:vAlign w:val="center"/>
-          </w:tcPr>
-          <w:p>
-            <w:pPr>
-              <w:spacing w:after="0"/>
-              <w:jc w:val="both"/>
-            </w:pPr>
-            <w:r>
-              <w:rPr>
-                <w:rFonts w:ascii="Ubuntu" w:hAnsi="Ubuntu" w:cs="Ubuntu"/>
-                <w:sz w:val="21"/>
-                <w:szCs w:val="21"/>
-              </w:rPr>
-              <w:t xml:space="preserve">Bloquea RNF-Comp-01 para la segunda arquitectura.</w:t>
             </w:r>
           </w:p>
         </w:tc>
@@ -28181,7 +28366,7 @@
                 <w:sz w:val="21"/>
                 <w:szCs w:val="21"/>
               </w:rPr>
-              <w:t xml:space="preserve">¿EPM add-in sirve como herramienta de reportes con BPC modelo embebido (arquitectura B), donde SAP orienta hacia Analysis for Office?</w:t>
+              <w:t xml:space="preserve">Para una versión posterior (B fuera de la versión 1): ¿EPM add-in sirve como herramienta de reportes con BPC modelo embebido (arquitectura B), donde SAP orienta hacia Analysis for Office?</w:t>
             </w:r>
           </w:p>
         </w:tc>
@@ -28709,7 +28894,7 @@
                 <w:sz w:val="21"/>
                 <w:szCs w:val="21"/>
               </w:rPr>
-              <w:t xml:space="preserve">¿Los asientos de ajuste (RF-35), el bloqueo por sociedad (RF-37) y el flujo de cierre (RF-38) están disponibles en BPC modelo embebido (arquitectura B) en las versiones de la matriz de soporte?</w:t>
+              <w:t xml:space="preserve">Para una versión posterior (B fuera de la versión 1): ¿los asientos de ajuste (RF-35), el bloqueo por sociedad (RF-37) y el flujo de cierre (RF-38) están disponibles en BPC modelo embebido (arquitectura B)?</w:t>
             </w:r>
           </w:p>
         </w:tc>
